--- a/instructor/readiness-checklist.docx
+++ b/instructor/readiness-checklist.docx
@@ -10,7 +10,7 @@
           <w:sz w:val="21"/>
           <w:szCs w:val="24"/>
         </w:rPr>
-        <w:id w:val="-1922480845"/>
+        <w:id w:val="287254605"/>
         <w:docPartObj>
           <w:docPartGallery w:val="Table of Contents"/>
           <w:docPartUnique/>
@@ -51,7 +51,7 @@
           <w:r>
             <w:fldChar w:fldCharType="separate"/>
           </w:r>
-          <w:hyperlink w:anchor="_Toc241869800" w:history="1">
+          <w:hyperlink w:anchor="_Toc241956455" w:history="1">
             <w:r>
               <w:rPr>
                 <w:rStyle w:val="Hyperlink"/>
@@ -78,7 +78,7 @@
                 <w:noProof/>
                 <w:webHidden/>
               </w:rPr>
-              <w:instrText xml:space="preserve"> PAGEREF _Toc241869800 \h </w:instrText>
+              <w:instrText xml:space="preserve"> PAGEREF _Toc241956455 \h </w:instrText>
             </w:r>
             <w:r>
               <w:rPr>
@@ -125,7 +125,7 @@
               <w14:ligatures w14:val="standardContextual"/>
             </w:rPr>
           </w:pPr>
-          <w:hyperlink w:anchor="_Toc241869801" w:history="1">
+          <w:hyperlink w:anchor="_Toc241956456" w:history="1">
             <w:r>
               <w:rPr>
                 <w:rStyle w:val="Hyperlink"/>
@@ -152,7 +152,7 @@
                 <w:noProof/>
                 <w:webHidden/>
               </w:rPr>
-              <w:instrText xml:space="preserve"> PAGEREF _Toc241869801 \h </w:instrText>
+              <w:instrText xml:space="preserve"> PAGEREF _Toc241956456 \h </w:instrText>
             </w:r>
             <w:r>
               <w:rPr>
@@ -199,7 +199,7 @@
               <w14:ligatures w14:val="standardContextual"/>
             </w:rPr>
           </w:pPr>
-          <w:hyperlink w:anchor="_Toc241869802" w:history="1">
+          <w:hyperlink w:anchor="_Toc241956457" w:history="1">
             <w:r>
               <w:rPr>
                 <w:rStyle w:val="Hyperlink"/>
@@ -226,7 +226,7 @@
                 <w:noProof/>
                 <w:webHidden/>
               </w:rPr>
-              <w:instrText xml:space="preserve"> PAGEREF _Toc241869802 \h </w:instrText>
+              <w:instrText xml:space="preserve"> PAGEREF _Toc241956457 \h </w:instrText>
             </w:r>
             <w:r>
               <w:rPr>
@@ -273,7 +273,7 @@
               <w14:ligatures w14:val="standardContextual"/>
             </w:rPr>
           </w:pPr>
-          <w:hyperlink w:anchor="_Toc241869803" w:history="1">
+          <w:hyperlink w:anchor="_Toc241956458" w:history="1">
             <w:r>
               <w:rPr>
                 <w:rStyle w:val="Hyperlink"/>
@@ -300,7 +300,7 @@
                 <w:noProof/>
                 <w:webHidden/>
               </w:rPr>
-              <w:instrText xml:space="preserve"> PAGEREF _Toc241869803 \h </w:instrText>
+              <w:instrText xml:space="preserve"> PAGEREF _Toc241956458 \h </w:instrText>
             </w:r>
             <w:r>
               <w:rPr>
@@ -347,7 +347,7 @@
               <w14:ligatures w14:val="standardContextual"/>
             </w:rPr>
           </w:pPr>
-          <w:hyperlink w:anchor="_Toc241869804" w:history="1">
+          <w:hyperlink w:anchor="_Toc241956459" w:history="1">
             <w:r>
               <w:rPr>
                 <w:rStyle w:val="Hyperlink"/>
@@ -374,7 +374,7 @@
                 <w:noProof/>
                 <w:webHidden/>
               </w:rPr>
-              <w:instrText xml:space="preserve"> PAGEREF _Toc241869804 \h </w:instrText>
+              <w:instrText xml:space="preserve"> PAGEREF _Toc241956459 \h </w:instrText>
             </w:r>
             <w:r>
               <w:rPr>
@@ -421,7 +421,7 @@
               <w14:ligatures w14:val="standardContextual"/>
             </w:rPr>
           </w:pPr>
-          <w:hyperlink w:anchor="_Toc241869805" w:history="1">
+          <w:hyperlink w:anchor="_Toc241956460" w:history="1">
             <w:r>
               <w:rPr>
                 <w:rStyle w:val="Hyperlink"/>
@@ -448,7 +448,7 @@
                 <w:noProof/>
                 <w:webHidden/>
               </w:rPr>
-              <w:instrText xml:space="preserve"> PAGEREF _Toc241869805 \h </w:instrText>
+              <w:instrText xml:space="preserve"> PAGEREF _Toc241956460 \h </w:instrText>
             </w:r>
             <w:r>
               <w:rPr>
@@ -495,13 +495,13 @@
               <w14:ligatures w14:val="standardContextual"/>
             </w:rPr>
           </w:pPr>
-          <w:hyperlink w:anchor="_Toc241869806" w:history="1">
+          <w:hyperlink w:anchor="_Toc241956461" w:history="1">
             <w:r>
               <w:rPr>
                 <w:rStyle w:val="Hyperlink"/>
                 <w:noProof/>
               </w:rPr>
-              <w:t>Shared-tenant etiquette</w:t>
+              <w:t>Data and shared-tenant etiquette</w:t>
             </w:r>
             <w:r>
               <w:rPr>
@@ -522,7 +522,7 @@
                 <w:noProof/>
                 <w:webHidden/>
               </w:rPr>
-              <w:instrText xml:space="preserve"> PAGEREF _Toc241869806 \h </w:instrText>
+              <w:instrText xml:space="preserve"> PAGEREF _Toc241956461 \h </w:instrText>
             </w:r>
             <w:r>
               <w:rPr>
@@ -542,7 +542,7 @@
                 <w:noProof/>
                 <w:webHidden/>
               </w:rPr>
-              <w:t>3</w:t>
+              <w:t>4</w:t>
             </w:r>
             <w:r>
               <w:rPr>
@@ -569,7 +569,7 @@
               <w14:ligatures w14:val="standardContextual"/>
             </w:rPr>
           </w:pPr>
-          <w:hyperlink w:anchor="_Toc241869807" w:history="1">
+          <w:hyperlink w:anchor="_Toc241956462" w:history="1">
             <w:r>
               <w:rPr>
                 <w:rStyle w:val="Hyperlink"/>
@@ -596,7 +596,7 @@
                 <w:noProof/>
                 <w:webHidden/>
               </w:rPr>
-              <w:instrText xml:space="preserve"> PAGEREF _Toc241869807 \h </w:instrText>
+              <w:instrText xml:space="preserve"> PAGEREF _Toc241956462 \h </w:instrText>
             </w:r>
             <w:r>
               <w:rPr>
@@ -643,7 +643,7 @@
               <w14:ligatures w14:val="standardContextual"/>
             </w:rPr>
           </w:pPr>
-          <w:hyperlink w:anchor="_Toc241869808" w:history="1">
+          <w:hyperlink w:anchor="_Toc241956463" w:history="1">
             <w:r>
               <w:rPr>
                 <w:rStyle w:val="Hyperlink"/>
@@ -670,7 +670,7 @@
                 <w:noProof/>
                 <w:webHidden/>
               </w:rPr>
-              <w:instrText xml:space="preserve"> PAGEREF _Toc241869808 \h </w:instrText>
+              <w:instrText xml:space="preserve"> PAGEREF _Toc241956463 \h </w:instrText>
             </w:r>
             <w:r>
               <w:rPr>
@@ -713,7 +713,7 @@
         <w:pStyle w:val="Heading1"/>
       </w:pPr>
       <w:bookmarkStart w:id="0" w:name="pre-workshop-readiness-checklist"/>
-      <w:bookmarkStart w:id="1" w:name="_Toc241869800"/>
+      <w:bookmarkStart w:id="1" w:name="_Toc241956455"/>
       <w:r>
         <w:t>Pre-Workshop Readiness Checklist</w:t>
       </w:r>
@@ -737,30 +737,40 @@
           <w:b/>
           <w:bCs/>
         </w:rPr>
-        <w:t>the ~25 attendees share one common tenant</w:t>
-      </w:r>
-      <w:r>
-        <w:t xml:space="preserve">, each signing in with </w:t>
-      </w:r>
-      <w:r>
-        <w:rPr>
-          <w:b/>
-          <w:bCs/>
-        </w:rPr>
-        <w:t>their own user account</w:t>
-      </w:r>
-      <w:r>
-        <w:t xml:space="preserve">, while the </w:t>
-      </w:r>
-      <w:r>
-        <w:rPr>
-          <w:b/>
-          <w:bCs/>
-        </w:rPr>
-        <w:t>facilitator demos from their own separate tenant</w:t>
-      </w:r>
-      <w:r>
-        <w:t xml:space="preserve">. That makes readiness mostly the </w:t>
+        <w:t>the ~25 attendees sign in with their own work accounts</w:t>
+      </w:r>
+      <w:r>
+        <w:t xml:space="preserve"> in their organization's Microsoft 365 tenant, while the </w:t>
+      </w:r>
+      <w:r>
+        <w:rPr>
+          <w:b/>
+          <w:bCs/>
+        </w:rPr>
+        <w:t>facilitator demos from a separate demo tenant</w:t>
+      </w:r>
+      <w:r>
+        <w:t xml:space="preserve">. Attendees run Exercise 1 on </w:t>
+      </w:r>
+      <w:r>
+        <w:rPr>
+          <w:b/>
+          <w:bCs/>
+        </w:rPr>
+        <w:t>their own mail, calendar, and Teams</w:t>
+      </w:r>
+      <w:r>
+        <w:t xml:space="preserve"> and use the </w:t>
+      </w:r>
+      <w:r>
+        <w:rPr>
+          <w:b/>
+          <w:bCs/>
+        </w:rPr>
+        <w:t>Zava sample files</w:t>
+      </w:r>
+      <w:r>
+        <w:t xml:space="preserve"> for everything else, so there are no attendee accounts to provision or data to seed. Readiness is mostly the </w:t>
       </w:r>
       <w:r>
         <w:rPr>
@@ -770,7 +780,20 @@
         <w:t>host's</w:t>
       </w:r>
       <w:r>
-        <w:t xml:space="preserve"> job — provision the attendee accounts and stage the data ahead of time, and the day runs smoothly.</w:t>
+        <w:t xml:space="preserve"> </w:t>
+      </w:r>
+      <w:r>
+        <w:t xml:space="preserve">job (licenses, Cowork access, browser settings, the sample files) plus the </w:t>
+      </w:r>
+      <w:r>
+        <w:rPr>
+          <w:b/>
+          <w:bCs/>
+        </w:rPr>
+        <w:t>facilitator's</w:t>
+      </w:r>
+      <w:r>
+        <w:t xml:space="preserve"> demo account.</w:t>
       </w:r>
     </w:p>
     <w:p>
@@ -778,7 +801,7 @@
         <w:pStyle w:val="Heading2"/>
       </w:pPr>
       <w:bookmarkStart w:id="2" w:name="preparation-timeline"/>
-      <w:bookmarkStart w:id="3" w:name="_Toc241869801"/>
+      <w:bookmarkStart w:id="3" w:name="_Toc241956456"/>
       <w:r>
         <w:t>Preparation timeline</w:t>
       </w:r>
@@ -805,9 +828,9 @@
         <w:tblLook w:val="0020" w:firstRow="1" w:lastRow="0" w:firstColumn="0" w:lastColumn="0" w:noHBand="0" w:noVBand="0"/>
       </w:tblPr>
       <w:tblGrid>
-        <w:gridCol w:w="984"/>
-        <w:gridCol w:w="1216"/>
-        <w:gridCol w:w="7772"/>
+        <w:gridCol w:w="989"/>
+        <w:gridCol w:w="1305"/>
+        <w:gridCol w:w="7678"/>
       </w:tblGrid>
       <w:tr>
         <w:trPr>
@@ -936,13 +959,7 @@
               <w:rPr>
                 <w:sz w:val="19"/>
               </w:rPr>
-              <w:t xml:space="preserve"> </w:t>
-            </w:r>
-            <w:r>
-              <w:rPr>
-                <w:sz w:val="19"/>
-              </w:rPr>
-              <w:t xml:space="preserve">for the attendee tenant, create a </w:t>
+              <w:t xml:space="preserve"> for the attendee tenant, create a </w:t>
             </w:r>
             <w:r>
               <w:rPr>
@@ -1022,7 +1039,7 @@
               <w:rPr>
                 <w:sz w:val="19"/>
               </w:rPr>
-              <w:t>Host / admin</w:t>
+              <w:t>Host / admin + facilitator</w:t>
             </w:r>
           </w:p>
         </w:tc>
@@ -1039,7 +1056,7 @@
               <w:rPr>
                 <w:sz w:val="19"/>
               </w:rPr>
-              <w:t xml:space="preserve">Provision </w:t>
+              <w:t xml:space="preserve">Collect the </w:t>
             </w:r>
             <w:r>
               <w:rPr>
@@ -1047,13 +1064,13 @@
                 <w:bCs/>
                 <w:sz w:val="19"/>
               </w:rPr>
-              <w:t>~25 accounts + 2–3 spares</w:t>
-            </w:r>
-            <w:r>
-              <w:rPr>
-                <w:sz w:val="19"/>
-              </w:rPr>
-              <w:t xml:space="preserve">, assign managers, create the 2–3 </w:t>
+              <w:t>attendee list</w:t>
+            </w:r>
+            <w:r>
+              <w:rPr>
+                <w:sz w:val="19"/>
+              </w:rPr>
+              <w:t xml:space="preserve"> and add everyone (plus </w:t>
             </w:r>
             <w:r>
               <w:rPr>
@@ -1061,13 +1078,41 @@
                 <w:bCs/>
                 <w:sz w:val="19"/>
               </w:rPr>
-              <w:t>seed sender</w:t>
-            </w:r>
-            <w:r>
-              <w:rPr>
-                <w:sz w:val="19"/>
-              </w:rPr>
-              <w:t xml:space="preserve"> accounts (</w:t>
+              <w:t>1–2 licensed spare accounts</w:t>
+            </w:r>
+            <w:r>
+              <w:rPr>
+                <w:sz w:val="19"/>
+              </w:rPr>
+              <w:t xml:space="preserve">) to the workshop security group. In the </w:t>
+            </w:r>
+            <w:r>
+              <w:rPr>
+                <w:b/>
+                <w:bCs/>
+                <w:sz w:val="19"/>
+              </w:rPr>
+              <w:t>facilitator's demo tenant</w:t>
+            </w:r>
+            <w:r>
+              <w:rPr>
+                <w:sz w:val="19"/>
+              </w:rPr>
+              <w:t xml:space="preserve">, allow </w:t>
+            </w:r>
+            <w:r>
+              <w:rPr>
+                <w:b/>
+                <w:bCs/>
+                <w:sz w:val="19"/>
+              </w:rPr>
+              <w:t>Work IQ MCP write operations</w:t>
+            </w:r>
+            <w:r>
+              <w:rPr>
+                <w:sz w:val="19"/>
+              </w:rPr>
+              <w:t xml:space="preserve"> and set up the seed sender accounts (</w:t>
             </w:r>
             <w:hyperlink r:id="rId7">
               <w:r>
@@ -1081,7 +1126,7 @@
               <w:rPr>
                 <w:sz w:val="19"/>
               </w:rPr>
-              <w:t>). Confirm the facilitator's own tenant is Cowork-ready.</w:t>
+              <w:t>). Confirm the demo tenant is Cowork-ready.</w:t>
             </w:r>
           </w:p>
         </w:tc>
@@ -1144,7 +1189,7 @@
               <w:rPr>
                 <w:sz w:val="19"/>
               </w:rPr>
-              <w:t xml:space="preserve"> of all 8 exercises on a test attendee account, checking against the </w:t>
+              <w:t xml:space="preserve"> of all 8 exercises with a licensed account in the attendees' tenant (a spare is fine), checking against the </w:t>
             </w:r>
             <w:hyperlink r:id="rId8">
               <w:r>
@@ -1205,7 +1250,7 @@
                 <w:bCs/>
                 <w:sz w:val="19"/>
               </w:rPr>
-              <w:t>T − 1 day</w:t>
+              <w:t>T − 1 to 2 days</w:t>
             </w:r>
           </w:p>
         </w:tc>
@@ -1222,7 +1267,7 @@
               <w:rPr>
                 <w:sz w:val="19"/>
               </w:rPr>
-              <w:t>Host / admin</w:t>
+              <w:t>Facilitator</w:t>
             </w:r>
           </w:p>
         </w:tc>
@@ -1253,13 +1298,7 @@
               <w:rPr>
                 <w:sz w:val="19"/>
               </w:rPr>
-              <w:t xml:space="preserve"> </w:t>
-            </w:r>
-            <w:r>
-              <w:rPr>
-                <w:sz w:val="19"/>
-              </w:rPr>
-              <w:t xml:space="preserve">into every account (1–2 days ahead, so the Exercise 1 command center sees them as this week). Sign in to 3 random accounts in </w:t>
+              <w:t xml:space="preserve"> into </w:t>
             </w:r>
             <w:r>
               <w:rPr>
@@ -1267,41 +1306,27 @@
                 <w:bCs/>
                 <w:sz w:val="19"/>
               </w:rPr>
-              <w:t>Edge</w:t>
-            </w:r>
-            <w:r>
-              <w:rPr>
-                <w:sz w:val="19"/>
-              </w:rPr>
-              <w:t xml:space="preserve"> and run the smoke test </w:t>
-            </w:r>
-            <w:r>
-              <w:rPr>
-                <w:b/>
-                <w:bCs/>
-                <w:sz w:val="19"/>
-              </w:rPr>
-              <w:t>and</w:t>
-            </w:r>
-            <w:r>
-              <w:rPr>
-                <w:sz w:val="19"/>
-              </w:rPr>
-              <w:t xml:space="preserve"> the Exercise 3 browser prompt (accept the consent notice). Print credential handouts and the </w:t>
+              <w:t>your demo account only</w:t>
+            </w:r>
+            <w:r>
+              <w:rPr>
+                <w:sz w:val="19"/>
+              </w:rPr>
+              <w:t xml:space="preserve"> with VS Code and the Work IQ MCP server (</w:t>
             </w:r>
             <w:hyperlink r:id="rId10">
               <w:r>
                 <w:rPr>
                   <w:rStyle w:val="Hyperlink"/>
                 </w:rPr>
-                <w:t>quick-reference card</w:t>
+                <w:t>seed-content.docx</w:t>
               </w:r>
             </w:hyperlink>
             <w:r>
               <w:rPr>
                 <w:sz w:val="19"/>
               </w:rPr>
-              <w:t>.</w:t>
+              <w:t>), so your live Exercise 1 demo has a rich command center. Attendees need no seed.</w:t>
             </w:r>
           </w:p>
         </w:tc>
@@ -1322,7 +1347,7 @@
                 <w:bCs/>
                 <w:sz w:val="19"/>
               </w:rPr>
-              <w:t>Day of, T − 45 min</w:t>
+              <w:t>T − 1 day</w:t>
             </w:r>
           </w:p>
         </w:tc>
@@ -1339,7 +1364,7 @@
               <w:rPr>
                 <w:sz w:val="19"/>
               </w:rPr>
-              <w:t>Facilitator + proctors</w:t>
+              <w:t>Host / admin</w:t>
             </w:r>
           </w:p>
         </w:tc>
@@ -1356,14 +1381,42 @@
               <w:rPr>
                 <w:sz w:val="19"/>
               </w:rPr>
-              <w:t xml:space="preserve">Test the projector, Wi-Fi, and demo tenant. Open the deck, the answer key, and a ready Cowork session. Brief proctors on the </w:t>
+              <w:t xml:space="preserve">With a spare or test account in the attendees' tenant, run the smoke test </w:t>
+            </w:r>
+            <w:r>
+              <w:rPr>
+                <w:b/>
+                <w:bCs/>
+                <w:sz w:val="19"/>
+              </w:rPr>
+              <w:t>and</w:t>
+            </w:r>
+            <w:r>
+              <w:rPr>
+                <w:sz w:val="19"/>
+              </w:rPr>
+              <w:t xml:space="preserve"> the Exercise 3 browser prompt in an </w:t>
+            </w:r>
+            <w:r>
+              <w:rPr>
+                <w:b/>
+                <w:bCs/>
+                <w:sz w:val="19"/>
+              </w:rPr>
+              <w:t>Edge</w:t>
+            </w:r>
+            <w:r>
+              <w:rPr>
+                <w:sz w:val="19"/>
+              </w:rPr>
+              <w:t xml:space="preserve"> profile (accept the consent notice). Print the </w:t>
             </w:r>
             <w:hyperlink r:id="rId11">
               <w:r>
                 <w:rPr>
                   <w:rStyle w:val="Hyperlink"/>
                 </w:rPr>
-                <w:t>troubleshooting triage</w:t>
+                <w:t>quick-reference card</w:t>
               </w:r>
             </w:hyperlink>
             <w:r>
@@ -1391,7 +1444,8 @@
                 <w:bCs/>
                 <w:sz w:val="19"/>
               </w:rPr>
-              <w:t>Day after</w:t>
+              <w:lastRenderedPageBreak/>
+              <w:t>Day of, T − 45 min</w:t>
             </w:r>
           </w:p>
         </w:tc>
@@ -1408,7 +1462,7 @@
               <w:rPr>
                 <w:sz w:val="19"/>
               </w:rPr>
-              <w:t>Host</w:t>
+              <w:t>Facilitator + proctors</w:t>
             </w:r>
           </w:p>
         </w:tc>
@@ -1423,10 +1477,79 @@
             </w:pPr>
             <w:r>
               <w:rPr>
+                <w:sz w:val="19"/>
+              </w:rPr>
+              <w:t xml:space="preserve">Test the projector, Wi-Fi, and demo tenant. Open the deck, the answer key, and a ready Cowork session. Brief proctors on the </w:t>
+            </w:r>
+            <w:hyperlink r:id="rId12">
+              <w:r>
+                <w:rPr>
+                  <w:rStyle w:val="Hyperlink"/>
+                </w:rPr>
+                <w:t>troubleshooting triage</w:t>
+              </w:r>
+            </w:hyperlink>
+            <w:r>
+              <w:rPr>
+                <w:sz w:val="19"/>
+              </w:rPr>
+              <w:t>.</w:t>
+            </w:r>
+          </w:p>
+        </w:tc>
+      </w:tr>
+      <w:tr>
+        <w:tc>
+          <w:tcPr>
+            <w:tcW w:w="0" w:type="auto"/>
+          </w:tcPr>
+          <w:p>
+            <w:pPr>
+              <w:pStyle w:val="Compact"/>
+              <w:spacing w:before="20" w:after="20"/>
+            </w:pPr>
+            <w:r>
+              <w:rPr>
                 <w:b/>
                 <w:bCs/>
                 <w:sz w:val="19"/>
               </w:rPr>
+              <w:t>Day after</w:t>
+            </w:r>
+          </w:p>
+        </w:tc>
+        <w:tc>
+          <w:tcPr>
+            <w:tcW w:w="0" w:type="auto"/>
+          </w:tcPr>
+          <w:p>
+            <w:pPr>
+              <w:pStyle w:val="Compact"/>
+              <w:spacing w:before="20" w:after="20"/>
+            </w:pPr>
+            <w:r>
+              <w:rPr>
+                <w:sz w:val="19"/>
+              </w:rPr>
+              <w:t>Host</w:t>
+            </w:r>
+          </w:p>
+        </w:tc>
+        <w:tc>
+          <w:tcPr>
+            <w:tcW w:w="0" w:type="auto"/>
+          </w:tcPr>
+          <w:p>
+            <w:pPr>
+              <w:pStyle w:val="Compact"/>
+              <w:spacing w:before="20" w:after="20"/>
+            </w:pPr>
+            <w:r>
+              <w:rPr>
+                <w:b/>
+                <w:bCs/>
+                <w:sz w:val="19"/>
+              </w:rPr>
               <w:t>Pause or delete</w:t>
             </w:r>
             <w:r>
@@ -1435,7 +1558,7 @@
               </w:rPr>
               <w:t xml:space="preserve"> Exercise 1 and 7 schedules (or have attendees do it), send the </w:t>
             </w:r>
-            <w:hyperlink r:id="rId12">
+            <w:hyperlink r:id="rId13">
               <w:r>
                 <w:rPr>
                   <w:rStyle w:val="Hyperlink"/>
@@ -1458,10 +1581,9 @@
         <w:pStyle w:val="Heading2"/>
       </w:pPr>
       <w:bookmarkStart w:id="4" w:name="cost-planning"/>
-      <w:bookmarkStart w:id="5" w:name="_Toc241869802"/>
+      <w:bookmarkStart w:id="5" w:name="_Toc241956457"/>
       <w:bookmarkEnd w:id="2"/>
       <w:r>
-        <w:lastRenderedPageBreak/>
         <w:t>Cost planning</w:t>
       </w:r>
       <w:bookmarkEnd w:id="5"/>
@@ -1502,7 +1624,7 @@
       <w:r>
         <w:t xml:space="preserve"> </w:t>
       </w:r>
-      <w:hyperlink r:id="rId13">
+      <w:hyperlink r:id="rId14">
         <w:r>
           <w:rPr>
             <w:rStyle w:val="Hyperlink"/>
@@ -1529,7 +1651,7 @@
       <w:r>
         <w:t xml:space="preserve"> the </w:t>
       </w:r>
-      <w:hyperlink r:id="rId14">
+      <w:hyperlink r:id="rId15">
         <w:r>
           <w:rPr>
             <w:rStyle w:val="Hyperlink"/>
@@ -1540,7 +1662,7 @@
       <w:r>
         <w:t xml:space="preserve"> and the Copilot Credit Planning Model (</w:t>
       </w:r>
-      <w:hyperlink r:id="rId15">
+      <w:hyperlink r:id="rId16">
         <w:r>
           <w:rPr>
             <w:rStyle w:val="Hyperlink"/>
@@ -1549,7 +1671,10 @@
         </w:r>
       </w:hyperlink>
       <w:r>
-        <w:t>). Estimate for ~25 users × 8 exercises, plus spares, the facilitator's dry run, and the Exercise 1 and 7 schedules that keep running until paused.</w:t>
+        <w:t xml:space="preserve">). </w:t>
+      </w:r>
+      <w:r>
+        <w:t>Estimate for ~25 users × 8 exercises, plus spares, the facilitator's dry run, and the Exercise 1 and 7 schedules that keep running until paused.</w:t>
       </w:r>
     </w:p>
     <w:p>
@@ -1597,7 +1722,10 @@
         <w:t>After the event:</w:t>
       </w:r>
       <w:r>
-        <w:t xml:space="preserve"> remove the workshop group from the spending policy (or delete the policy) if the accounts shouldn't keep Cowork access.</w:t>
+        <w:t xml:space="preserve"> </w:t>
+      </w:r>
+      <w:r>
+        <w:t>remove the workshop group from the spending policy (or delete the policy) if the accounts shouldn't keep Cowork access.</w:t>
       </w:r>
     </w:p>
     <w:p>
@@ -1634,7 +1762,7 @@
         <w:pStyle w:val="Heading2"/>
       </w:pPr>
       <w:bookmarkStart w:id="6" w:name="X26afd18925ecd972192f69d7821188544492b05"/>
-      <w:bookmarkStart w:id="7" w:name="_Toc241869803"/>
+      <w:bookmarkStart w:id="7" w:name="_Toc241956458"/>
       <w:bookmarkEnd w:id="4"/>
       <w:r>
         <w:t>Plan B — if Cowork is down for the whole room</w:t>
@@ -1678,7 +1806,7 @@
       <w:r>
         <w:t xml:space="preserve">, projected. Run each exercise live while the room follows the workbook, and use the </w:t>
       </w:r>
-      <w:hyperlink r:id="rId16">
+      <w:hyperlink r:id="rId17">
         <w:r>
           <w:rPr>
             <w:rStyle w:val="Hyperlink"/>
@@ -1725,12 +1853,9 @@
         <w:t>Turn practice into judgment:</w:t>
       </w:r>
       <w:r>
-        <w:t xml:space="preserve"> </w:t>
-      </w:r>
-      <w:r>
-        <w:t xml:space="preserve">have attendees critique the demo outputs with the answer key and the </w:t>
-      </w:r>
-      <w:hyperlink r:id="rId17">
+        <w:t xml:space="preserve"> have attendees critique the demo outputs with the answer key and the </w:t>
+      </w:r>
+      <w:hyperlink r:id="rId18">
         <w:r>
           <w:rPr>
             <w:rStyle w:val="Hyperlink"/>
@@ -1758,7 +1883,10 @@
         <w:t>Reschedule a 90-minute hands-on follow-up</w:t>
       </w:r>
       <w:r>
-        <w:t xml:space="preserve"> for Exercises 1, 3, 4, and 7, with the same accounts and seed data.</w:t>
+        <w:t xml:space="preserve"> for Exercises 1, 3, 4, and 7, with the same </w:t>
+      </w:r>
+      <w:r>
+        <w:t>accounts and sample files.</w:t>
       </w:r>
     </w:p>
     <w:p>
@@ -1766,7 +1894,7 @@
         <w:pStyle w:val="Heading2"/>
       </w:pPr>
       <w:bookmarkStart w:id="8" w:name="Xb75ebb7955b3d09d1e310be1bac89915d98d77c"/>
-      <w:bookmarkStart w:id="9" w:name="_Toc241869804"/>
+      <w:bookmarkStart w:id="9" w:name="_Toc241956459"/>
       <w:bookmarkEnd w:id="6"/>
       <w:r>
         <w:t>For the host / tenant admin (do this before the workshop)</w:t>
@@ -1782,37 +1910,37 @@
         </w:numPr>
       </w:pPr>
       <w:r>
-        <w:t xml:space="preserve">Provision </w:t>
-      </w:r>
-      <w:r>
-        <w:rPr>
-          <w:b/>
-          <w:bCs/>
-        </w:rPr>
-        <w:t>~25 user accounts</w:t>
-      </w:r>
-      <w:r>
-        <w:t xml:space="preserve"> in the </w:t>
-      </w:r>
-      <w:r>
-        <w:rPr>
-          <w:b/>
-          <w:bCs/>
-        </w:rPr>
-        <w:t>shared attendee tenant</w:t>
-      </w:r>
-      <w:r>
-        <w:t xml:space="preserve"> (plus </w:t>
-      </w:r>
-      <w:r>
-        <w:rPr>
-          <w:b/>
-          <w:bCs/>
-        </w:rPr>
-        <w:t>2–3 spares</w:t>
-      </w:r>
-      <w:r>
-        <w:t>).</w:t>
+        <w:t xml:space="preserve">Confirm each attendee's </w:t>
+      </w:r>
+      <w:r>
+        <w:rPr>
+          <w:b/>
+          <w:bCs/>
+        </w:rPr>
+        <w:t>own work account</w:t>
+      </w:r>
+      <w:r>
+        <w:t xml:space="preserve"> has a </w:t>
+      </w:r>
+      <w:r>
+        <w:rPr>
+          <w:b/>
+          <w:bCs/>
+        </w:rPr>
+        <w:t>Microsoft 365 Copilot</w:t>
+      </w:r>
+      <w:r>
+        <w:t xml:space="preserve"> license. No workshop accounts are needed; keep </w:t>
+      </w:r>
+      <w:r>
+        <w:rPr>
+          <w:b/>
+          <w:bCs/>
+        </w:rPr>
+        <w:t>1–2 licensed spare accounts</w:t>
+      </w:r>
+      <w:r>
+        <w:t xml:space="preserve"> in case someone's access fails.</w:t>
       </w:r>
     </w:p>
     <w:p>
@@ -1824,17 +1952,27 @@
         </w:numPr>
       </w:pPr>
       <w:r>
-        <w:t xml:space="preserve">Assign a </w:t>
-      </w:r>
-      <w:r>
-        <w:rPr>
-          <w:b/>
-          <w:bCs/>
-        </w:rPr>
-        <w:t>Microsoft 365 Copilot</w:t>
-      </w:r>
-      <w:r>
-        <w:t xml:space="preserve"> license to each account.</w:t>
+        <w:t xml:space="preserve">Put the attendees (and spares) in a </w:t>
+      </w:r>
+      <w:r>
+        <w:rPr>
+          <w:b/>
+          <w:bCs/>
+        </w:rPr>
+        <w:t>security group</w:t>
+      </w:r>
+      <w:r>
+        <w:t xml:space="preserve">, e.g. </w:t>
+      </w:r>
+      <w:r>
+        <w:rPr>
+          <w:i/>
+          <w:iCs/>
+        </w:rPr>
+        <w:t>Cowork Workshop Attendees</w:t>
+      </w:r>
+      <w:r>
+        <w:t>.</w:t>
       </w:r>
     </w:p>
     <w:p>
@@ -1843,38 +1981,6 @@
         <w:numPr>
           <w:ilvl w:val="0"/>
           <w:numId w:val="6"/>
-        </w:numPr>
-      </w:pPr>
-      <w:r>
-        <w:t xml:space="preserve">Put the attendee accounts (and spares) in a </w:t>
-      </w:r>
-      <w:r>
-        <w:rPr>
-          <w:b/>
-          <w:bCs/>
-        </w:rPr>
-        <w:t>security group</w:t>
-      </w:r>
-      <w:r>
-        <w:t xml:space="preserve">, e.g. </w:t>
-      </w:r>
-      <w:r>
-        <w:rPr>
-          <w:i/>
-          <w:iCs/>
-        </w:rPr>
-        <w:t>Zava Workshop Attendees</w:t>
-      </w:r>
-      <w:r>
-        <w:t>.</w:t>
-      </w:r>
-    </w:p>
-    <w:p>
-      <w:pPr>
-        <w:pStyle w:val="Compact"/>
-        <w:numPr>
-          <w:ilvl w:val="0"/>
-          <w:numId w:val="7"/>
         </w:numPr>
       </w:pPr>
       <w:r>
@@ -1934,7 +2040,7 @@
         <w:pStyle w:val="Compact"/>
         <w:numPr>
           <w:ilvl w:val="0"/>
-          <w:numId w:val="8"/>
+          <w:numId w:val="7"/>
         </w:numPr>
       </w:pPr>
       <w:r>
@@ -1985,7 +2091,11 @@
         <w:t>lni.wa.gov</w:t>
       </w:r>
       <w:r>
-        <w:t xml:space="preserve">, and that the Edge policy </w:t>
+        <w:t xml:space="preserve">, and </w:t>
+      </w:r>
+      <w:r>
+        <w:lastRenderedPageBreak/>
+        <w:t xml:space="preserve">that the Edge policy </w:t>
       </w:r>
       <w:r>
         <w:rPr>
@@ -1995,9 +2105,12 @@
         <w:t>CopilotCoworkToolActionsEnabled</w:t>
       </w:r>
       <w:r>
-        <w:t xml:space="preserve"> isn't set to Disabled on managed laptops. Details: </w:t>
-      </w:r>
-      <w:hyperlink r:id="rId18">
+        <w:t xml:space="preserve"> isn't set to </w:t>
+      </w:r>
+      <w:r>
+        <w:t xml:space="preserve">Disabled on managed laptops. Details: </w:t>
+      </w:r>
+      <w:hyperlink r:id="rId19">
         <w:r>
           <w:rPr>
             <w:rStyle w:val="Hyperlink"/>
@@ -2014,7 +2127,7 @@
         <w:pStyle w:val="Compact"/>
         <w:numPr>
           <w:ilvl w:val="0"/>
-          <w:numId w:val="9"/>
+          <w:numId w:val="8"/>
         </w:numPr>
       </w:pPr>
       <w:r>
@@ -2038,10 +2151,7 @@
         <w:t>Edge profile</w:t>
       </w:r>
       <w:r>
-        <w:t xml:space="preserve"> with their workshop account (InPrivate and guest windows can't run browser tasks) and </w:t>
-      </w:r>
-      <w:r>
-        <w:t xml:space="preserve">check that </w:t>
+        <w:t xml:space="preserve"> with their work account (InPrivate and guest windows can't run browser tasks) and check that </w:t>
       </w:r>
       <w:r>
         <w:rPr>
@@ -2069,7 +2179,7 @@
         <w:pStyle w:val="Compact"/>
         <w:numPr>
           <w:ilvl w:val="0"/>
-          <w:numId w:val="10"/>
+          <w:numId w:val="9"/>
         </w:numPr>
       </w:pPr>
       <w:r>
@@ -2083,189 +2193,22 @@
         <w:t>facilitator's own (demo) tenant</w:t>
       </w:r>
       <w:r>
-        <w:t xml:space="preserve"> is Copilot- and Cowork-ready for live demos.</w:t>
-      </w:r>
-    </w:p>
-    <w:p>
-      <w:pPr>
-        <w:pStyle w:val="Compact"/>
-        <w:numPr>
-          <w:ilvl w:val="0"/>
-          <w:numId w:val="11"/>
-        </w:numPr>
-      </w:pPr>
-      <w:r>
-        <w:rPr>
-          <w:i/>
-          <w:iCs/>
-        </w:rPr>
-        <w:lastRenderedPageBreak/>
-        <w:t>(Optional)</w:t>
-      </w:r>
-      <w:r>
-        <w:t xml:space="preserve"> For the </w:t>
-      </w:r>
-      <w:r>
-        <w:rPr>
-          <w:b/>
-          <w:bCs/>
-        </w:rPr>
-        <w:t>HR plugins spotlight</w:t>
-      </w:r>
-      <w:r>
-        <w:t xml:space="preserve">, have a plugin installed in the </w:t>
-      </w:r>
-      <w:r>
-        <w:rPr>
-          <w:b/>
-          <w:bCs/>
-        </w:rPr>
-        <w:t>facilitator's tenant</w:t>
-      </w:r>
-      <w:r>
-        <w:t xml:space="preserve"> (e.g., an approved HR or Microsoft plugin) so you can show </w:t>
-      </w:r>
-      <w:r>
-        <w:rPr>
-          <w:b/>
-          <w:bCs/>
-        </w:rPr>
-        <w:t>Customize → Plugins</w:t>
-      </w:r>
-      <w:r>
-        <w:t xml:space="preserve"> live. Otherwise the deck's screenshot is enough. Don't add plugins to the attendee tenant.</w:t>
-      </w:r>
-    </w:p>
-    <w:p>
-      <w:pPr>
-        <w:pStyle w:val="Compact"/>
-        <w:numPr>
-          <w:ilvl w:val="0"/>
-          <w:numId w:val="12"/>
-        </w:numPr>
-      </w:pPr>
-      <w:r>
-        <w:rPr>
-          <w:b/>
-          <w:bCs/>
-        </w:rPr>
-        <w:t>Stage the sample data:</w:t>
-      </w:r>
-      <w:r>
-        <w:t xml:space="preserve"> upload </w:t>
-      </w:r>
-      <w:r>
-        <w:rPr>
-          <w:b/>
-          <w:bCs/>
-        </w:rPr>
-        <w:t>zava-sample-knowledge.zip</w:t>
+        <w:t xml:space="preserve"> is Copilot- and Cowork-ready for live demos, and that </w:t>
+      </w:r>
+      <w:r>
+        <w:rPr>
+          <w:b/>
+          <w:bCs/>
+        </w:rPr>
+        <w:t>Work IQ MCP write operations</w:t>
       </w:r>
       <w:r>
         <w:t xml:space="preserve"> </w:t>
       </w:r>
       <w:r>
-        <w:t xml:space="preserve">(the six Word and Excel sample files, in an </w:t>
-      </w:r>
-      <w:r>
-        <w:rPr>
-          <w:rStyle w:val="VerbatimChar"/>
-        </w:rPr>
-        <w:t>ai_hr_cowork_workshop</w:t>
-      </w:r>
-      <w:r>
-        <w:t xml:space="preserve"> folder) to a shared location every attendee account can reach (a </w:t>
-      </w:r>
-      <w:r>
-        <w:rPr>
-          <w:b/>
-          <w:bCs/>
-        </w:rPr>
-        <w:t>Teams channel</w:t>
-      </w:r>
-      <w:r>
-        <w:t xml:space="preserve"> or </w:t>
-      </w:r>
-      <w:r>
-        <w:rPr>
-          <w:b/>
-          <w:bCs/>
-        </w:rPr>
-        <w:t>SharePoint library</w:t>
-      </w:r>
-      <w:r>
-        <w:t xml:space="preserve">), so attendees can copy them into their own OneDrive. Getting the files from GitHub? If a link opens the file on GitHub, select the </w:t>
-      </w:r>
-      <w:r>
-        <w:rPr>
-          <w:b/>
-          <w:bCs/>
-        </w:rPr>
-        <w:t>Download</w:t>
-      </w:r>
-      <w:r>
-        <w:t xml:space="preserve"> icon (</w:t>
-      </w:r>
-      <w:r>
-        <w:rPr>
-          <w:b/>
-          <w:bCs/>
-        </w:rPr>
-        <w:t>Download raw file</w:t>
-      </w:r>
-      <w:r>
-        <w:t>) at the top right of the file (see the picture after this list).</w:t>
-      </w:r>
-    </w:p>
-    <w:p>
-      <w:pPr>
-        <w:pStyle w:val="Compact"/>
-        <w:numPr>
-          <w:ilvl w:val="0"/>
-          <w:numId w:val="13"/>
-        </w:numPr>
-      </w:pPr>
-      <w:r>
-        <w:rPr>
-          <w:b/>
-          <w:bCs/>
-        </w:rPr>
-        <w:t>Seed mail, calendar &amp; chat for Exercise 1 (Executive Command Center):</w:t>
-      </w:r>
-      <w:r>
-        <w:t xml:space="preserve"> new accounts are empty. Load the </w:t>
-      </w:r>
-      <w:r>
-        <w:rPr>
-          <w:b/>
-          <w:bCs/>
-        </w:rPr>
-        <w:t>7 emails</w:t>
-      </w:r>
-      <w:r>
-        <w:t xml:space="preserve">, </w:t>
-      </w:r>
-      <w:r>
-        <w:rPr>
-          <w:b/>
-          <w:bCs/>
-        </w:rPr>
-        <w:t>3 meetings</w:t>
-      </w:r>
-      <w:r>
-        <w:t xml:space="preserve"> (including the deliberate Thursday conflict), and the short </w:t>
-      </w:r>
-      <w:r>
-        <w:rPr>
-          <w:b/>
-          <w:bCs/>
-        </w:rPr>
-        <w:t>Teams chat</w:t>
-      </w:r>
-      <w:r>
-        <w:t xml:space="preserve"> from </w:t>
-      </w:r>
-      <w:hyperlink r:id="rId19">
+        <w:t>are allowed there so the facilitator can load the seed (</w:t>
+      </w:r>
+      <w:hyperlink r:id="rId20">
         <w:r>
           <w:rPr>
             <w:rStyle w:val="Hyperlink"/>
@@ -2274,17 +2217,206 @@
         </w:r>
       </w:hyperlink>
       <w:r>
-        <w:t xml:space="preserve"> into each attendee account </w:t>
-      </w:r>
-      <w:r>
-        <w:rPr>
-          <w:b/>
-          <w:bCs/>
-        </w:rPr>
-        <w:t>1–2 days before the session</w:t>
-      </w:r>
-      <w:r>
-        <w:t>, so the command center has signals to surface.</w:t>
+        <w:t>). The change can take 24 hours.</w:t>
+      </w:r>
+    </w:p>
+    <w:p>
+      <w:pPr>
+        <w:pStyle w:val="Compact"/>
+        <w:numPr>
+          <w:ilvl w:val="0"/>
+          <w:numId w:val="10"/>
+        </w:numPr>
+      </w:pPr>
+      <w:r>
+        <w:rPr>
+          <w:i/>
+          <w:iCs/>
+        </w:rPr>
+        <w:t>(Optional)</w:t>
+      </w:r>
+      <w:r>
+        <w:t xml:space="preserve"> For the </w:t>
+      </w:r>
+      <w:r>
+        <w:rPr>
+          <w:b/>
+          <w:bCs/>
+        </w:rPr>
+        <w:t>HR plugins spotlight</w:t>
+      </w:r>
+      <w:r>
+        <w:t xml:space="preserve">, have a plugin installed in the </w:t>
+      </w:r>
+      <w:r>
+        <w:rPr>
+          <w:b/>
+          <w:bCs/>
+        </w:rPr>
+        <w:t>facilitator's tenant</w:t>
+      </w:r>
+      <w:r>
+        <w:t xml:space="preserve"> (e.g., an approved HR or Microsoft plugin) so you can show </w:t>
+      </w:r>
+      <w:r>
+        <w:rPr>
+          <w:b/>
+          <w:bCs/>
+        </w:rPr>
+        <w:t>Customize → Plugins</w:t>
+      </w:r>
+      <w:r>
+        <w:t xml:space="preserve"> live. Otherwise the deck's screenshot is enough. Don't add plugins to the attendee tenant.</w:t>
+      </w:r>
+    </w:p>
+    <w:p>
+      <w:pPr>
+        <w:pStyle w:val="Compact"/>
+        <w:numPr>
+          <w:ilvl w:val="0"/>
+          <w:numId w:val="11"/>
+        </w:numPr>
+      </w:pPr>
+      <w:r>
+        <w:rPr>
+          <w:b/>
+          <w:bCs/>
+        </w:rPr>
+        <w:t>Stage the sample data:</w:t>
+      </w:r>
+      <w:r>
+        <w:t xml:space="preserve"> upload </w:t>
+      </w:r>
+      <w:r>
+        <w:rPr>
+          <w:b/>
+          <w:bCs/>
+        </w:rPr>
+        <w:t>zava-sample-knowledge.zip</w:t>
+      </w:r>
+      <w:r>
+        <w:t xml:space="preserve"> (the six Word and Excel sample files, in an </w:t>
+      </w:r>
+      <w:r>
+        <w:rPr>
+          <w:rStyle w:val="VerbatimChar"/>
+        </w:rPr>
+        <w:t>ai_hr_cowork_workshop</w:t>
+      </w:r>
+      <w:r>
+        <w:t xml:space="preserve"> folder) to a shared location every attendee account can reach (a </w:t>
+      </w:r>
+      <w:r>
+        <w:rPr>
+          <w:b/>
+          <w:bCs/>
+        </w:rPr>
+        <w:t>Teams channel</w:t>
+      </w:r>
+      <w:r>
+        <w:t xml:space="preserve"> or </w:t>
+      </w:r>
+      <w:r>
+        <w:rPr>
+          <w:b/>
+          <w:bCs/>
+        </w:rPr>
+        <w:t>SharePoint library</w:t>
+      </w:r>
+      <w:r>
+        <w:t xml:space="preserve">), so attendees can copy them into their own OneDrive. Getting the files from GitHub? If a link opens the file on GitHub, select the </w:t>
+      </w:r>
+      <w:r>
+        <w:rPr>
+          <w:b/>
+          <w:bCs/>
+        </w:rPr>
+        <w:t>Download</w:t>
+      </w:r>
+      <w:r>
+        <w:t xml:space="preserve"> icon (</w:t>
+      </w:r>
+      <w:r>
+        <w:rPr>
+          <w:b/>
+          <w:bCs/>
+        </w:rPr>
+        <w:t>Download raw file</w:t>
+      </w:r>
+      <w:r>
+        <w:t>) at the top right of the file (see the picture after this list).</w:t>
+      </w:r>
+    </w:p>
+    <w:p>
+      <w:pPr>
+        <w:pStyle w:val="Compact"/>
+        <w:numPr>
+          <w:ilvl w:val="0"/>
+          <w:numId w:val="12"/>
+        </w:numPr>
+      </w:pPr>
+      <w:r>
+        <w:rPr>
+          <w:b/>
+          <w:bCs/>
+        </w:rPr>
+        <w:t>No attendee seed data.</w:t>
+      </w:r>
+      <w:r>
+        <w:t xml:space="preserve"> Exercise 1 (Executive Command Center) runs on each attendee's </w:t>
+      </w:r>
+      <w:r>
+        <w:rPr>
+          <w:b/>
+          <w:bCs/>
+        </w:rPr>
+        <w:t>own</w:t>
+      </w:r>
+      <w:r>
+        <w:t xml:space="preserve"> </w:t>
+      </w:r>
+      <w:r>
+        <w:t xml:space="preserve">mail, calendar, and Teams; Cowork only reads what that person can already see, and the results stay private to them. Tell attendees this in the invitation (the </w:t>
+      </w:r>
+      <w:hyperlink r:id="rId21">
+        <w:r>
+          <w:rPr>
+            <w:rStyle w:val="Hyperlink"/>
+          </w:rPr>
+          <w:t>participant email</w:t>
+        </w:r>
+      </w:hyperlink>
+      <w:r>
+        <w:t xml:space="preserve"> does).</w:t>
+      </w:r>
+    </w:p>
+    <w:p>
+      <w:pPr>
+        <w:pStyle w:val="Compact"/>
+        <w:numPr>
+          <w:ilvl w:val="0"/>
+          <w:numId w:val="13"/>
+        </w:numPr>
+      </w:pPr>
+      <w:r>
+        <w:rPr>
+          <w:b/>
+          <w:bCs/>
+        </w:rPr>
+        <w:t>After class:</w:t>
+      </w:r>
+      <w:r>
+        <w:t xml:space="preserve"> remind attendees (or clean up centrally) to </w:t>
+      </w:r>
+      <w:r>
+        <w:rPr>
+          <w:b/>
+          <w:bCs/>
+        </w:rPr>
+        <w:t>pause/delete the schedules</w:t>
+      </w:r>
+      <w:r>
+        <w:t xml:space="preserve"> created in Exercises 1 and 7 so they stop consuming usage.</w:t>
       </w:r>
     </w:p>
     <w:p>
@@ -2297,23 +2429,33 @@
       </w:pPr>
       <w:r>
         <w:rPr>
-          <w:b/>
-          <w:bCs/>
-        </w:rPr>
-        <w:t>After class:</w:t>
-      </w:r>
-      <w:r>
-        <w:t xml:space="preserve"> remind attendees (or clean up centrally) to </w:t>
-      </w:r>
-      <w:r>
-        <w:rPr>
-          <w:b/>
-          <w:bCs/>
-        </w:rPr>
-        <w:t>pause/delete the schedules</w:t>
-      </w:r>
-      <w:r>
-        <w:t xml:space="preserve"> created in Exercises 1 and 7 so they stop consuming usage.</w:t>
+          <w:i/>
+          <w:iCs/>
+        </w:rPr>
+        <w:t>(Optional)</w:t>
+      </w:r>
+      <w:r>
+        <w:t xml:space="preserve"> </w:t>
+      </w:r>
+      <w:r>
+        <w:rPr>
+          <w:b/>
+          <w:bCs/>
+        </w:rPr>
+        <w:t>Frontier</w:t>
+      </w:r>
+      <w:r>
+        <w:t xml:space="preserve"> enrollment — only if you want to demo the built-in </w:t>
+      </w:r>
+      <w:r>
+        <w:rPr>
+          <w:b/>
+          <w:bCs/>
+        </w:rPr>
+        <w:t>App</w:t>
+      </w:r>
+      <w:r>
+        <w:t xml:space="preserve"> skill; not required for the core exercises.</w:t>
       </w:r>
     </w:p>
     <w:p>
@@ -2325,85 +2467,21 @@
         </w:numPr>
       </w:pPr>
       <w:r>
-        <w:t xml:space="preserve">Prepare a </w:t>
-      </w:r>
-      <w:r>
-        <w:rPr>
-          <w:b/>
-          <w:bCs/>
-        </w:rPr>
-        <w:t>credential handout</w:t>
-      </w:r>
-      <w:r>
-        <w:t xml:space="preserve"> (account + password / sign-in instructions) for each seat.</w:t>
+        <w:t xml:space="preserve">Confirm any </w:t>
+      </w:r>
+      <w:r>
+        <w:rPr>
+          <w:b/>
+          <w:bCs/>
+        </w:rPr>
+        <w:t>model/subprocessor policy</w:t>
+      </w:r>
+      <w:r>
+        <w:t xml:space="preserve"> (e.g., use of Anthropic models as a subprocessor) so you can tell attendees what's allowed in the model picker.</w:t>
       </w:r>
     </w:p>
     <w:p>
       <w:pPr>
-        <w:pStyle w:val="Compact"/>
-        <w:numPr>
-          <w:ilvl w:val="0"/>
-          <w:numId w:val="16"/>
-        </w:numPr>
-      </w:pPr>
-      <w:r>
-        <w:rPr>
-          <w:i/>
-          <w:iCs/>
-        </w:rPr>
-        <w:t>(Optional)</w:t>
-      </w:r>
-      <w:r>
-        <w:t xml:space="preserve"> </w:t>
-      </w:r>
-      <w:r>
-        <w:rPr>
-          <w:b/>
-          <w:bCs/>
-        </w:rPr>
-        <w:t>Frontier</w:t>
-      </w:r>
-      <w:r>
-        <w:t xml:space="preserve"> </w:t>
-      </w:r>
-      <w:r>
-        <w:t xml:space="preserve">enrollment — only if you want to demo the built-in </w:t>
-      </w:r>
-      <w:r>
-        <w:rPr>
-          <w:b/>
-          <w:bCs/>
-        </w:rPr>
-        <w:t>App</w:t>
-      </w:r>
-      <w:r>
-        <w:t xml:space="preserve"> skill; not required for the core exercises.</w:t>
-      </w:r>
-    </w:p>
-    <w:p>
-      <w:pPr>
-        <w:pStyle w:val="Compact"/>
-        <w:numPr>
-          <w:ilvl w:val="0"/>
-          <w:numId w:val="17"/>
-        </w:numPr>
-      </w:pPr>
-      <w:r>
-        <w:t xml:space="preserve">Confirm any </w:t>
-      </w:r>
-      <w:r>
-        <w:rPr>
-          <w:b/>
-          <w:bCs/>
-        </w:rPr>
-        <w:t>model/subprocessor policy</w:t>
-      </w:r>
-      <w:r>
-        <w:t xml:space="preserve"> (e.g., use of Anthropic models as a subprocessor) so you can tell attendees what's allowed in the model picker.</w:t>
-      </w:r>
-    </w:p>
-    <w:p>
-      <w:pPr>
         <w:pStyle w:val="FirstParagraph"/>
       </w:pPr>
       <w:r>
@@ -2411,7 +2489,7 @@
           <w:noProof/>
         </w:rPr>
         <w:drawing>
-          <wp:inline distT="0" distB="0" distL="0" distR="0" wp14:anchorId="43AB8F8D" wp14:editId="27AEE752">
+          <wp:inline distT="0" distB="0" distL="0" distR="0" wp14:anchorId="7EDAB7D9" wp14:editId="27CBFBB1">
             <wp:extent cx="4400120" cy="1306285"/>
             <wp:effectExtent l="0" t="0" r="0" b="0"/>
             <wp:docPr id="24" name="Picture" descr="Tip: on a GitHub file page, select the Download icon (Download raw file) at the top right of the file"/>
@@ -2426,7 +2504,7 @@
                     </pic:cNvPicPr>
                   </pic:nvPicPr>
                   <pic:blipFill>
-                    <a:blip r:embed="rId20"/>
+                    <a:blip r:embed="rId22"/>
                     <a:stretch>
                       <a:fillRect/>
                     </a:stretch>
@@ -2458,7 +2536,7 @@
         <w:pStyle w:val="Heading2"/>
       </w:pPr>
       <w:bookmarkStart w:id="10" w:name="X9e7f43dc51ce66ccd050059b76bb488050dc40c"/>
-      <w:bookmarkStart w:id="11" w:name="_Toc241869805"/>
+      <w:bookmarkStart w:id="11" w:name="_Toc241956460"/>
       <w:bookmarkEnd w:id="8"/>
       <w:r>
         <w:t>For attendees (during setup, first 20 minutes)</w:t>
@@ -2470,23 +2548,23 @@
         <w:pStyle w:val="Compact"/>
         <w:numPr>
           <w:ilvl w:val="0"/>
-          <w:numId w:val="18"/>
+          <w:numId w:val="16"/>
         </w:numPr>
       </w:pPr>
       <w:r>
-        <w:t xml:space="preserve">I signed in with the </w:t>
-      </w:r>
-      <w:r>
-        <w:rPr>
-          <w:b/>
-          <w:bCs/>
-        </w:rPr>
-        <w:t>workshop account</w:t>
-      </w:r>
-      <w:r>
-        <w:t xml:space="preserve"> I was given at </w:t>
-      </w:r>
-      <w:hyperlink r:id="rId21">
+        <w:t xml:space="preserve">I signed in with </w:t>
+      </w:r>
+      <w:r>
+        <w:rPr>
+          <w:b/>
+          <w:bCs/>
+        </w:rPr>
+        <w:t>my own work account</w:t>
+      </w:r>
+      <w:r>
+        <w:t xml:space="preserve"> at </w:t>
+      </w:r>
+      <w:hyperlink r:id="rId23">
         <w:r>
           <w:rPr>
             <w:rStyle w:val="Hyperlink"/>
@@ -2507,7 +2585,61 @@
         <w:t>Microsoft Edge</w:t>
       </w:r>
       <w:r>
-        <w:t>, in an Edge profile signed in with the workshop account.</w:t>
+        <w:t>, in an Edge profile signed in with that account.</w:t>
+      </w:r>
+    </w:p>
+    <w:p>
+      <w:pPr>
+        <w:pStyle w:val="Compact"/>
+        <w:numPr>
+          <w:ilvl w:val="0"/>
+          <w:numId w:val="17"/>
+        </w:numPr>
+      </w:pPr>
+      <w:r>
+        <w:t xml:space="preserve">I can see the </w:t>
+      </w:r>
+      <w:r>
+        <w:rPr>
+          <w:b/>
+          <w:bCs/>
+        </w:rPr>
+        <w:t>Cowork</w:t>
+      </w:r>
+      <w:r>
+        <w:t xml:space="preserve"> toggle at the top (next to </w:t>
+      </w:r>
+      <w:r>
+        <w:rPr>
+          <w:b/>
+          <w:bCs/>
+        </w:rPr>
+        <w:t>Chat</w:t>
+      </w:r>
+      <w:r>
+        <w:t>).</w:t>
+      </w:r>
+    </w:p>
+    <w:p>
+      <w:pPr>
+        <w:pStyle w:val="Compact"/>
+        <w:numPr>
+          <w:ilvl w:val="0"/>
+          <w:numId w:val="18"/>
+        </w:numPr>
+      </w:pPr>
+      <w:r>
+        <w:t xml:space="preserve">I ran a smoke-test prompt in Cowork and got a response (e.g., </w:t>
+      </w:r>
+      <w:r>
+        <w:rPr>
+          <w:i/>
+          <w:iCs/>
+        </w:rPr>
+        <w:t>"Give me a one-sentence hello."</w:t>
+      </w:r>
+      <w:r>
+        <w:t>).</w:t>
       </w:r>
     </w:p>
     <w:p>
@@ -2519,27 +2651,37 @@
         </w:numPr>
       </w:pPr>
       <w:r>
-        <w:t xml:space="preserve">I can see the </w:t>
-      </w:r>
-      <w:r>
-        <w:rPr>
-          <w:b/>
-          <w:bCs/>
-        </w:rPr>
-        <w:t>Cowork</w:t>
-      </w:r>
-      <w:r>
-        <w:t xml:space="preserve"> toggle at the top (next to </w:t>
-      </w:r>
-      <w:r>
-        <w:rPr>
-          <w:b/>
-          <w:bCs/>
-        </w:rPr>
-        <w:t>Chat</w:t>
-      </w:r>
-      <w:r>
-        <w:t>).</w:t>
+        <w:t xml:space="preserve">I copied the </w:t>
+      </w:r>
+      <w:r>
+        <w:rPr>
+          <w:b/>
+          <w:bCs/>
+        </w:rPr>
+        <w:t>sample-knowledge</w:t>
+      </w:r>
+      <w:r>
+        <w:t xml:space="preserve"> files from the shared location into my </w:t>
+      </w:r>
+      <w:r>
+        <w:rPr>
+          <w:b/>
+          <w:bCs/>
+        </w:rPr>
+        <w:t>own OneDrive</w:t>
+      </w:r>
+      <w:r>
+        <w:t xml:space="preserve"> folder </w:t>
+      </w:r>
+      <w:r>
+        <w:rPr>
+          <w:b/>
+          <w:bCs/>
+        </w:rPr>
+        <w:t>Documents/ai_hr_cowork_workshop</w:t>
+      </w:r>
+      <w:r>
+        <w:t xml:space="preserve"> (I created it in OneDrive → My files → Documents).</w:t>
       </w:r>
     </w:p>
     <w:p>
@@ -2551,17 +2693,27 @@
         </w:numPr>
       </w:pPr>
       <w:r>
-        <w:t xml:space="preserve">I ran a smoke-test prompt in Cowork and got a response (e.g., </w:t>
-      </w:r>
-      <w:r>
-        <w:rPr>
-          <w:i/>
-          <w:iCs/>
-        </w:rPr>
-        <w:t>"Give me a one-sentence hello."</w:t>
-      </w:r>
-      <w:r>
-        <w:t>).</w:t>
+        <w:t xml:space="preserve">I set my </w:t>
+      </w:r>
+      <w:r>
+        <w:rPr>
+          <w:b/>
+          <w:bCs/>
+        </w:rPr>
+        <w:t>custom instructions</w:t>
+      </w:r>
+      <w:r>
+        <w:t xml:space="preserve">: </w:t>
+      </w:r>
+      <w:r>
+        <w:rPr>
+          <w:b/>
+          <w:bCs/>
+        </w:rPr>
+        <w:t>Customize → Preferences → Customize instructions for Cowork</w:t>
+      </w:r>
+      <w:r>
+        <w:t xml:space="preserve"> (workbook Setup step D).</w:t>
       </w:r>
     </w:p>
     <w:p>
@@ -2573,38 +2725,31 @@
         </w:numPr>
       </w:pPr>
       <w:r>
-        <w:t xml:space="preserve">I copied the </w:t>
-      </w:r>
-      <w:r>
-        <w:rPr>
-          <w:b/>
-          <w:bCs/>
-        </w:rPr>
-        <w:t>sample-knowledge</w:t>
-      </w:r>
-      <w:r>
-        <w:t xml:space="preserve"> files from the shared location into my </w:t>
-      </w:r>
-      <w:r>
-        <w:rPr>
-          <w:b/>
-          <w:bCs/>
-        </w:rPr>
-        <w:t>own OneDrive</w:t>
-      </w:r>
-      <w:r>
-        <w:t xml:space="preserve"> folder </w:t>
-      </w:r>
-      <w:r>
-        <w:rPr>
-          <w:b/>
-          <w:bCs/>
-        </w:rPr>
-        <w:t>Documents/ai_hr_cowork_workshop</w:t>
-      </w:r>
-      <w:r>
-        <w:t xml:space="preserve"> (I created it in OneDrive → My files → Documents).</w:t>
-      </w:r>
+        <w:t xml:space="preserve">I'm on a </w:t>
+      </w:r>
+      <w:r>
+        <w:rPr>
+          <w:b/>
+          <w:bCs/>
+        </w:rPr>
+        <w:t>laptop/desktop</w:t>
+      </w:r>
+      <w:r>
+        <w:t xml:space="preserve"> (custom skills aren't supported on mobile).</w:t>
+      </w:r>
+    </w:p>
+    <w:p>
+      <w:pPr>
+        <w:pStyle w:val="Heading2"/>
+      </w:pPr>
+      <w:bookmarkStart w:id="12" w:name="data-and-shared-tenant-etiquette"/>
+      <w:bookmarkStart w:id="13" w:name="_Toc241956461"/>
+      <w:bookmarkEnd w:id="10"/>
+      <w:r>
+        <w:lastRenderedPageBreak/>
+        <w:t>Data and shared-tenant etiquette</w:t>
+      </w:r>
+      <w:bookmarkEnd w:id="13"/>
     </w:p>
     <w:p>
       <w:pPr>
@@ -2615,28 +2760,123 @@
         </w:numPr>
       </w:pPr>
       <w:r>
-        <w:t xml:space="preserve">I set my </w:t>
-      </w:r>
-      <w:r>
-        <w:rPr>
-          <w:b/>
-          <w:bCs/>
-        </w:rPr>
-        <w:t>custom instructions</w:t>
-      </w:r>
-      <w:r>
-        <w:t xml:space="preserve">: </w:t>
-      </w:r>
-      <w:r>
-        <w:rPr>
-          <w:b/>
-          <w:bCs/>
-        </w:rPr>
-        <w:t>Customize → Preferences → Customize instructions for Cowork</w:t>
-      </w:r>
-      <w:r>
-        <w:t xml:space="preserve"> (workbook Setup step D).</w:t>
-      </w:r>
+        <w:rPr>
+          <w:b/>
+          <w:bCs/>
+        </w:rPr>
+        <w:t>Exercise 1 uses your real mail, calendar, and Teams.</w:t>
+      </w:r>
+      <w:r>
+        <w:t xml:space="preserve"> </w:t>
+      </w:r>
+      <w:r>
+        <w:t xml:space="preserve">Cowork sees only what you can already see, and the results stay in your account. </w:t>
+      </w:r>
+      <w:r>
+        <w:rPr>
+          <w:b/>
+          <w:bCs/>
+        </w:rPr>
+        <w:t>Don't project or screen-share</w:t>
+      </w:r>
+      <w:r>
+        <w:t xml:space="preserve"> your Exercise 1 results.</w:t>
+      </w:r>
+    </w:p>
+    <w:p>
+      <w:pPr>
+        <w:pStyle w:val="Compact"/>
+        <w:numPr>
+          <w:ilvl w:val="0"/>
+          <w:numId w:val="22"/>
+        </w:numPr>
+      </w:pPr>
+      <w:r>
+        <w:rPr>
+          <w:b/>
+          <w:bCs/>
+        </w:rPr>
+        <w:t>Every other exercise uses the fictional Zava sample files.</w:t>
+      </w:r>
+      <w:r>
+        <w:t xml:space="preserve"> Don't add real employee records or personal data to the exercise files, prompts, or skills.</w:t>
+      </w:r>
+    </w:p>
+    <w:p>
+      <w:pPr>
+        <w:pStyle w:val="Compact"/>
+        <w:numPr>
+          <w:ilvl w:val="0"/>
+          <w:numId w:val="22"/>
+        </w:numPr>
+      </w:pPr>
+      <w:r>
+        <w:t xml:space="preserve">Your </w:t>
+      </w:r>
+      <w:r>
+        <w:rPr>
+          <w:b/>
+          <w:bCs/>
+        </w:rPr>
+        <w:t>OneDrive, drafts, and skills</w:t>
+      </w:r>
+      <w:r>
+        <w:t xml:space="preserve"> are tied to </w:t>
+      </w:r>
+      <w:r>
+        <w:rPr>
+          <w:b/>
+          <w:bCs/>
+        </w:rPr>
+        <w:t>your account</w:t>
+      </w:r>
+      <w:r>
+        <w:t xml:space="preserve">. Keep any </w:t>
+      </w:r>
+      <w:r>
+        <w:rPr>
+          <w:b/>
+          <w:bCs/>
+        </w:rPr>
+        <w:t>custom skill you build "Only you"</w:t>
+      </w:r>
+      <w:r>
+        <w:t xml:space="preserve"> (or add your initials to the name), so the tenant doesn't get 25 identically named skills.</w:t>
+      </w:r>
+    </w:p>
+    <w:p>
+      <w:pPr>
+        <w:pStyle w:val="Compact"/>
+        <w:numPr>
+          <w:ilvl w:val="0"/>
+          <w:numId w:val="22"/>
+        </w:numPr>
+      </w:pPr>
+      <w:r>
+        <w:rPr>
+          <w:b/>
+          <w:bCs/>
+        </w:rPr>
+        <w:t>Send nothing to anyone else:</w:t>
+      </w:r>
+      <w:r>
+        <w:t xml:space="preserve"> </w:t>
+      </w:r>
+      <w:r>
+        <w:t>save drafts, or send only to yourself.</w:t>
+      </w:r>
+    </w:p>
+    <w:p>
+      <w:pPr>
+        <w:pStyle w:val="Heading2"/>
+      </w:pPr>
+      <w:bookmarkStart w:id="14" w:name="if-something-isnt-ready"/>
+      <w:bookmarkStart w:id="15" w:name="_Toc241956462"/>
+      <w:bookmarkEnd w:id="12"/>
+      <w:r>
+        <w:t>If something isn't ready</w:t>
+      </w:r>
+      <w:bookmarkEnd w:id="15"/>
     </w:p>
     <w:p>
       <w:pPr>
@@ -2647,129 +2887,6 @@
         </w:numPr>
       </w:pPr>
       <w:r>
-        <w:t xml:space="preserve">I'm on a </w:t>
-      </w:r>
-      <w:r>
-        <w:rPr>
-          <w:b/>
-          <w:bCs/>
-        </w:rPr>
-        <w:t>laptop/desktop</w:t>
-      </w:r>
-      <w:r>
-        <w:t xml:space="preserve"> (custom skills aren't supported on mobile).</w:t>
-      </w:r>
-    </w:p>
-    <w:p>
-      <w:pPr>
-        <w:pStyle w:val="Heading2"/>
-      </w:pPr>
-      <w:bookmarkStart w:id="12" w:name="shared-tenant-etiquette"/>
-      <w:bookmarkStart w:id="13" w:name="_Toc241869806"/>
-      <w:bookmarkEnd w:id="10"/>
-      <w:r>
-        <w:t>Shared-tenant etiquette</w:t>
-      </w:r>
-      <w:bookmarkEnd w:id="13"/>
-    </w:p>
-    <w:p>
-      <w:pPr>
-        <w:pStyle w:val="Compact"/>
-        <w:numPr>
-          <w:ilvl w:val="0"/>
-          <w:numId w:val="24"/>
-        </w:numPr>
-      </w:pPr>
-      <w:r>
-        <w:t xml:space="preserve">Your </w:t>
-      </w:r>
-      <w:r>
-        <w:rPr>
-          <w:b/>
-          <w:bCs/>
-        </w:rPr>
-        <w:t>OneDrive, drafts, and skills</w:t>
-      </w:r>
-      <w:r>
-        <w:t xml:space="preserve"> are tied to </w:t>
-      </w:r>
-      <w:r>
-        <w:rPr>
-          <w:b/>
-          <w:bCs/>
-        </w:rPr>
-        <w:t>your account</w:t>
-      </w:r>
-      <w:r>
-        <w:t xml:space="preserve"> — they're your own.</w:t>
-      </w:r>
-    </w:p>
-    <w:p>
-      <w:pPr>
-        <w:pStyle w:val="Compact"/>
-        <w:numPr>
-          <w:ilvl w:val="0"/>
-          <w:numId w:val="24"/>
-        </w:numPr>
-      </w:pPr>
-      <w:r>
-        <w:t xml:space="preserve">Keep any </w:t>
-      </w:r>
-      <w:r>
-        <w:rPr>
-          <w:b/>
-          <w:bCs/>
-        </w:rPr>
-        <w:t>custom skill you build "Only you"</w:t>
-      </w:r>
-      <w:r>
-        <w:t xml:space="preserve"> (or add your initials to the name) so you don't create 25 identically named skills across the shared tenant.</w:t>
-      </w:r>
-    </w:p>
-    <w:p>
-      <w:pPr>
-        <w:pStyle w:val="Compact"/>
-        <w:numPr>
-          <w:ilvl w:val="0"/>
-          <w:numId w:val="24"/>
-        </w:numPr>
-      </w:pPr>
-      <w:r>
-        <w:t xml:space="preserve">Use </w:t>
-      </w:r>
-      <w:r>
-        <w:rPr>
-          <w:b/>
-          <w:bCs/>
-        </w:rPr>
-        <w:t>only the fictional sample data</w:t>
-      </w:r>
-      <w:r>
-        <w:t xml:space="preserve"> in exercises — never real employee PII, and don't actually send emails to real people (save as drafts).</w:t>
-      </w:r>
-    </w:p>
-    <w:p>
-      <w:pPr>
-        <w:pStyle w:val="Heading2"/>
-      </w:pPr>
-      <w:bookmarkStart w:id="14" w:name="if-something-isnt-ready"/>
-      <w:bookmarkStart w:id="15" w:name="_Toc241869807"/>
-      <w:bookmarkEnd w:id="12"/>
-      <w:r>
-        <w:lastRenderedPageBreak/>
-        <w:t>If something isn't ready</w:t>
-      </w:r>
-      <w:bookmarkEnd w:id="15"/>
-    </w:p>
-    <w:p>
-      <w:pPr>
-        <w:pStyle w:val="Compact"/>
-        <w:numPr>
-          <w:ilvl w:val="0"/>
-          <w:numId w:val="25"/>
-        </w:numPr>
-      </w:pPr>
-      <w:r>
         <w:rPr>
           <w:b/>
           <w:bCs/>
@@ -2777,7 +2894,7 @@
         <w:t>Account/license/Cowork issue</w:t>
       </w:r>
       <w:r>
-        <w:t xml:space="preserve"> → the host swaps in a </w:t>
+        <w:t xml:space="preserve"> → the host lends a </w:t>
       </w:r>
       <w:r>
         <w:rPr>
@@ -2787,10 +2904,7 @@
         <w:t>spare account</w:t>
       </w:r>
       <w:r>
-        <w:t xml:space="preserve">; meanwhile the attendee </w:t>
-      </w:r>
-      <w:r>
-        <w:t xml:space="preserve">follows the </w:t>
+        <w:t xml:space="preserve"> (the attendee uses the Zava files; Exercise 1 will show little in a spare); meanwhile the attendee follows the </w:t>
       </w:r>
       <w:r>
         <w:rPr>
@@ -2802,7 +2916,7 @@
       <w:r>
         <w:t xml:space="preserve"> (fallback follow-along), checking results against the </w:t>
       </w:r>
-      <w:hyperlink r:id="rId22">
+      <w:hyperlink r:id="rId24">
         <w:r>
           <w:rPr>
             <w:rStyle w:val="Hyperlink"/>
@@ -2819,7 +2933,7 @@
         <w:pStyle w:val="Compact"/>
         <w:numPr>
           <w:ilvl w:val="0"/>
-          <w:numId w:val="25"/>
+          <w:numId w:val="23"/>
         </w:numPr>
       </w:pPr>
       <w:r>
@@ -2830,7 +2944,10 @@
         <w:t>Can't find the sample files</w:t>
       </w:r>
       <w:r>
-        <w:t xml:space="preserve"> → point to the staged Teams/SharePoint copy; a proctor helps copy them to OneDrive.</w:t>
+        <w:t xml:space="preserve"> → point to the staged Teams/SharePoint copy; a proctor helps copy </w:t>
+      </w:r>
+      <w:r>
+        <w:t>them to OneDrive.</w:t>
       </w:r>
     </w:p>
     <w:p>
@@ -2838,7 +2955,7 @@
         <w:pStyle w:val="Compact"/>
         <w:numPr>
           <w:ilvl w:val="0"/>
-          <w:numId w:val="25"/>
+          <w:numId w:val="23"/>
         </w:numPr>
       </w:pPr>
       <w:r>
@@ -2860,7 +2977,7 @@
         <w:pStyle w:val="Compact"/>
         <w:numPr>
           <w:ilvl w:val="0"/>
-          <w:numId w:val="25"/>
+          <w:numId w:val="23"/>
         </w:numPr>
       </w:pPr>
       <w:r>
@@ -2890,7 +3007,7 @@
         <w:pStyle w:val="Heading2"/>
       </w:pPr>
       <w:bookmarkStart w:id="16" w:name="X05d7d62746bec70b3198d1bb50c6b714cd7330c"/>
-      <w:bookmarkStart w:id="17" w:name="_Toc241869808"/>
+      <w:bookmarkStart w:id="17" w:name="_Toc241956463"/>
       <w:bookmarkEnd w:id="14"/>
       <w:r>
         <w:t>Quick reference: what each prerequisite unlocks</w:t>
@@ -2918,8 +3035,8 @@
         <w:tblLook w:val="0020" w:firstRow="1" w:lastRow="0" w:firstColumn="0" w:lastColumn="0" w:noHBand="0" w:noVBand="0"/>
       </w:tblPr>
       <w:tblGrid>
-        <w:gridCol w:w="5276"/>
-        <w:gridCol w:w="4696"/>
+        <w:gridCol w:w="5144"/>
+        <w:gridCol w:w="4828"/>
       </w:tblGrid>
       <w:tr>
         <w:trPr>
@@ -2979,7 +3096,7 @@
               <w:rPr>
                 <w:sz w:val="19"/>
               </w:rPr>
-              <w:t>Licensed account in the shared tenant</w:t>
+              <w:t>Licensed work account (Microsoft 365 Copilot)</w:t>
             </w:r>
           </w:p>
         </w:tc>
@@ -3051,7 +3168,7 @@
               <w:rPr>
                 <w:sz w:val="19"/>
               </w:rPr>
-              <w:t>Cowork Browsing + Edge 152+ signed in with the workshop account</w:t>
+              <w:t>Cowork Browsing + Edge 152+ signed in with your work account</w:t>
             </w:r>
           </w:p>
         </w:tc>
@@ -3123,7 +3240,7 @@
               <w:rPr>
                 <w:sz w:val="19"/>
               </w:rPr>
-              <w:t>Laptop/desktop</w:t>
+              <w:t>Your own mail, calendar, and Teams</w:t>
             </w:r>
           </w:p>
         </w:tc>
@@ -3140,7 +3257,21 @@
               <w:rPr>
                 <w:sz w:val="19"/>
               </w:rPr>
-              <w:t>Building custom skills (not available on mobile)</w:t>
+              <w:t xml:space="preserve">Exercise 1 (the facilitator demos with </w:t>
+            </w:r>
+            <w:hyperlink r:id="rId25">
+              <w:r>
+                <w:rPr>
+                  <w:rStyle w:val="Hyperlink"/>
+                </w:rPr>
+                <w:t>seed content</w:t>
+              </w:r>
+            </w:hyperlink>
+            <w:r>
+              <w:rPr>
+                <w:sz w:val="19"/>
+              </w:rPr>
+              <w:t>)</w:t>
             </w:r>
           </w:p>
         </w:tc>
@@ -3159,7 +3290,7 @@
               <w:rPr>
                 <w:sz w:val="19"/>
               </w:rPr>
-              <w:t>Frontier (optional)</w:t>
+              <w:t>Laptop/desktop</w:t>
             </w:r>
           </w:p>
         </w:tc>
@@ -3176,6 +3307,42 @@
               <w:rPr>
                 <w:sz w:val="19"/>
               </w:rPr>
+              <w:t>Building custom skills (not available on mobile)</w:t>
+            </w:r>
+          </w:p>
+        </w:tc>
+      </w:tr>
+      <w:tr>
+        <w:tc>
+          <w:tcPr>
+            <w:tcW w:w="0" w:type="auto"/>
+          </w:tcPr>
+          <w:p>
+            <w:pPr>
+              <w:pStyle w:val="Compact"/>
+              <w:spacing w:before="20" w:after="20"/>
+            </w:pPr>
+            <w:r>
+              <w:rPr>
+                <w:sz w:val="19"/>
+              </w:rPr>
+              <w:t>Frontier (optional)</w:t>
+            </w:r>
+          </w:p>
+        </w:tc>
+        <w:tc>
+          <w:tcPr>
+            <w:tcW w:w="0" w:type="auto"/>
+          </w:tcPr>
+          <w:p>
+            <w:pPr>
+              <w:pStyle w:val="Compact"/>
+              <w:spacing w:before="20" w:after="20"/>
+            </w:pPr>
+            <w:r>
+              <w:rPr>
+                <w:sz w:val="19"/>
+              </w:rPr>
               <w:t xml:space="preserve">The built-in </w:t>
             </w:r>
             <w:r>
@@ -3200,7 +3367,7 @@
     </w:tbl>
     <w:p/>
     <w:sectPr>
-      <w:footerReference w:type="default" r:id="rId23"/>
+      <w:footerReference w:type="default" r:id="rId26"/>
       <w:footnotePr>
         <w:numRestart w:val="eachSect"/>
       </w:footnotePr>
@@ -3320,7 +3487,7 @@
   <w:abstractNum w:abstractNumId="0" w15:restartNumberingAfterBreak="0">
     <w:nsid w:val="0000A990"/>
     <w:multiLevelType w:val="multilevel"/>
-    <w:tmpl w:val="12A6C07E"/>
+    <w:tmpl w:val="60806D8A"/>
     <w:lvl w:ilvl="0">
       <w:numFmt w:val="bullet"/>
       <w:lvlText w:val=" "/>
@@ -3397,7 +3564,7 @@
   <w:abstractNum w:abstractNumId="1" w15:restartNumberingAfterBreak="0">
     <w:nsid w:val="0000A991"/>
     <w:multiLevelType w:val="multilevel"/>
-    <w:tmpl w:val="45D43A98"/>
+    <w:tmpl w:val="AD6CB19A"/>
     <w:lvl w:ilvl="0">
       <w:numFmt w:val="bullet"/>
       <w:lvlText w:val=""/>
@@ -3501,7 +3668,7 @@
   <w:abstractNum w:abstractNumId="2" w15:restartNumberingAfterBreak="0">
     <w:nsid w:val="0000A992"/>
     <w:multiLevelType w:val="multilevel"/>
-    <w:tmpl w:val="9E98A654"/>
+    <w:tmpl w:val="C16CCFEC"/>
     <w:lvl w:ilvl="0">
       <w:numFmt w:val="bullet"/>
       <w:lvlText w:val="☐"/>
@@ -3578,7 +3745,7 @@
   <w:abstractNum w:abstractNumId="3" w15:restartNumberingAfterBreak="0">
     <w:nsid w:val="00A99411"/>
     <w:multiLevelType w:val="multilevel"/>
-    <w:tmpl w:val="0630D138"/>
+    <w:tmpl w:val="4F76E55E"/>
     <w:lvl w:ilvl="0">
       <w:start w:val="1"/>
       <w:numFmt w:val="decimal"/>
@@ -3661,13 +3828,13 @@
       </w:pPr>
     </w:lvl>
   </w:abstractNum>
-  <w:num w:numId="1" w16cid:durableId="931935116">
+  <w:num w:numId="1" w16cid:durableId="1051534975">
     <w:abstractNumId w:val="0"/>
   </w:num>
-  <w:num w:numId="2" w16cid:durableId="1051345335">
+  <w:num w:numId="2" w16cid:durableId="684862177">
     <w:abstractNumId w:val="1"/>
   </w:num>
-  <w:num w:numId="3" w16cid:durableId="1057434108">
+  <w:num w:numId="3" w16cid:durableId="716274223">
     <w:abstractNumId w:val="3"/>
     <w:lvlOverride w:ilvl="0">
       <w:startOverride w:val="1"/>
@@ -3697,70 +3864,64 @@
       <w:startOverride w:val="1"/>
     </w:lvlOverride>
   </w:num>
-  <w:num w:numId="4" w16cid:durableId="1471435312">
+  <w:num w:numId="4" w16cid:durableId="389305734">
     <w:abstractNumId w:val="2"/>
   </w:num>
-  <w:num w:numId="5" w16cid:durableId="520320966">
+  <w:num w:numId="5" w16cid:durableId="309601243">
     <w:abstractNumId w:val="2"/>
   </w:num>
-  <w:num w:numId="6" w16cid:durableId="1979727433">
+  <w:num w:numId="6" w16cid:durableId="1744719056">
     <w:abstractNumId w:val="2"/>
   </w:num>
-  <w:num w:numId="7" w16cid:durableId="1563717596">
+  <w:num w:numId="7" w16cid:durableId="1742364843">
     <w:abstractNumId w:val="2"/>
   </w:num>
-  <w:num w:numId="8" w16cid:durableId="1549491630">
+  <w:num w:numId="8" w16cid:durableId="483089049">
     <w:abstractNumId w:val="2"/>
   </w:num>
-  <w:num w:numId="9" w16cid:durableId="1790783347">
+  <w:num w:numId="9" w16cid:durableId="633564217">
     <w:abstractNumId w:val="2"/>
   </w:num>
-  <w:num w:numId="10" w16cid:durableId="1927692979">
+  <w:num w:numId="10" w16cid:durableId="219094722">
     <w:abstractNumId w:val="2"/>
   </w:num>
-  <w:num w:numId="11" w16cid:durableId="2102753934">
+  <w:num w:numId="11" w16cid:durableId="742680737">
     <w:abstractNumId w:val="2"/>
   </w:num>
-  <w:num w:numId="12" w16cid:durableId="2022047927">
+  <w:num w:numId="12" w16cid:durableId="258103701">
     <w:abstractNumId w:val="2"/>
   </w:num>
-  <w:num w:numId="13" w16cid:durableId="167527889">
+  <w:num w:numId="13" w16cid:durableId="2082215693">
     <w:abstractNumId w:val="2"/>
   </w:num>
-  <w:num w:numId="14" w16cid:durableId="814445129">
+  <w:num w:numId="14" w16cid:durableId="2036926428">
     <w:abstractNumId w:val="2"/>
   </w:num>
-  <w:num w:numId="15" w16cid:durableId="837695037">
+  <w:num w:numId="15" w16cid:durableId="2011374769">
     <w:abstractNumId w:val="2"/>
   </w:num>
-  <w:num w:numId="16" w16cid:durableId="203639912">
+  <w:num w:numId="16" w16cid:durableId="1418476696">
     <w:abstractNumId w:val="2"/>
   </w:num>
-  <w:num w:numId="17" w16cid:durableId="1226405406">
+  <w:num w:numId="17" w16cid:durableId="2104451466">
     <w:abstractNumId w:val="2"/>
   </w:num>
-  <w:num w:numId="18" w16cid:durableId="1179586036">
+  <w:num w:numId="18" w16cid:durableId="1222714658">
     <w:abstractNumId w:val="2"/>
   </w:num>
-  <w:num w:numId="19" w16cid:durableId="1754550502">
+  <w:num w:numId="19" w16cid:durableId="614487175">
     <w:abstractNumId w:val="2"/>
   </w:num>
-  <w:num w:numId="20" w16cid:durableId="1006175292">
+  <w:num w:numId="20" w16cid:durableId="1259405955">
     <w:abstractNumId w:val="2"/>
   </w:num>
-  <w:num w:numId="21" w16cid:durableId="932133121">
+  <w:num w:numId="21" w16cid:durableId="930233368">
     <w:abstractNumId w:val="2"/>
   </w:num>
-  <w:num w:numId="22" w16cid:durableId="281112534">
-    <w:abstractNumId w:val="2"/>
-  </w:num>
-  <w:num w:numId="23" w16cid:durableId="519322054">
-    <w:abstractNumId w:val="2"/>
-  </w:num>
-  <w:num w:numId="24" w16cid:durableId="217785198">
+  <w:num w:numId="22" w16cid:durableId="1777677207">
     <w:abstractNumId w:val="1"/>
   </w:num>
-  <w:num w:numId="25" w16cid:durableId="799343930">
+  <w:num w:numId="23" w16cid:durableId="389428008">
     <w:abstractNumId w:val="1"/>
   </w:num>
 </w:numbering>
@@ -4703,6 +4864,34 @@
       <w:sz w:val="4"/>
     </w:rPr>
   </w:style>
+  <w:style w:type="character" w:customStyle="1" w:styleId="PromptGoal">
+    <w:name w:val="Prompt Goal"/>
+    <w:rPr>
+      <w:color w:val="1F4E99"/>
+      <w:shd w:val="clear" w:color="auto" w:fill="DCEBFF"/>
+    </w:rPr>
+  </w:style>
+  <w:style w:type="character" w:customStyle="1" w:styleId="PromptSource">
+    <w:name w:val="Prompt Source"/>
+    <w:rPr>
+      <w:color w:val="1E6B32"/>
+      <w:shd w:val="clear" w:color="auto" w:fill="DFF5E1"/>
+    </w:rPr>
+  </w:style>
+  <w:style w:type="character" w:customStyle="1" w:styleId="PromptExpectations">
+    <w:name w:val="Prompt Expectations"/>
+    <w:rPr>
+      <w:color w:val="8A4B00"/>
+      <w:shd w:val="clear" w:color="auto" w:fill="FFE9CC"/>
+    </w:rPr>
+  </w:style>
+  <w:style w:type="character" w:customStyle="1" w:styleId="PromptConstraints">
+    <w:name w:val="Prompt Constraints"/>
+    <w:rPr>
+      <w:color w:val="5B2C91"/>
+      <w:shd w:val="clear" w:color="auto" w:fill="EDE3FA"/>
+    </w:rPr>
+  </w:style>
   <w:style w:type="paragraph" w:customStyle="1" w:styleId="SourceCode">
     <w:name w:val="Source Code"/>
     <w:basedOn w:val="Normal"/>
@@ -5011,7 +5200,7 @@
     <w:next w:val="Normal"/>
     <w:autoRedefine/>
     <w:uiPriority w:val="39"/>
-    <w:rsid w:val="00C57DFC"/>
+    <w:rsid w:val="009227C3"/>
     <w:pPr>
       <w:spacing w:after="100"/>
     </w:pPr>
@@ -5022,7 +5211,7 @@
     <w:next w:val="Normal"/>
     <w:autoRedefine/>
     <w:uiPriority w:val="39"/>
-    <w:rsid w:val="00C57DFC"/>
+    <w:rsid w:val="009227C3"/>
     <w:pPr>
       <w:spacing w:after="100"/>
       <w:ind w:left="210"/>
@@ -5032,7 +5221,7 @@
     <w:name w:val="header"/>
     <w:basedOn w:val="Normal"/>
     <w:link w:val="HeaderChar"/>
-    <w:rsid w:val="00C57DFC"/>
+    <w:rsid w:val="009227C3"/>
     <w:pPr>
       <w:tabs>
         <w:tab w:val="center" w:pos="4513"/>
@@ -5045,7 +5234,7 @@
     <w:name w:val="Header Char"/>
     <w:basedOn w:val="DefaultParagraphFont"/>
     <w:link w:val="Header"/>
-    <w:rsid w:val="00C57DFC"/>
+    <w:rsid w:val="009227C3"/>
     <w:rPr>
       <w:rFonts w:ascii="Segoe UI" w:eastAsia="Segoe UI" w:hAnsi="Segoe UI" w:cs="Segoe UI"/>
       <w:color w:val="242424"/>
@@ -5056,7 +5245,7 @@
     <w:name w:val="footer"/>
     <w:basedOn w:val="Normal"/>
     <w:link w:val="FooterChar"/>
-    <w:rsid w:val="00C57DFC"/>
+    <w:rsid w:val="009227C3"/>
     <w:pPr>
       <w:tabs>
         <w:tab w:val="center" w:pos="4513"/>
@@ -5069,7 +5258,7 @@
     <w:name w:val="Footer Char"/>
     <w:basedOn w:val="DefaultParagraphFont"/>
     <w:link w:val="Footer"/>
-    <w:rsid w:val="00C57DFC"/>
+    <w:rsid w:val="009227C3"/>
     <w:rPr>
       <w:rFonts w:ascii="Segoe UI" w:eastAsia="Segoe UI" w:hAnsi="Segoe UI" w:cs="Segoe UI"/>
       <w:color w:val="242424"/>

--- a/instructor/readiness-checklist.docx
+++ b/instructor/readiness-checklist.docx
@@ -10,7 +10,7 @@
           <w:sz w:val="21"/>
           <w:szCs w:val="24"/>
         </w:rPr>
-        <w:id w:val="287254605"/>
+        <w:id w:val="-1468503987"/>
         <w:docPartObj>
           <w:docPartGallery w:val="Table of Contents"/>
           <w:docPartUnique/>
@@ -51,7 +51,7 @@
           <w:r>
             <w:fldChar w:fldCharType="separate"/>
           </w:r>
-          <w:hyperlink w:anchor="_Toc241956455" w:history="1">
+          <w:hyperlink w:anchor="_Toc241993850" w:history="1">
             <w:r>
               <w:rPr>
                 <w:rStyle w:val="Hyperlink"/>
@@ -78,7 +78,7 @@
                 <w:noProof/>
                 <w:webHidden/>
               </w:rPr>
-              <w:instrText xml:space="preserve"> PAGEREF _Toc241956455 \h </w:instrText>
+              <w:instrText xml:space="preserve"> PAGEREF _Toc241993850 \h </w:instrText>
             </w:r>
             <w:r>
               <w:rPr>
@@ -125,7 +125,7 @@
               <w14:ligatures w14:val="standardContextual"/>
             </w:rPr>
           </w:pPr>
-          <w:hyperlink w:anchor="_Toc241956456" w:history="1">
+          <w:hyperlink w:anchor="_Toc241993851" w:history="1">
             <w:r>
               <w:rPr>
                 <w:rStyle w:val="Hyperlink"/>
@@ -152,7 +152,7 @@
                 <w:noProof/>
                 <w:webHidden/>
               </w:rPr>
-              <w:instrText xml:space="preserve"> PAGEREF _Toc241956456 \h </w:instrText>
+              <w:instrText xml:space="preserve"> PAGEREF _Toc241993851 \h </w:instrText>
             </w:r>
             <w:r>
               <w:rPr>
@@ -199,7 +199,7 @@
               <w14:ligatures w14:val="standardContextual"/>
             </w:rPr>
           </w:pPr>
-          <w:hyperlink w:anchor="_Toc241956457" w:history="1">
+          <w:hyperlink w:anchor="_Toc241993852" w:history="1">
             <w:r>
               <w:rPr>
                 <w:rStyle w:val="Hyperlink"/>
@@ -226,7 +226,7 @@
                 <w:noProof/>
                 <w:webHidden/>
               </w:rPr>
-              <w:instrText xml:space="preserve"> PAGEREF _Toc241956457 \h </w:instrText>
+              <w:instrText xml:space="preserve"> PAGEREF _Toc241993852 \h </w:instrText>
             </w:r>
             <w:r>
               <w:rPr>
@@ -273,7 +273,7 @@
               <w14:ligatures w14:val="standardContextual"/>
             </w:rPr>
           </w:pPr>
-          <w:hyperlink w:anchor="_Toc241956458" w:history="1">
+          <w:hyperlink w:anchor="_Toc241993853" w:history="1">
             <w:r>
               <w:rPr>
                 <w:rStyle w:val="Hyperlink"/>
@@ -300,7 +300,7 @@
                 <w:noProof/>
                 <w:webHidden/>
               </w:rPr>
-              <w:instrText xml:space="preserve"> PAGEREF _Toc241956458 \h </w:instrText>
+              <w:instrText xml:space="preserve"> PAGEREF _Toc241993853 \h </w:instrText>
             </w:r>
             <w:r>
               <w:rPr>
@@ -347,7 +347,7 @@
               <w14:ligatures w14:val="standardContextual"/>
             </w:rPr>
           </w:pPr>
-          <w:hyperlink w:anchor="_Toc241956459" w:history="1">
+          <w:hyperlink w:anchor="_Toc241993854" w:history="1">
             <w:r>
               <w:rPr>
                 <w:rStyle w:val="Hyperlink"/>
@@ -374,7 +374,7 @@
                 <w:noProof/>
                 <w:webHidden/>
               </w:rPr>
-              <w:instrText xml:space="preserve"> PAGEREF _Toc241956459 \h </w:instrText>
+              <w:instrText xml:space="preserve"> PAGEREF _Toc241993854 \h </w:instrText>
             </w:r>
             <w:r>
               <w:rPr>
@@ -421,7 +421,7 @@
               <w14:ligatures w14:val="standardContextual"/>
             </w:rPr>
           </w:pPr>
-          <w:hyperlink w:anchor="_Toc241956460" w:history="1">
+          <w:hyperlink w:anchor="_Toc241993855" w:history="1">
             <w:r>
               <w:rPr>
                 <w:rStyle w:val="Hyperlink"/>
@@ -448,7 +448,7 @@
                 <w:noProof/>
                 <w:webHidden/>
               </w:rPr>
-              <w:instrText xml:space="preserve"> PAGEREF _Toc241956460 \h </w:instrText>
+              <w:instrText xml:space="preserve"> PAGEREF _Toc241993855 \h </w:instrText>
             </w:r>
             <w:r>
               <w:rPr>
@@ -495,7 +495,7 @@
               <w14:ligatures w14:val="standardContextual"/>
             </w:rPr>
           </w:pPr>
-          <w:hyperlink w:anchor="_Toc241956461" w:history="1">
+          <w:hyperlink w:anchor="_Toc241993856" w:history="1">
             <w:r>
               <w:rPr>
                 <w:rStyle w:val="Hyperlink"/>
@@ -522,7 +522,7 @@
                 <w:noProof/>
                 <w:webHidden/>
               </w:rPr>
-              <w:instrText xml:space="preserve"> PAGEREF _Toc241956461 \h </w:instrText>
+              <w:instrText xml:space="preserve"> PAGEREF _Toc241993856 \h </w:instrText>
             </w:r>
             <w:r>
               <w:rPr>
@@ -569,7 +569,7 @@
               <w14:ligatures w14:val="standardContextual"/>
             </w:rPr>
           </w:pPr>
-          <w:hyperlink w:anchor="_Toc241956462" w:history="1">
+          <w:hyperlink w:anchor="_Toc241993857" w:history="1">
             <w:r>
               <w:rPr>
                 <w:rStyle w:val="Hyperlink"/>
@@ -596,7 +596,7 @@
                 <w:noProof/>
                 <w:webHidden/>
               </w:rPr>
-              <w:instrText xml:space="preserve"> PAGEREF _Toc241956462 \h </w:instrText>
+              <w:instrText xml:space="preserve"> PAGEREF _Toc241993857 \h </w:instrText>
             </w:r>
             <w:r>
               <w:rPr>
@@ -643,7 +643,7 @@
               <w14:ligatures w14:val="standardContextual"/>
             </w:rPr>
           </w:pPr>
-          <w:hyperlink w:anchor="_Toc241956463" w:history="1">
+          <w:hyperlink w:anchor="_Toc241993858" w:history="1">
             <w:r>
               <w:rPr>
                 <w:rStyle w:val="Hyperlink"/>
@@ -670,7 +670,7 @@
                 <w:noProof/>
                 <w:webHidden/>
               </w:rPr>
-              <w:instrText xml:space="preserve"> PAGEREF _Toc241956463 \h </w:instrText>
+              <w:instrText xml:space="preserve"> PAGEREF _Toc241993858 \h </w:instrText>
             </w:r>
             <w:r>
               <w:rPr>
@@ -713,7 +713,7 @@
         <w:pStyle w:val="Heading1"/>
       </w:pPr>
       <w:bookmarkStart w:id="0" w:name="pre-workshop-readiness-checklist"/>
-      <w:bookmarkStart w:id="1" w:name="_Toc241956455"/>
+      <w:bookmarkStart w:id="1" w:name="_Toc241993850"/>
       <w:r>
         <w:t>Pre-Workshop Readiness Checklist</w:t>
       </w:r>
@@ -801,7 +801,7 @@
         <w:pStyle w:val="Heading2"/>
       </w:pPr>
       <w:bookmarkStart w:id="2" w:name="preparation-timeline"/>
-      <w:bookmarkStart w:id="3" w:name="_Toc241956456"/>
+      <w:bookmarkStart w:id="3" w:name="_Toc241993851"/>
       <w:r>
         <w:t>Preparation timeline</w:t>
       </w:r>
@@ -828,9 +828,9 @@
         <w:tblLook w:val="0020" w:firstRow="1" w:lastRow="0" w:firstColumn="0" w:lastColumn="0" w:noHBand="0" w:noVBand="0"/>
       </w:tblPr>
       <w:tblGrid>
-        <w:gridCol w:w="989"/>
-        <w:gridCol w:w="1305"/>
-        <w:gridCol w:w="7678"/>
+        <w:gridCol w:w="951"/>
+        <w:gridCol w:w="1261"/>
+        <w:gridCol w:w="7760"/>
       </w:tblGrid>
       <w:tr>
         <w:trPr>
@@ -1203,7 +1203,49 @@
               <w:rPr>
                 <w:sz w:val="19"/>
               </w:rPr>
-              <w:t xml:space="preserve">. Stage </w:t>
+              <w:t xml:space="preserve">. </w:t>
+            </w:r>
+            <w:r>
+              <w:rPr>
+                <w:b/>
+                <w:bCs/>
+                <w:sz w:val="19"/>
+              </w:rPr>
+              <w:t>Record the demo videos</w:t>
+            </w:r>
+            <w:r>
+              <w:rPr>
+                <w:sz w:val="19"/>
+              </w:rPr>
+              <w:t xml:space="preserve"> (Exercises 2–8, the UI walkthrough, and the weak vs. strong prompt) from your demo account and insert them on the deck's </w:t>
+            </w:r>
+            <w:r>
+              <w:rPr>
+                <w:b/>
+                <w:bCs/>
+                <w:sz w:val="19"/>
+              </w:rPr>
+              <w:t>Demo</w:t>
+            </w:r>
+            <w:r>
+              <w:rPr>
+                <w:sz w:val="19"/>
+              </w:rPr>
+              <w:t xml:space="preserve"> slides (</w:t>
+            </w:r>
+            <w:hyperlink r:id="rId9">
+              <w:r>
+                <w:rPr>
+                  <w:rStyle w:val="Hyperlink"/>
+                </w:rPr>
+                <w:t>how</w:t>
+              </w:r>
+            </w:hyperlink>
+            <w:r>
+              <w:rPr>
+                <w:sz w:val="19"/>
+              </w:rPr>
+              <w:t xml:space="preserve">). Stage </w:t>
             </w:r>
             <w:r>
               <w:rPr>
@@ -1217,7 +1259,7 @@
               </w:rPr>
               <w:t xml:space="preserve"> in the shared Teams/SharePoint folder. Send attendees a joining note (bring a laptop, not a phone); the </w:t>
             </w:r>
-            <w:hyperlink r:id="rId9">
+            <w:hyperlink r:id="rId10">
               <w:r>
                 <w:rPr>
                   <w:rStyle w:val="Hyperlink"/>
@@ -1314,7 +1356,7 @@
               </w:rPr>
               <w:t xml:space="preserve"> with VS Code and the Work IQ MCP server (</w:t>
             </w:r>
-            <w:hyperlink r:id="rId10">
+            <w:hyperlink r:id="rId11">
               <w:r>
                 <w:rPr>
                   <w:rStyle w:val="Hyperlink"/>
@@ -1326,7 +1368,21 @@
               <w:rPr>
                 <w:sz w:val="19"/>
               </w:rPr>
-              <w:t>), so your live Exercise 1 demo has a rich command center. Attendees need no seed.</w:t>
+              <w:t xml:space="preserve">), so your live Exercise 1 demo has a rich command center, then </w:t>
+            </w:r>
+            <w:r>
+              <w:rPr>
+                <w:b/>
+                <w:bCs/>
+                <w:sz w:val="19"/>
+              </w:rPr>
+              <w:t>record the Exercise 1 demo video</w:t>
+            </w:r>
+            <w:r>
+              <w:rPr>
+                <w:sz w:val="19"/>
+              </w:rPr>
+              <w:t xml:space="preserve"> from it. Attendees need no seed.</w:t>
             </w:r>
           </w:p>
         </w:tc>
@@ -1347,7 +1403,16 @@
                 <w:bCs/>
                 <w:sz w:val="19"/>
               </w:rPr>
-              <w:t>T − 1 day</w:t>
+              <w:t xml:space="preserve">T − 1 </w:t>
+            </w:r>
+            <w:r>
+              <w:rPr>
+                <w:b/>
+                <w:bCs/>
+                <w:sz w:val="19"/>
+              </w:rPr>
+              <w:lastRenderedPageBreak/>
+              <w:t>day</w:t>
             </w:r>
           </w:p>
         </w:tc>
@@ -1364,7 +1429,15 @@
               <w:rPr>
                 <w:sz w:val="19"/>
               </w:rPr>
-              <w:t>Host / admin</w:t>
+              <w:lastRenderedPageBreak/>
+              <w:t xml:space="preserve">Host / </w:t>
+            </w:r>
+            <w:r>
+              <w:rPr>
+                <w:sz w:val="19"/>
+              </w:rPr>
+              <w:lastRenderedPageBreak/>
+              <w:t>admin</w:t>
             </w:r>
           </w:p>
         </w:tc>
@@ -1381,6 +1454,7 @@
               <w:rPr>
                 <w:sz w:val="19"/>
               </w:rPr>
+              <w:lastRenderedPageBreak/>
               <w:t xml:space="preserve">With a spare or test account in the attendees' tenant, run the smoke test </w:t>
             </w:r>
             <w:r>
@@ -1395,7 +1469,14 @@
               <w:rPr>
                 <w:sz w:val="19"/>
               </w:rPr>
-              <w:t xml:space="preserve"> the Exercise 3 browser prompt in an </w:t>
+              <w:t xml:space="preserve"> the Exercise </w:t>
+            </w:r>
+            <w:r>
+              <w:rPr>
+                <w:sz w:val="19"/>
+              </w:rPr>
+              <w:lastRenderedPageBreak/>
+              <w:t xml:space="preserve">3 browser prompt in an </w:t>
             </w:r>
             <w:r>
               <w:rPr>
@@ -1409,9 +1490,15 @@
               <w:rPr>
                 <w:sz w:val="19"/>
               </w:rPr>
-              <w:t xml:space="preserve"> profile (accept the consent notice). Print the </w:t>
-            </w:r>
-            <w:hyperlink r:id="rId11">
+              <w:t xml:space="preserve"> </w:t>
+            </w:r>
+            <w:r>
+              <w:rPr>
+                <w:sz w:val="19"/>
+              </w:rPr>
+              <w:t xml:space="preserve">profile (accept the consent notice). Print the </w:t>
+            </w:r>
+            <w:hyperlink r:id="rId12">
               <w:r>
                 <w:rPr>
                   <w:rStyle w:val="Hyperlink"/>
@@ -1481,7 +1568,7 @@
               </w:rPr>
               <w:t xml:space="preserve">Test the projector, Wi-Fi, and demo tenant. Open the deck, the answer key, and a ready Cowork session. Brief proctors on the </w:t>
             </w:r>
-            <w:hyperlink r:id="rId12">
+            <w:hyperlink r:id="rId13">
               <w:r>
                 <w:rPr>
                   <w:rStyle w:val="Hyperlink"/>
@@ -1558,7 +1645,7 @@
               </w:rPr>
               <w:t xml:space="preserve"> Exercise 1 and 7 schedules (or have attendees do it), send the </w:t>
             </w:r>
-            <w:hyperlink r:id="rId13">
+            <w:hyperlink r:id="rId14">
               <w:r>
                 <w:rPr>
                   <w:rStyle w:val="Hyperlink"/>
@@ -1581,7 +1668,7 @@
         <w:pStyle w:val="Heading2"/>
       </w:pPr>
       <w:bookmarkStart w:id="4" w:name="cost-planning"/>
-      <w:bookmarkStart w:id="5" w:name="_Toc241956457"/>
+      <w:bookmarkStart w:id="5" w:name="_Toc241993852"/>
       <w:bookmarkEnd w:id="2"/>
       <w:r>
         <w:t>Cost planning</w:t>
@@ -1624,7 +1711,7 @@
       <w:r>
         <w:t xml:space="preserve"> </w:t>
       </w:r>
-      <w:hyperlink r:id="rId14">
+      <w:hyperlink r:id="rId15">
         <w:r>
           <w:rPr>
             <w:rStyle w:val="Hyperlink"/>
@@ -1651,7 +1738,7 @@
       <w:r>
         <w:t xml:space="preserve"> the </w:t>
       </w:r>
-      <w:hyperlink r:id="rId15">
+      <w:hyperlink r:id="rId16">
         <w:r>
           <w:rPr>
             <w:rStyle w:val="Hyperlink"/>
@@ -1662,7 +1749,7 @@
       <w:r>
         <w:t xml:space="preserve"> and the Copilot Credit Planning Model (</w:t>
       </w:r>
-      <w:hyperlink r:id="rId16">
+      <w:hyperlink r:id="rId17">
         <w:r>
           <w:rPr>
             <w:rStyle w:val="Hyperlink"/>
@@ -1671,10 +1758,7 @@
         </w:r>
       </w:hyperlink>
       <w:r>
-        <w:t xml:space="preserve">). </w:t>
-      </w:r>
-      <w:r>
-        <w:t>Estimate for ~25 users × 8 exercises, plus spares, the facilitator's dry run, and the Exercise 1 and 7 schedules that keep running until paused.</w:t>
+        <w:t>). Estimate for ~25 users × 8 exercises, plus spares, the facilitator's dry run, and the Exercise 1 and 7 schedules that keep running until paused.</w:t>
       </w:r>
     </w:p>
     <w:p>
@@ -1703,7 +1787,10 @@
         <w:t>pause every schedule the day after</w:t>
       </w:r>
       <w:r>
-        <w:t>. A low limit doesn't block access: people can work until they reach it. To remove someone's access, take them out of the policy's scope instead.</w:t>
+        <w:t xml:space="preserve">. A low limit doesn't block access: people can work until they </w:t>
+      </w:r>
+      <w:r>
+        <w:t>reach it. To remove someone's access, take them out of the policy's scope instead.</w:t>
       </w:r>
     </w:p>
     <w:p>
@@ -1722,10 +1809,7 @@
         <w:t>After the event:</w:t>
       </w:r>
       <w:r>
-        <w:t xml:space="preserve"> </w:t>
-      </w:r>
-      <w:r>
-        <w:t>remove the workshop group from the spending policy (or delete the policy) if the accounts shouldn't keep Cowork access.</w:t>
+        <w:t xml:space="preserve"> remove the workshop group from the spending policy (or delete the policy) if the accounts shouldn't keep Cowork access.</w:t>
       </w:r>
     </w:p>
     <w:p>
@@ -1762,7 +1846,7 @@
         <w:pStyle w:val="Heading2"/>
       </w:pPr>
       <w:bookmarkStart w:id="6" w:name="X26afd18925ecd972192f69d7821188544492b05"/>
-      <w:bookmarkStart w:id="7" w:name="_Toc241956458"/>
+      <w:bookmarkStart w:id="7" w:name="_Toc241993853"/>
       <w:bookmarkEnd w:id="4"/>
       <w:r>
         <w:t>Plan B — if Cowork is down for the whole room</w:t>
@@ -1806,7 +1890,7 @@
       <w:r>
         <w:t xml:space="preserve">, projected. Run each exercise live while the room follows the workbook, and use the </w:t>
       </w:r>
-      <w:hyperlink r:id="rId17">
+      <w:hyperlink r:id="rId18">
         <w:r>
           <w:rPr>
             <w:rStyle w:val="Hyperlink"/>
@@ -1855,7 +1939,7 @@
       <w:r>
         <w:t xml:space="preserve"> have attendees critique the demo outputs with the answer key and the </w:t>
       </w:r>
-      <w:hyperlink r:id="rId18">
+      <w:hyperlink r:id="rId19">
         <w:r>
           <w:rPr>
             <w:rStyle w:val="Hyperlink"/>
@@ -1883,10 +1967,7 @@
         <w:t>Reschedule a 90-minute hands-on follow-up</w:t>
       </w:r>
       <w:r>
-        <w:t xml:space="preserve"> for Exercises 1, 3, 4, and 7, with the same </w:t>
-      </w:r>
-      <w:r>
-        <w:t>accounts and sample files.</w:t>
+        <w:t xml:space="preserve"> for Exercises 1, 3, 4, and 7, with the same accounts and sample files.</w:t>
       </w:r>
     </w:p>
     <w:p>
@@ -1894,7 +1975,7 @@
         <w:pStyle w:val="Heading2"/>
       </w:pPr>
       <w:bookmarkStart w:id="8" w:name="Xb75ebb7955b3d09d1e310be1bac89915d98d77c"/>
-      <w:bookmarkStart w:id="9" w:name="_Toc241956459"/>
+      <w:bookmarkStart w:id="9" w:name="_Toc241993854"/>
       <w:bookmarkEnd w:id="6"/>
       <w:r>
         <w:t>For the host / tenant admin (do this before the workshop)</w:t>
@@ -2001,7 +2082,10 @@
         <w:t>spending policy that selects Cowork</w:t>
       </w:r>
       <w:r>
-        <w:t xml:space="preserve"> and is scoped to that group. The spending policy is what </w:t>
+        <w:t xml:space="preserve"> </w:t>
+      </w:r>
+      <w:r>
+        <w:t xml:space="preserve">and is scoped to that group. The spending policy is what </w:t>
       </w:r>
       <w:r>
         <w:rPr>
@@ -2048,6 +2132,7 @@
           <w:b/>
           <w:bCs/>
         </w:rPr>
+        <w:lastRenderedPageBreak/>
         <w:t>Cowork Browsing</w:t>
       </w:r>
       <w:r>
@@ -2091,11 +2176,7 @@
         <w:t>lni.wa.gov</w:t>
       </w:r>
       <w:r>
-        <w:t xml:space="preserve">, and </w:t>
-      </w:r>
-      <w:r>
-        <w:lastRenderedPageBreak/>
-        <w:t xml:space="preserve">that the Edge policy </w:t>
+        <w:t xml:space="preserve">, and that the Edge policy </w:t>
       </w:r>
       <w:r>
         <w:rPr>
@@ -2105,12 +2186,9 @@
         <w:t>CopilotCoworkToolActionsEnabled</w:t>
       </w:r>
       <w:r>
-        <w:t xml:space="preserve"> isn't set to </w:t>
-      </w:r>
-      <w:r>
-        <w:t xml:space="preserve">Disabled on managed laptops. Details: </w:t>
-      </w:r>
-      <w:hyperlink r:id="rId19">
+        <w:t xml:space="preserve"> isn't set to Disabled on managed laptops. Details: </w:t>
+      </w:r>
+      <w:hyperlink r:id="rId20">
         <w:r>
           <w:rPr>
             <w:rStyle w:val="Hyperlink"/>
@@ -2193,7 +2271,10 @@
         <w:t>facilitator's own (demo) tenant</w:t>
       </w:r>
       <w:r>
-        <w:t xml:space="preserve"> is Copilot- and Cowork-ready for live demos, and that </w:t>
+        <w:t xml:space="preserve"> </w:t>
+      </w:r>
+      <w:r>
+        <w:t xml:space="preserve">is Copilot- and Cowork-ready for live demos, and that </w:t>
       </w:r>
       <w:r>
         <w:rPr>
@@ -2203,12 +2284,9 @@
         <w:t>Work IQ MCP write operations</w:t>
       </w:r>
       <w:r>
-        <w:t xml:space="preserve"> </w:t>
-      </w:r>
-      <w:r>
-        <w:t>are allowed there so the facilitator can load the seed (</w:t>
-      </w:r>
-      <w:hyperlink r:id="rId20">
+        <w:t xml:space="preserve"> are allowed there so the facilitator can load the seed (</w:t>
+      </w:r>
+      <w:hyperlink r:id="rId21">
         <w:r>
           <w:rPr>
             <w:rStyle w:val="Hyperlink"/>
@@ -2285,7 +2363,10 @@
         <w:t>Stage the sample data:</w:t>
       </w:r>
       <w:r>
-        <w:t xml:space="preserve"> upload </w:t>
+        <w:t xml:space="preserve"> </w:t>
+      </w:r>
+      <w:r>
+        <w:t xml:space="preserve">upload </w:t>
       </w:r>
       <w:r>
         <w:rPr>
@@ -2363,7 +2444,10 @@
         <w:t>No attendee seed data.</w:t>
       </w:r>
       <w:r>
-        <w:t xml:space="preserve"> Exercise 1 (Executive Command Center) runs on each attendee's </w:t>
+        <w:t xml:space="preserve"> </w:t>
+      </w:r>
+      <w:r>
+        <w:t xml:space="preserve">Exercise 1 (Executive Command Center) runs on each attendee's </w:t>
       </w:r>
       <w:r>
         <w:rPr>
@@ -2373,12 +2457,9 @@
         <w:t>own</w:t>
       </w:r>
       <w:r>
-        <w:t xml:space="preserve"> </w:t>
-      </w:r>
-      <w:r>
-        <w:t xml:space="preserve">mail, calendar, and Teams; Cowork only reads what that person can already see, and the results stay private to them. Tell attendees this in the invitation (the </w:t>
-      </w:r>
-      <w:hyperlink r:id="rId21">
+        <w:t xml:space="preserve"> mail, calendar, and Teams; Cowork only reads what that person can already see, and the results stay private to them. Tell attendees this in the invitation (the </w:t>
+      </w:r>
+      <w:hyperlink r:id="rId22">
         <w:r>
           <w:rPr>
             <w:rStyle w:val="Hyperlink"/>
@@ -2445,7 +2526,10 @@
         <w:t>Frontier</w:t>
       </w:r>
       <w:r>
-        <w:t xml:space="preserve"> enrollment — only if you want to demo the built-in </w:t>
+        <w:t xml:space="preserve"> </w:t>
+      </w:r>
+      <w:r>
+        <w:t xml:space="preserve">enrollment — only if you want to demo the built-in </w:t>
       </w:r>
       <w:r>
         <w:rPr>
@@ -2489,7 +2573,7 @@
           <w:noProof/>
         </w:rPr>
         <w:drawing>
-          <wp:inline distT="0" distB="0" distL="0" distR="0" wp14:anchorId="7EDAB7D9" wp14:editId="27CBFBB1">
+          <wp:inline distT="0" distB="0" distL="0" distR="0" wp14:anchorId="1C7A8CDA" wp14:editId="247A581F">
             <wp:extent cx="4400120" cy="1306285"/>
             <wp:effectExtent l="0" t="0" r="0" b="0"/>
             <wp:docPr id="24" name="Picture" descr="Tip: on a GitHub file page, select the Download icon (Download raw file) at the top right of the file"/>
@@ -2504,7 +2588,7 @@
                     </pic:cNvPicPr>
                   </pic:nvPicPr>
                   <pic:blipFill>
-                    <a:blip r:embed="rId22"/>
+                    <a:blip r:embed="rId23"/>
                     <a:stretch>
                       <a:fillRect/>
                     </a:stretch>
@@ -2536,7 +2620,7 @@
         <w:pStyle w:val="Heading2"/>
       </w:pPr>
       <w:bookmarkStart w:id="10" w:name="X9e7f43dc51ce66ccd050059b76bb488050dc40c"/>
-      <w:bookmarkStart w:id="11" w:name="_Toc241956460"/>
+      <w:bookmarkStart w:id="11" w:name="_Toc241993855"/>
       <w:bookmarkEnd w:id="8"/>
       <w:r>
         <w:t>For attendees (during setup, first 20 minutes)</w:t>
@@ -2564,7 +2648,7 @@
       <w:r>
         <w:t xml:space="preserve"> at </w:t>
       </w:r>
-      <w:hyperlink r:id="rId23">
+      <w:hyperlink r:id="rId24">
         <w:r>
           <w:rPr>
             <w:rStyle w:val="Hyperlink"/>
@@ -2607,7 +2691,10 @@
         <w:t>Cowork</w:t>
       </w:r>
       <w:r>
-        <w:t xml:space="preserve"> toggle at the top (next to </w:t>
+        <w:t xml:space="preserve"> </w:t>
+      </w:r>
+      <w:r>
+        <w:t xml:space="preserve">toggle at the top (next to </w:t>
       </w:r>
       <w:r>
         <w:rPr>
@@ -2725,6 +2812,7 @@
         </w:numPr>
       </w:pPr>
       <w:r>
+        <w:lastRenderedPageBreak/>
         <w:t xml:space="preserve">I'm on a </w:t>
       </w:r>
       <w:r>
@@ -2743,10 +2831,9 @@
         <w:pStyle w:val="Heading2"/>
       </w:pPr>
       <w:bookmarkStart w:id="12" w:name="data-and-shared-tenant-etiquette"/>
-      <w:bookmarkStart w:id="13" w:name="_Toc241956461"/>
+      <w:bookmarkStart w:id="13" w:name="_Toc241993856"/>
       <w:bookmarkEnd w:id="10"/>
       <w:r>
-        <w:lastRenderedPageBreak/>
         <w:t>Data and shared-tenant etiquette</w:t>
       </w:r>
       <w:bookmarkEnd w:id="13"/>
@@ -2767,10 +2854,7 @@
         <w:t>Exercise 1 uses your real mail, calendar, and Teams.</w:t>
       </w:r>
       <w:r>
-        <w:t xml:space="preserve"> </w:t>
-      </w:r>
-      <w:r>
-        <w:t xml:space="preserve">Cowork sees only what you can already see, and the results stay in your account. </w:t>
+        <w:t xml:space="preserve"> Cowork sees only what you can already see, and the results stay in your account. </w:t>
       </w:r>
       <w:r>
         <w:rPr>
@@ -2841,7 +2925,10 @@
         <w:t>custom skill you build "Only you"</w:t>
       </w:r>
       <w:r>
-        <w:t xml:space="preserve"> (or add your initials to the name), so the tenant doesn't get 25 identically named skills.</w:t>
+        <w:t xml:space="preserve"> </w:t>
+      </w:r>
+      <w:r>
+        <w:t>(or add your initials to the name), so the tenant doesn't get 25 identically named skills.</w:t>
       </w:r>
     </w:p>
     <w:p>
@@ -2860,10 +2947,7 @@
         <w:t>Send nothing to anyone else:</w:t>
       </w:r>
       <w:r>
-        <w:t xml:space="preserve"> </w:t>
-      </w:r>
-      <w:r>
-        <w:t>save drafts, or send only to yourself.</w:t>
+        <w:t xml:space="preserve"> save drafts, or send only to yourself.</w:t>
       </w:r>
     </w:p>
     <w:p>
@@ -2871,7 +2955,7 @@
         <w:pStyle w:val="Heading2"/>
       </w:pPr>
       <w:bookmarkStart w:id="14" w:name="if-something-isnt-ready"/>
-      <w:bookmarkStart w:id="15" w:name="_Toc241956462"/>
+      <w:bookmarkStart w:id="15" w:name="_Toc241993857"/>
       <w:bookmarkEnd w:id="12"/>
       <w:r>
         <w:t>If something isn't ready</w:t>
@@ -2916,7 +3000,7 @@
       <w:r>
         <w:t xml:space="preserve"> (fallback follow-along), checking results against the </w:t>
       </w:r>
-      <w:hyperlink r:id="rId24">
+      <w:hyperlink r:id="rId25">
         <w:r>
           <w:rPr>
             <w:rStyle w:val="Hyperlink"/>
@@ -2944,10 +3028,7 @@
         <w:t>Can't find the sample files</w:t>
       </w:r>
       <w:r>
-        <w:t xml:space="preserve"> → point to the staged Teams/SharePoint copy; a proctor helps copy </w:t>
-      </w:r>
-      <w:r>
-        <w:t>them to OneDrive.</w:t>
+        <w:t xml:space="preserve"> → point to the staged Teams/SharePoint copy; a proctor helps copy them to OneDrive.</w:t>
       </w:r>
     </w:p>
     <w:p>
@@ -3007,7 +3088,7 @@
         <w:pStyle w:val="Heading2"/>
       </w:pPr>
       <w:bookmarkStart w:id="16" w:name="X05d7d62746bec70b3198d1bb50c6b714cd7330c"/>
-      <w:bookmarkStart w:id="17" w:name="_Toc241956463"/>
+      <w:bookmarkStart w:id="17" w:name="_Toc241993858"/>
       <w:bookmarkEnd w:id="14"/>
       <w:r>
         <w:t>Quick reference: what each prerequisite unlocks</w:t>
@@ -3259,7 +3340,7 @@
               </w:rPr>
               <w:t xml:space="preserve">Exercise 1 (the facilitator demos with </w:t>
             </w:r>
-            <w:hyperlink r:id="rId25">
+            <w:hyperlink r:id="rId26">
               <w:r>
                 <w:rPr>
                   <w:rStyle w:val="Hyperlink"/>
@@ -3357,7 +3438,13 @@
               <w:rPr>
                 <w:sz w:val="19"/>
               </w:rPr>
-              <w:t xml:space="preserve"> skill only</w:t>
+              <w:t xml:space="preserve"> </w:t>
+            </w:r>
+            <w:r>
+              <w:rPr>
+                <w:sz w:val="19"/>
+              </w:rPr>
+              <w:t>skill only</w:t>
             </w:r>
           </w:p>
         </w:tc>
@@ -3367,7 +3454,7 @@
     </w:tbl>
     <w:p/>
     <w:sectPr>
-      <w:footerReference w:type="default" r:id="rId26"/>
+      <w:footerReference w:type="default" r:id="rId27"/>
       <w:footnotePr>
         <w:numRestart w:val="eachSect"/>
       </w:footnotePr>
@@ -3487,7 +3574,7 @@
   <w:abstractNum w:abstractNumId="0" w15:restartNumberingAfterBreak="0">
     <w:nsid w:val="0000A990"/>
     <w:multiLevelType w:val="multilevel"/>
-    <w:tmpl w:val="60806D8A"/>
+    <w:tmpl w:val="05365278"/>
     <w:lvl w:ilvl="0">
       <w:numFmt w:val="bullet"/>
       <w:lvlText w:val=" "/>
@@ -3564,7 +3651,7 @@
   <w:abstractNum w:abstractNumId="1" w15:restartNumberingAfterBreak="0">
     <w:nsid w:val="0000A991"/>
     <w:multiLevelType w:val="multilevel"/>
-    <w:tmpl w:val="AD6CB19A"/>
+    <w:tmpl w:val="2584C294"/>
     <w:lvl w:ilvl="0">
       <w:numFmt w:val="bullet"/>
       <w:lvlText w:val=""/>
@@ -3668,7 +3755,7 @@
   <w:abstractNum w:abstractNumId="2" w15:restartNumberingAfterBreak="0">
     <w:nsid w:val="0000A992"/>
     <w:multiLevelType w:val="multilevel"/>
-    <w:tmpl w:val="C16CCFEC"/>
+    <w:tmpl w:val="D1E25980"/>
     <w:lvl w:ilvl="0">
       <w:numFmt w:val="bullet"/>
       <w:lvlText w:val="☐"/>
@@ -3745,7 +3832,7 @@
   <w:abstractNum w:abstractNumId="3" w15:restartNumberingAfterBreak="0">
     <w:nsid w:val="00A99411"/>
     <w:multiLevelType w:val="multilevel"/>
-    <w:tmpl w:val="4F76E55E"/>
+    <w:tmpl w:val="95B6FD64"/>
     <w:lvl w:ilvl="0">
       <w:start w:val="1"/>
       <w:numFmt w:val="decimal"/>
@@ -3828,13 +3915,13 @@
       </w:pPr>
     </w:lvl>
   </w:abstractNum>
-  <w:num w:numId="1" w16cid:durableId="1051534975">
+  <w:num w:numId="1" w16cid:durableId="1198927764">
     <w:abstractNumId w:val="0"/>
   </w:num>
-  <w:num w:numId="2" w16cid:durableId="684862177">
+  <w:num w:numId="2" w16cid:durableId="1124075051">
     <w:abstractNumId w:val="1"/>
   </w:num>
-  <w:num w:numId="3" w16cid:durableId="716274223">
+  <w:num w:numId="3" w16cid:durableId="1436556944">
     <w:abstractNumId w:val="3"/>
     <w:lvlOverride w:ilvl="0">
       <w:startOverride w:val="1"/>
@@ -3864,64 +3951,64 @@
       <w:startOverride w:val="1"/>
     </w:lvlOverride>
   </w:num>
-  <w:num w:numId="4" w16cid:durableId="389305734">
+  <w:num w:numId="4" w16cid:durableId="1564679634">
     <w:abstractNumId w:val="2"/>
   </w:num>
-  <w:num w:numId="5" w16cid:durableId="309601243">
+  <w:num w:numId="5" w16cid:durableId="268701379">
     <w:abstractNumId w:val="2"/>
   </w:num>
-  <w:num w:numId="6" w16cid:durableId="1744719056">
+  <w:num w:numId="6" w16cid:durableId="1352031977">
     <w:abstractNumId w:val="2"/>
   </w:num>
-  <w:num w:numId="7" w16cid:durableId="1742364843">
+  <w:num w:numId="7" w16cid:durableId="878127466">
     <w:abstractNumId w:val="2"/>
   </w:num>
-  <w:num w:numId="8" w16cid:durableId="483089049">
+  <w:num w:numId="8" w16cid:durableId="1871841230">
     <w:abstractNumId w:val="2"/>
   </w:num>
-  <w:num w:numId="9" w16cid:durableId="633564217">
+  <w:num w:numId="9" w16cid:durableId="1969967099">
     <w:abstractNumId w:val="2"/>
   </w:num>
-  <w:num w:numId="10" w16cid:durableId="219094722">
+  <w:num w:numId="10" w16cid:durableId="47804433">
     <w:abstractNumId w:val="2"/>
   </w:num>
-  <w:num w:numId="11" w16cid:durableId="742680737">
+  <w:num w:numId="11" w16cid:durableId="14843483">
     <w:abstractNumId w:val="2"/>
   </w:num>
-  <w:num w:numId="12" w16cid:durableId="258103701">
+  <w:num w:numId="12" w16cid:durableId="1222867853">
     <w:abstractNumId w:val="2"/>
   </w:num>
-  <w:num w:numId="13" w16cid:durableId="2082215693">
+  <w:num w:numId="13" w16cid:durableId="691150202">
     <w:abstractNumId w:val="2"/>
   </w:num>
-  <w:num w:numId="14" w16cid:durableId="2036926428">
+  <w:num w:numId="14" w16cid:durableId="354305156">
     <w:abstractNumId w:val="2"/>
   </w:num>
-  <w:num w:numId="15" w16cid:durableId="2011374769">
+  <w:num w:numId="15" w16cid:durableId="558246435">
     <w:abstractNumId w:val="2"/>
   </w:num>
-  <w:num w:numId="16" w16cid:durableId="1418476696">
+  <w:num w:numId="16" w16cid:durableId="1495031182">
     <w:abstractNumId w:val="2"/>
   </w:num>
-  <w:num w:numId="17" w16cid:durableId="2104451466">
+  <w:num w:numId="17" w16cid:durableId="1882135220">
     <w:abstractNumId w:val="2"/>
   </w:num>
-  <w:num w:numId="18" w16cid:durableId="1222714658">
+  <w:num w:numId="18" w16cid:durableId="846288100">
     <w:abstractNumId w:val="2"/>
   </w:num>
-  <w:num w:numId="19" w16cid:durableId="614487175">
+  <w:num w:numId="19" w16cid:durableId="598416604">
     <w:abstractNumId w:val="2"/>
   </w:num>
-  <w:num w:numId="20" w16cid:durableId="1259405955">
+  <w:num w:numId="20" w16cid:durableId="1538421535">
     <w:abstractNumId w:val="2"/>
   </w:num>
-  <w:num w:numId="21" w16cid:durableId="930233368">
+  <w:num w:numId="21" w16cid:durableId="162015645">
     <w:abstractNumId w:val="2"/>
   </w:num>
-  <w:num w:numId="22" w16cid:durableId="1777677207">
+  <w:num w:numId="22" w16cid:durableId="1839080464">
     <w:abstractNumId w:val="1"/>
   </w:num>
-  <w:num w:numId="23" w16cid:durableId="389428008">
+  <w:num w:numId="23" w16cid:durableId="105589440">
     <w:abstractNumId w:val="1"/>
   </w:num>
 </w:numbering>
@@ -5200,7 +5287,7 @@
     <w:next w:val="Normal"/>
     <w:autoRedefine/>
     <w:uiPriority w:val="39"/>
-    <w:rsid w:val="009227C3"/>
+    <w:rsid w:val="0047240F"/>
     <w:pPr>
       <w:spacing w:after="100"/>
     </w:pPr>
@@ -5211,7 +5298,7 @@
     <w:next w:val="Normal"/>
     <w:autoRedefine/>
     <w:uiPriority w:val="39"/>
-    <w:rsid w:val="009227C3"/>
+    <w:rsid w:val="0047240F"/>
     <w:pPr>
       <w:spacing w:after="100"/>
       <w:ind w:left="210"/>
@@ -5221,7 +5308,7 @@
     <w:name w:val="header"/>
     <w:basedOn w:val="Normal"/>
     <w:link w:val="HeaderChar"/>
-    <w:rsid w:val="009227C3"/>
+    <w:rsid w:val="0047240F"/>
     <w:pPr>
       <w:tabs>
         <w:tab w:val="center" w:pos="4513"/>
@@ -5234,7 +5321,7 @@
     <w:name w:val="Header Char"/>
     <w:basedOn w:val="DefaultParagraphFont"/>
     <w:link w:val="Header"/>
-    <w:rsid w:val="009227C3"/>
+    <w:rsid w:val="0047240F"/>
     <w:rPr>
       <w:rFonts w:ascii="Segoe UI" w:eastAsia="Segoe UI" w:hAnsi="Segoe UI" w:cs="Segoe UI"/>
       <w:color w:val="242424"/>
@@ -5245,7 +5332,7 @@
     <w:name w:val="footer"/>
     <w:basedOn w:val="Normal"/>
     <w:link w:val="FooterChar"/>
-    <w:rsid w:val="009227C3"/>
+    <w:rsid w:val="0047240F"/>
     <w:pPr>
       <w:tabs>
         <w:tab w:val="center" w:pos="4513"/>
@@ -5258,7 +5345,7 @@
     <w:name w:val="Footer Char"/>
     <w:basedOn w:val="DefaultParagraphFont"/>
     <w:link w:val="Footer"/>
-    <w:rsid w:val="009227C3"/>
+    <w:rsid w:val="0047240F"/>
     <w:rPr>
       <w:rFonts w:ascii="Segoe UI" w:eastAsia="Segoe UI" w:hAnsi="Segoe UI" w:cs="Segoe UI"/>
       <w:color w:val="242424"/>

--- a/instructor/readiness-checklist.docx
+++ b/instructor/readiness-checklist.docx
@@ -10,7 +10,7 @@
           <w:sz w:val="21"/>
           <w:szCs w:val="24"/>
         </w:rPr>
-        <w:id w:val="-1468503987"/>
+        <w:id w:val="428479526"/>
         <w:docPartObj>
           <w:docPartGallery w:val="Table of Contents"/>
           <w:docPartUnique/>
@@ -51,7 +51,7 @@
           <w:r>
             <w:fldChar w:fldCharType="separate"/>
           </w:r>
-          <w:hyperlink w:anchor="_Toc241993850" w:history="1">
+          <w:hyperlink w:anchor="_Toc242253837" w:history="1">
             <w:r>
               <w:rPr>
                 <w:rStyle w:val="Hyperlink"/>
@@ -78,7 +78,7 @@
                 <w:noProof/>
                 <w:webHidden/>
               </w:rPr>
-              <w:instrText xml:space="preserve"> PAGEREF _Toc241993850 \h </w:instrText>
+              <w:instrText xml:space="preserve"> PAGEREF _Toc242253837 \h </w:instrText>
             </w:r>
             <w:r>
               <w:rPr>
@@ -125,7 +125,7 @@
               <w14:ligatures w14:val="standardContextual"/>
             </w:rPr>
           </w:pPr>
-          <w:hyperlink w:anchor="_Toc241993851" w:history="1">
+          <w:hyperlink w:anchor="_Toc242253838" w:history="1">
             <w:r>
               <w:rPr>
                 <w:rStyle w:val="Hyperlink"/>
@@ -152,7 +152,7 @@
                 <w:noProof/>
                 <w:webHidden/>
               </w:rPr>
-              <w:instrText xml:space="preserve"> PAGEREF _Toc241993851 \h </w:instrText>
+              <w:instrText xml:space="preserve"> PAGEREF _Toc242253838 \h </w:instrText>
             </w:r>
             <w:r>
               <w:rPr>
@@ -199,7 +199,7 @@
               <w14:ligatures w14:val="standardContextual"/>
             </w:rPr>
           </w:pPr>
-          <w:hyperlink w:anchor="_Toc241993852" w:history="1">
+          <w:hyperlink w:anchor="_Toc242253839" w:history="1">
             <w:r>
               <w:rPr>
                 <w:rStyle w:val="Hyperlink"/>
@@ -226,7 +226,7 @@
                 <w:noProof/>
                 <w:webHidden/>
               </w:rPr>
-              <w:instrText xml:space="preserve"> PAGEREF _Toc241993852 \h </w:instrText>
+              <w:instrText xml:space="preserve"> PAGEREF _Toc242253839 \h </w:instrText>
             </w:r>
             <w:r>
               <w:rPr>
@@ -273,7 +273,7 @@
               <w14:ligatures w14:val="standardContextual"/>
             </w:rPr>
           </w:pPr>
-          <w:hyperlink w:anchor="_Toc241993853" w:history="1">
+          <w:hyperlink w:anchor="_Toc242253840" w:history="1">
             <w:r>
               <w:rPr>
                 <w:rStyle w:val="Hyperlink"/>
@@ -300,7 +300,7 @@
                 <w:noProof/>
                 <w:webHidden/>
               </w:rPr>
-              <w:instrText xml:space="preserve"> PAGEREF _Toc241993853 \h </w:instrText>
+              <w:instrText xml:space="preserve"> PAGEREF _Toc242253840 \h </w:instrText>
             </w:r>
             <w:r>
               <w:rPr>
@@ -347,7 +347,7 @@
               <w14:ligatures w14:val="standardContextual"/>
             </w:rPr>
           </w:pPr>
-          <w:hyperlink w:anchor="_Toc241993854" w:history="1">
+          <w:hyperlink w:anchor="_Toc242253841" w:history="1">
             <w:r>
               <w:rPr>
                 <w:rStyle w:val="Hyperlink"/>
@@ -374,7 +374,7 @@
                 <w:noProof/>
                 <w:webHidden/>
               </w:rPr>
-              <w:instrText xml:space="preserve"> PAGEREF _Toc241993854 \h </w:instrText>
+              <w:instrText xml:space="preserve"> PAGEREF _Toc242253841 \h </w:instrText>
             </w:r>
             <w:r>
               <w:rPr>
@@ -421,7 +421,7 @@
               <w14:ligatures w14:val="standardContextual"/>
             </w:rPr>
           </w:pPr>
-          <w:hyperlink w:anchor="_Toc241993855" w:history="1">
+          <w:hyperlink w:anchor="_Toc242253842" w:history="1">
             <w:r>
               <w:rPr>
                 <w:rStyle w:val="Hyperlink"/>
@@ -448,7 +448,7 @@
                 <w:noProof/>
                 <w:webHidden/>
               </w:rPr>
-              <w:instrText xml:space="preserve"> PAGEREF _Toc241993855 \h </w:instrText>
+              <w:instrText xml:space="preserve"> PAGEREF _Toc242253842 \h </w:instrText>
             </w:r>
             <w:r>
               <w:rPr>
@@ -495,7 +495,7 @@
               <w14:ligatures w14:val="standardContextual"/>
             </w:rPr>
           </w:pPr>
-          <w:hyperlink w:anchor="_Toc241993856" w:history="1">
+          <w:hyperlink w:anchor="_Toc242253843" w:history="1">
             <w:r>
               <w:rPr>
                 <w:rStyle w:val="Hyperlink"/>
@@ -522,7 +522,7 @@
                 <w:noProof/>
                 <w:webHidden/>
               </w:rPr>
-              <w:instrText xml:space="preserve"> PAGEREF _Toc241993856 \h </w:instrText>
+              <w:instrText xml:space="preserve"> PAGEREF _Toc242253843 \h </w:instrText>
             </w:r>
             <w:r>
               <w:rPr>
@@ -569,7 +569,7 @@
               <w14:ligatures w14:val="standardContextual"/>
             </w:rPr>
           </w:pPr>
-          <w:hyperlink w:anchor="_Toc241993857" w:history="1">
+          <w:hyperlink w:anchor="_Toc242253844" w:history="1">
             <w:r>
               <w:rPr>
                 <w:rStyle w:val="Hyperlink"/>
@@ -596,7 +596,7 @@
                 <w:noProof/>
                 <w:webHidden/>
               </w:rPr>
-              <w:instrText xml:space="preserve"> PAGEREF _Toc241993857 \h </w:instrText>
+              <w:instrText xml:space="preserve"> PAGEREF _Toc242253844 \h </w:instrText>
             </w:r>
             <w:r>
               <w:rPr>
@@ -643,7 +643,7 @@
               <w14:ligatures w14:val="standardContextual"/>
             </w:rPr>
           </w:pPr>
-          <w:hyperlink w:anchor="_Toc241993858" w:history="1">
+          <w:hyperlink w:anchor="_Toc242253845" w:history="1">
             <w:r>
               <w:rPr>
                 <w:rStyle w:val="Hyperlink"/>
@@ -670,7 +670,7 @@
                 <w:noProof/>
                 <w:webHidden/>
               </w:rPr>
-              <w:instrText xml:space="preserve"> PAGEREF _Toc241993858 \h </w:instrText>
+              <w:instrText xml:space="preserve"> PAGEREF _Toc242253845 \h </w:instrText>
             </w:r>
             <w:r>
               <w:rPr>
@@ -713,7 +713,7 @@
         <w:pStyle w:val="Heading1"/>
       </w:pPr>
       <w:bookmarkStart w:id="0" w:name="pre-workshop-readiness-checklist"/>
-      <w:bookmarkStart w:id="1" w:name="_Toc241993850"/>
+      <w:bookmarkStart w:id="1" w:name="_Toc242253837"/>
       <w:r>
         <w:t>Pre-Workshop Readiness Checklist</w:t>
       </w:r>
@@ -801,7 +801,7 @@
         <w:pStyle w:val="Heading2"/>
       </w:pPr>
       <w:bookmarkStart w:id="2" w:name="preparation-timeline"/>
-      <w:bookmarkStart w:id="3" w:name="_Toc241993851"/>
+      <w:bookmarkStart w:id="3" w:name="_Toc242253838"/>
       <w:r>
         <w:t>Preparation timeline</w:t>
       </w:r>
@@ -1668,7 +1668,7 @@
         <w:pStyle w:val="Heading2"/>
       </w:pPr>
       <w:bookmarkStart w:id="4" w:name="cost-planning"/>
-      <w:bookmarkStart w:id="5" w:name="_Toc241993852"/>
+      <w:bookmarkStart w:id="5" w:name="_Toc242253839"/>
       <w:bookmarkEnd w:id="2"/>
       <w:r>
         <w:t>Cost planning</w:t>
@@ -1846,7 +1846,7 @@
         <w:pStyle w:val="Heading2"/>
       </w:pPr>
       <w:bookmarkStart w:id="6" w:name="X26afd18925ecd972192f69d7821188544492b05"/>
-      <w:bookmarkStart w:id="7" w:name="_Toc241993853"/>
+      <w:bookmarkStart w:id="7" w:name="_Toc242253840"/>
       <w:bookmarkEnd w:id="4"/>
       <w:r>
         <w:t>Plan B — if Cowork is down for the whole room</w:t>
@@ -1975,7 +1975,7 @@
         <w:pStyle w:val="Heading2"/>
       </w:pPr>
       <w:bookmarkStart w:id="8" w:name="Xb75ebb7955b3d09d1e310be1bac89915d98d77c"/>
-      <w:bookmarkStart w:id="9" w:name="_Toc241993854"/>
+      <w:bookmarkStart w:id="9" w:name="_Toc242253841"/>
       <w:bookmarkEnd w:id="6"/>
       <w:r>
         <w:t>For the host / tenant admin (do this before the workshop)</w:t>
@@ -2308,43 +2308,81 @@
       </w:pPr>
       <w:r>
         <w:rPr>
-          <w:i/>
-          <w:iCs/>
-        </w:rPr>
-        <w:t>(Optional)</w:t>
-      </w:r>
-      <w:r>
-        <w:t xml:space="preserve"> For the </w:t>
-      </w:r>
-      <w:r>
-        <w:rPr>
-          <w:b/>
-          <w:bCs/>
-        </w:rPr>
-        <w:t>HR plugins spotlight</w:t>
-      </w:r>
-      <w:r>
-        <w:t xml:space="preserve">, have a plugin installed in the </w:t>
-      </w:r>
-      <w:r>
-        <w:rPr>
-          <w:b/>
-          <w:bCs/>
-        </w:rPr>
-        <w:t>facilitator's tenant</w:t>
-      </w:r>
-      <w:r>
-        <w:t xml:space="preserve"> (e.g., an approved HR or Microsoft plugin) so you can show </w:t>
-      </w:r>
-      <w:r>
-        <w:rPr>
-          <w:b/>
-          <w:bCs/>
-        </w:rPr>
-        <w:t>Customize → Plugins</w:t>
-      </w:r>
-      <w:r>
-        <w:t xml:space="preserve"> live. Otherwise the deck's screenshot is enough. Don't add plugins to the attendee tenant.</w:t>
+          <w:b/>
+          <w:bCs/>
+        </w:rPr>
+        <w:t>Stage the sample data:</w:t>
+      </w:r>
+      <w:r>
+        <w:t xml:space="preserve"> upload </w:t>
+      </w:r>
+      <w:r>
+        <w:rPr>
+          <w:b/>
+          <w:bCs/>
+        </w:rPr>
+        <w:t>zava-sample-knowledge.zip</w:t>
+      </w:r>
+      <w:r>
+        <w:t xml:space="preserve"> from </w:t>
+      </w:r>
+      <w:r>
+        <w:rPr>
+          <w:rStyle w:val="VerbatimChar"/>
+        </w:rPr>
+        <w:t>sample-knowledge/</w:t>
+      </w:r>
+      <w:r>
+        <w:t xml:space="preserve"> (the one zip; it holds the six Word and Excel sample files, in an </w:t>
+      </w:r>
+      <w:r>
+        <w:rPr>
+          <w:rStyle w:val="VerbatimChar"/>
+        </w:rPr>
+        <w:t>ai_hr_cowork_workshop</w:t>
+      </w:r>
+      <w:r>
+        <w:t xml:space="preserve"> folder) to a shared location every attendee account can reach (a </w:t>
+      </w:r>
+      <w:r>
+        <w:rPr>
+          <w:b/>
+          <w:bCs/>
+        </w:rPr>
+        <w:t>Teams channel</w:t>
+      </w:r>
+      <w:r>
+        <w:t xml:space="preserve"> or </w:t>
+      </w:r>
+      <w:r>
+        <w:rPr>
+          <w:b/>
+          <w:bCs/>
+        </w:rPr>
+        <w:t>SharePoint library</w:t>
+      </w:r>
+      <w:r>
+        <w:t xml:space="preserve">), so attendees can copy them into their own OneDrive. Getting the files from GitHub? If a link opens the file on GitHub, select the </w:t>
+      </w:r>
+      <w:r>
+        <w:rPr>
+          <w:b/>
+          <w:bCs/>
+        </w:rPr>
+        <w:t>Download</w:t>
+      </w:r>
+      <w:r>
+        <w:t xml:space="preserve"> icon (</w:t>
+      </w:r>
+      <w:r>
+        <w:rPr>
+          <w:b/>
+          <w:bCs/>
+        </w:rPr>
+        <w:t>Download raw file</w:t>
+      </w:r>
+      <w:r>
+        <w:t>) at the top right of the file (see the picture after this list).</w:t>
       </w:r>
     </w:p>
     <w:p>
@@ -2360,94 +2398,10 @@
           <w:b/>
           <w:bCs/>
         </w:rPr>
-        <w:t>Stage the sample data:</w:t>
-      </w:r>
-      <w:r>
-        <w:t xml:space="preserve"> </w:t>
-      </w:r>
-      <w:r>
-        <w:t xml:space="preserve">upload </w:t>
-      </w:r>
-      <w:r>
-        <w:rPr>
-          <w:b/>
-          <w:bCs/>
-        </w:rPr>
-        <w:t>zava-sample-knowledge.zip</w:t>
-      </w:r>
-      <w:r>
-        <w:t xml:space="preserve"> (the six Word and Excel sample files, in an </w:t>
-      </w:r>
-      <w:r>
-        <w:rPr>
-          <w:rStyle w:val="VerbatimChar"/>
-        </w:rPr>
-        <w:t>ai_hr_cowork_workshop</w:t>
-      </w:r>
-      <w:r>
-        <w:t xml:space="preserve"> folder) to a shared location every attendee account can reach (a </w:t>
-      </w:r>
-      <w:r>
-        <w:rPr>
-          <w:b/>
-          <w:bCs/>
-        </w:rPr>
-        <w:t>Teams channel</w:t>
-      </w:r>
-      <w:r>
-        <w:t xml:space="preserve"> or </w:t>
-      </w:r>
-      <w:r>
-        <w:rPr>
-          <w:b/>
-          <w:bCs/>
-        </w:rPr>
-        <w:t>SharePoint library</w:t>
-      </w:r>
-      <w:r>
-        <w:t xml:space="preserve">), so attendees can copy them into their own OneDrive. Getting the files from GitHub? If a link opens the file on GitHub, select the </w:t>
-      </w:r>
-      <w:r>
-        <w:rPr>
-          <w:b/>
-          <w:bCs/>
-        </w:rPr>
-        <w:t>Download</w:t>
-      </w:r>
-      <w:r>
-        <w:t xml:space="preserve"> icon (</w:t>
-      </w:r>
-      <w:r>
-        <w:rPr>
-          <w:b/>
-          <w:bCs/>
-        </w:rPr>
-        <w:t>Download raw file</w:t>
-      </w:r>
-      <w:r>
-        <w:t>) at the top right of the file (see the picture after this list).</w:t>
-      </w:r>
-    </w:p>
-    <w:p>
-      <w:pPr>
-        <w:pStyle w:val="Compact"/>
-        <w:numPr>
-          <w:ilvl w:val="0"/>
-          <w:numId w:val="12"/>
-        </w:numPr>
-      </w:pPr>
-      <w:r>
-        <w:rPr>
-          <w:b/>
-          <w:bCs/>
-        </w:rPr>
         <w:t>No attendee seed data.</w:t>
       </w:r>
       <w:r>
-        <w:t xml:space="preserve"> </w:t>
-      </w:r>
-      <w:r>
-        <w:t xml:space="preserve">Exercise 1 (Executive Command Center) runs on each attendee's </w:t>
+        <w:t xml:space="preserve"> Exercise 1 (Executive Command Center) runs on each attendee's </w:t>
       </w:r>
       <w:r>
         <w:rPr>
@@ -2476,28 +2430,67 @@
         <w:pStyle w:val="Compact"/>
         <w:numPr>
           <w:ilvl w:val="0"/>
+          <w:numId w:val="12"/>
+        </w:numPr>
+      </w:pPr>
+      <w:r>
+        <w:rPr>
+          <w:b/>
+          <w:bCs/>
+        </w:rPr>
+        <w:t>After class:</w:t>
+      </w:r>
+      <w:r>
+        <w:t xml:space="preserve"> remind attendees (or clean up centrally) to </w:t>
+      </w:r>
+      <w:r>
+        <w:rPr>
+          <w:b/>
+          <w:bCs/>
+        </w:rPr>
+        <w:t>pause/delete the schedules</w:t>
+      </w:r>
+      <w:r>
+        <w:t xml:space="preserve"> created in Exercises 1 and 7 so they stop consuming usage.</w:t>
+      </w:r>
+    </w:p>
+    <w:p>
+      <w:pPr>
+        <w:pStyle w:val="Compact"/>
+        <w:numPr>
+          <w:ilvl w:val="0"/>
           <w:numId w:val="13"/>
         </w:numPr>
       </w:pPr>
       <w:r>
         <w:rPr>
-          <w:b/>
-          <w:bCs/>
-        </w:rPr>
-        <w:t>After class:</w:t>
-      </w:r>
-      <w:r>
-        <w:t xml:space="preserve"> remind attendees (or clean up centrally) to </w:t>
-      </w:r>
-      <w:r>
-        <w:rPr>
-          <w:b/>
-          <w:bCs/>
-        </w:rPr>
-        <w:t>pause/delete the schedules</w:t>
-      </w:r>
-      <w:r>
-        <w:t xml:space="preserve"> created in Exercises 1 and 7 so they stop consuming usage.</w:t>
+          <w:i/>
+          <w:iCs/>
+        </w:rPr>
+        <w:t>(Optional)</w:t>
+      </w:r>
+      <w:r>
+        <w:t xml:space="preserve"> </w:t>
+      </w:r>
+      <w:r>
+        <w:rPr>
+          <w:b/>
+          <w:bCs/>
+        </w:rPr>
+        <w:t>Frontier</w:t>
+      </w:r>
+      <w:r>
+        <w:t xml:space="preserve"> enrollment — only if you want to demo the built-in </w:t>
+      </w:r>
+      <w:r>
+        <w:rPr>
+          <w:b/>
+          <w:bCs/>
+        </w:rPr>
+        <w:t>App</w:t>
+      </w:r>
+      <w:r>
+        <w:t xml:space="preserve"> skill; not required for the core exercises.</w:t>
       </w:r>
     </w:p>
     <w:p>
@@ -2509,63 +2502,21 @@
         </w:numPr>
       </w:pPr>
       <w:r>
-        <w:rPr>
-          <w:i/>
-          <w:iCs/>
-        </w:rPr>
-        <w:t>(Optional)</w:t>
-      </w:r>
-      <w:r>
-        <w:t xml:space="preserve"> </w:t>
-      </w:r>
-      <w:r>
-        <w:rPr>
-          <w:b/>
-          <w:bCs/>
-        </w:rPr>
-        <w:t>Frontier</w:t>
-      </w:r>
-      <w:r>
-        <w:t xml:space="preserve"> </w:t>
-      </w:r>
-      <w:r>
-        <w:t xml:space="preserve">enrollment — only if you want to demo the built-in </w:t>
-      </w:r>
-      <w:r>
-        <w:rPr>
-          <w:b/>
-          <w:bCs/>
-        </w:rPr>
-        <w:t>App</w:t>
-      </w:r>
-      <w:r>
-        <w:t xml:space="preserve"> skill; not required for the core exercises.</w:t>
+        <w:t xml:space="preserve">Confirm any </w:t>
+      </w:r>
+      <w:r>
+        <w:rPr>
+          <w:b/>
+          <w:bCs/>
+        </w:rPr>
+        <w:t>model/subprocessor policy</w:t>
+      </w:r>
+      <w:r>
+        <w:t xml:space="preserve"> (e.g., use of Anthropic models as a subprocessor) so you can tell attendees what's allowed in the model picker.</w:t>
       </w:r>
     </w:p>
     <w:p>
       <w:pPr>
-        <w:pStyle w:val="Compact"/>
-        <w:numPr>
-          <w:ilvl w:val="0"/>
-          <w:numId w:val="15"/>
-        </w:numPr>
-      </w:pPr>
-      <w:r>
-        <w:t xml:space="preserve">Confirm any </w:t>
-      </w:r>
-      <w:r>
-        <w:rPr>
-          <w:b/>
-          <w:bCs/>
-        </w:rPr>
-        <w:t>model/subprocessor policy</w:t>
-      </w:r>
-      <w:r>
-        <w:t xml:space="preserve"> (e.g., use of Anthropic models as a subprocessor) so you can tell attendees what's allowed in the model picker.</w:t>
-      </w:r>
-    </w:p>
-    <w:p>
-      <w:pPr>
         <w:pStyle w:val="FirstParagraph"/>
       </w:pPr>
       <w:r>
@@ -2573,7 +2524,7 @@
           <w:noProof/>
         </w:rPr>
         <w:drawing>
-          <wp:inline distT="0" distB="0" distL="0" distR="0" wp14:anchorId="1C7A8CDA" wp14:editId="247A581F">
+          <wp:inline distT="0" distB="0" distL="0" distR="0" wp14:anchorId="3CA8E40B" wp14:editId="36414CB8">
             <wp:extent cx="4400120" cy="1306285"/>
             <wp:effectExtent l="0" t="0" r="0" b="0"/>
             <wp:docPr id="24" name="Picture" descr="Tip: on a GitHub file page, select the Download icon (Download raw file) at the top right of the file"/>
@@ -2620,7 +2571,7 @@
         <w:pStyle w:val="Heading2"/>
       </w:pPr>
       <w:bookmarkStart w:id="10" w:name="X9e7f43dc51ce66ccd050059b76bb488050dc40c"/>
-      <w:bookmarkStart w:id="11" w:name="_Toc241993855"/>
+      <w:bookmarkStart w:id="11" w:name="_Toc242253842"/>
       <w:bookmarkEnd w:id="8"/>
       <w:r>
         <w:t>For attendees (during setup, first 20 minutes)</w:t>
@@ -2632,7 +2583,7 @@
         <w:pStyle w:val="Compact"/>
         <w:numPr>
           <w:ilvl w:val="0"/>
-          <w:numId w:val="16"/>
+          <w:numId w:val="15"/>
         </w:numPr>
       </w:pPr>
       <w:r>
@@ -2677,31 +2628,50 @@
         <w:pStyle w:val="Compact"/>
         <w:numPr>
           <w:ilvl w:val="0"/>
+          <w:numId w:val="16"/>
+        </w:numPr>
+      </w:pPr>
+      <w:r>
+        <w:t xml:space="preserve">I can see the </w:t>
+      </w:r>
+      <w:r>
+        <w:rPr>
+          <w:b/>
+          <w:bCs/>
+        </w:rPr>
+        <w:t>Cowork</w:t>
+      </w:r>
+      <w:r>
+        <w:t xml:space="preserve"> toggle at the top (next to </w:t>
+      </w:r>
+      <w:r>
+        <w:rPr>
+          <w:b/>
+          <w:bCs/>
+        </w:rPr>
+        <w:t>Chat</w:t>
+      </w:r>
+      <w:r>
+        <w:t>).</w:t>
+      </w:r>
+    </w:p>
+    <w:p>
+      <w:pPr>
+        <w:pStyle w:val="Compact"/>
+        <w:numPr>
+          <w:ilvl w:val="0"/>
           <w:numId w:val="17"/>
         </w:numPr>
       </w:pPr>
       <w:r>
-        <w:t xml:space="preserve">I can see the </w:t>
-      </w:r>
-      <w:r>
-        <w:rPr>
-          <w:b/>
-          <w:bCs/>
-        </w:rPr>
-        <w:t>Cowork</w:t>
-      </w:r>
-      <w:r>
-        <w:t xml:space="preserve"> </w:t>
-      </w:r>
-      <w:r>
-        <w:t xml:space="preserve">toggle at the top (next to </w:t>
-      </w:r>
-      <w:r>
-        <w:rPr>
-          <w:b/>
-          <w:bCs/>
-        </w:rPr>
-        <w:t>Chat</w:t>
+        <w:t xml:space="preserve">I ran a smoke-test prompt in Cowork and got a response (e.g., </w:t>
+      </w:r>
+      <w:r>
+        <w:rPr>
+          <w:i/>
+          <w:iCs/>
+        </w:rPr>
+        <w:t>"Give me a one-sentence hello."</w:t>
       </w:r>
       <w:r>
         <w:t>).</w:t>
@@ -2716,17 +2686,40 @@
         </w:numPr>
       </w:pPr>
       <w:r>
-        <w:t xml:space="preserve">I ran a smoke-test prompt in Cowork and got a response (e.g., </w:t>
-      </w:r>
-      <w:r>
-        <w:rPr>
-          <w:i/>
-          <w:iCs/>
-        </w:rPr>
-        <w:t>"Give me a one-sentence hello."</w:t>
-      </w:r>
-      <w:r>
-        <w:t>).</w:t>
+        <w:t xml:space="preserve">I copied the </w:t>
+      </w:r>
+      <w:r>
+        <w:rPr>
+          <w:b/>
+          <w:bCs/>
+        </w:rPr>
+        <w:t>sample-knowledge</w:t>
+      </w:r>
+      <w:r>
+        <w:t xml:space="preserve"> files from the shared location into my </w:t>
+      </w:r>
+      <w:r>
+        <w:rPr>
+          <w:b/>
+          <w:bCs/>
+        </w:rPr>
+        <w:t>own OneDrive</w:t>
+      </w:r>
+      <w:r>
+        <w:t xml:space="preserve"> folder </w:t>
+      </w:r>
+      <w:r>
+        <w:rPr>
+          <w:b/>
+          <w:bCs/>
+        </w:rPr>
+        <w:t>Documents/ai_hr_cowork_workshop</w:t>
+      </w:r>
+      <w:r>
+        <w:t xml:space="preserve"> </w:t>
+      </w:r>
+      <w:r>
+        <w:t>(I created it in OneDrive → My files → Documents).</w:t>
       </w:r>
     </w:p>
     <w:p>
@@ -2738,37 +2731,27 @@
         </w:numPr>
       </w:pPr>
       <w:r>
-        <w:t xml:space="preserve">I copied the </w:t>
-      </w:r>
-      <w:r>
-        <w:rPr>
-          <w:b/>
-          <w:bCs/>
-        </w:rPr>
-        <w:t>sample-knowledge</w:t>
-      </w:r>
-      <w:r>
-        <w:t xml:space="preserve"> files from the shared location into my </w:t>
-      </w:r>
-      <w:r>
-        <w:rPr>
-          <w:b/>
-          <w:bCs/>
-        </w:rPr>
-        <w:t>own OneDrive</w:t>
-      </w:r>
-      <w:r>
-        <w:t xml:space="preserve"> folder </w:t>
-      </w:r>
-      <w:r>
-        <w:rPr>
-          <w:b/>
-          <w:bCs/>
-        </w:rPr>
-        <w:t>Documents/ai_hr_cowork_workshop</w:t>
-      </w:r>
-      <w:r>
-        <w:t xml:space="preserve"> (I created it in OneDrive → My files → Documents).</w:t>
+        <w:t xml:space="preserve">I set my </w:t>
+      </w:r>
+      <w:r>
+        <w:rPr>
+          <w:b/>
+          <w:bCs/>
+        </w:rPr>
+        <w:t>custom instructions</w:t>
+      </w:r>
+      <w:r>
+        <w:t xml:space="preserve">: </w:t>
+      </w:r>
+      <w:r>
+        <w:rPr>
+          <w:b/>
+          <w:bCs/>
+        </w:rPr>
+        <w:t>Customize → Preferences → Customize instructions for Cowork</w:t>
+      </w:r>
+      <w:r>
+        <w:t xml:space="preserve"> (workbook Setup step D).</w:t>
       </w:r>
     </w:p>
     <w:p>
@@ -2780,28 +2763,31 @@
         </w:numPr>
       </w:pPr>
       <w:r>
-        <w:t xml:space="preserve">I set my </w:t>
-      </w:r>
-      <w:r>
-        <w:rPr>
-          <w:b/>
-          <w:bCs/>
-        </w:rPr>
-        <w:t>custom instructions</w:t>
-      </w:r>
-      <w:r>
-        <w:t xml:space="preserve">: </w:t>
-      </w:r>
-      <w:r>
-        <w:rPr>
-          <w:b/>
-          <w:bCs/>
-        </w:rPr>
-        <w:t>Customize → Preferences → Customize instructions for Cowork</w:t>
-      </w:r>
-      <w:r>
-        <w:t xml:space="preserve"> (workbook Setup step D).</w:t>
-      </w:r>
+        <w:t xml:space="preserve">I'm on a </w:t>
+      </w:r>
+      <w:r>
+        <w:rPr>
+          <w:b/>
+          <w:bCs/>
+        </w:rPr>
+        <w:t>laptop/desktop</w:t>
+      </w:r>
+      <w:r>
+        <w:t xml:space="preserve"> (custom skills aren't supported on mobile).</w:t>
+      </w:r>
+    </w:p>
+    <w:p>
+      <w:pPr>
+        <w:pStyle w:val="Heading2"/>
+      </w:pPr>
+      <w:bookmarkStart w:id="12" w:name="data-and-shared-tenant-etiquette"/>
+      <w:bookmarkStart w:id="13" w:name="_Toc242253843"/>
+      <w:bookmarkEnd w:id="10"/>
+      <w:r>
+        <w:lastRenderedPageBreak/>
+        <w:t>Data and shared-tenant etiquette</w:t>
+      </w:r>
+      <w:bookmarkEnd w:id="13"/>
     </w:p>
     <w:p>
       <w:pPr>
@@ -2812,31 +2798,117 @@
         </w:numPr>
       </w:pPr>
       <w:r>
-        <w:lastRenderedPageBreak/>
-        <w:t xml:space="preserve">I'm on a </w:t>
-      </w:r>
-      <w:r>
-        <w:rPr>
-          <w:b/>
-          <w:bCs/>
-        </w:rPr>
-        <w:t>laptop/desktop</w:t>
-      </w:r>
-      <w:r>
-        <w:t xml:space="preserve"> (custom skills aren't supported on mobile).</w:t>
+        <w:rPr>
+          <w:b/>
+          <w:bCs/>
+        </w:rPr>
+        <w:t>Exercise 1 uses your real mail, calendar, and Teams.</w:t>
+      </w:r>
+      <w:r>
+        <w:t xml:space="preserve"> Cowork sees only what you can already see, and the results stay in your account. </w:t>
+      </w:r>
+      <w:r>
+        <w:rPr>
+          <w:b/>
+          <w:bCs/>
+        </w:rPr>
+        <w:t>Don't project or screen-share</w:t>
+      </w:r>
+      <w:r>
+        <w:t xml:space="preserve"> your Exercise 1 results.</w:t>
       </w:r>
     </w:p>
     <w:p>
       <w:pPr>
+        <w:pStyle w:val="Compact"/>
+        <w:numPr>
+          <w:ilvl w:val="0"/>
+          <w:numId w:val="21"/>
+        </w:numPr>
+      </w:pPr>
+      <w:r>
+        <w:rPr>
+          <w:b/>
+          <w:bCs/>
+        </w:rPr>
+        <w:t>Every other exercise uses the fictional Zava sample files.</w:t>
+      </w:r>
+      <w:r>
+        <w:t xml:space="preserve"> Don't add real employee records or personal data to the exercise files, prompts, or skills.</w:t>
+      </w:r>
+    </w:p>
+    <w:p>
+      <w:pPr>
+        <w:pStyle w:val="Compact"/>
+        <w:numPr>
+          <w:ilvl w:val="0"/>
+          <w:numId w:val="21"/>
+        </w:numPr>
+      </w:pPr>
+      <w:r>
+        <w:t xml:space="preserve">Your </w:t>
+      </w:r>
+      <w:r>
+        <w:rPr>
+          <w:b/>
+          <w:bCs/>
+        </w:rPr>
+        <w:t>OneDrive, drafts, and skills</w:t>
+      </w:r>
+      <w:r>
+        <w:t xml:space="preserve"> are tied to </w:t>
+      </w:r>
+      <w:r>
+        <w:rPr>
+          <w:b/>
+          <w:bCs/>
+        </w:rPr>
+        <w:t>your account</w:t>
+      </w:r>
+      <w:r>
+        <w:t xml:space="preserve">. Keep any </w:t>
+      </w:r>
+      <w:r>
+        <w:rPr>
+          <w:b/>
+          <w:bCs/>
+        </w:rPr>
+        <w:t>custom skill you build "Only you"</w:t>
+      </w:r>
+      <w:r>
+        <w:t xml:space="preserve"> (or add your initials to the name), so the tenant doesn't get 25 identically named skills.</w:t>
+      </w:r>
+    </w:p>
+    <w:p>
+      <w:pPr>
+        <w:pStyle w:val="Compact"/>
+        <w:numPr>
+          <w:ilvl w:val="0"/>
+          <w:numId w:val="21"/>
+        </w:numPr>
+      </w:pPr>
+      <w:r>
+        <w:rPr>
+          <w:b/>
+          <w:bCs/>
+        </w:rPr>
+        <w:t>Send nothing to anyone else:</w:t>
+      </w:r>
+      <w:r>
+        <w:t xml:space="preserve"> save drafts, or send only to yourself.</w:t>
+      </w:r>
+    </w:p>
+    <w:p>
+      <w:pPr>
         <w:pStyle w:val="Heading2"/>
       </w:pPr>
-      <w:bookmarkStart w:id="12" w:name="data-and-shared-tenant-etiquette"/>
-      <w:bookmarkStart w:id="13" w:name="_Toc241993856"/>
-      <w:bookmarkEnd w:id="10"/>
-      <w:r>
-        <w:t>Data and shared-tenant etiquette</w:t>
-      </w:r>
-      <w:bookmarkEnd w:id="13"/>
+      <w:bookmarkStart w:id="14" w:name="if-something-isnt-ready"/>
+      <w:bookmarkStart w:id="15" w:name="_Toc242253844"/>
+      <w:bookmarkEnd w:id="12"/>
+      <w:r>
+        <w:t>If something isn't ready</w:t>
+      </w:r>
+      <w:bookmarkEnd w:id="15"/>
     </w:p>
     <w:p>
       <w:pPr>
@@ -2851,144 +2923,23 @@
           <w:b/>
           <w:bCs/>
         </w:rPr>
-        <w:t>Exercise 1 uses your real mail, calendar, and Teams.</w:t>
-      </w:r>
-      <w:r>
-        <w:t xml:space="preserve"> Cowork sees only what you can already see, and the results stay in your account. </w:t>
-      </w:r>
-      <w:r>
-        <w:rPr>
-          <w:b/>
-          <w:bCs/>
-        </w:rPr>
-        <w:t>Don't project or screen-share</w:t>
-      </w:r>
-      <w:r>
-        <w:t xml:space="preserve"> your Exercise 1 results.</w:t>
-      </w:r>
-    </w:p>
-    <w:p>
-      <w:pPr>
-        <w:pStyle w:val="Compact"/>
-        <w:numPr>
-          <w:ilvl w:val="0"/>
-          <w:numId w:val="22"/>
-        </w:numPr>
-      </w:pPr>
-      <w:r>
-        <w:rPr>
-          <w:b/>
-          <w:bCs/>
-        </w:rPr>
-        <w:t>Every other exercise uses the fictional Zava sample files.</w:t>
-      </w:r>
-      <w:r>
-        <w:t xml:space="preserve"> Don't add real employee records or personal data to the exercise files, prompts, or skills.</w:t>
-      </w:r>
-    </w:p>
-    <w:p>
-      <w:pPr>
-        <w:pStyle w:val="Compact"/>
-        <w:numPr>
-          <w:ilvl w:val="0"/>
-          <w:numId w:val="22"/>
-        </w:numPr>
-      </w:pPr>
-      <w:r>
-        <w:t xml:space="preserve">Your </w:t>
-      </w:r>
-      <w:r>
-        <w:rPr>
-          <w:b/>
-          <w:bCs/>
-        </w:rPr>
-        <w:t>OneDrive, drafts, and skills</w:t>
-      </w:r>
-      <w:r>
-        <w:t xml:space="preserve"> are tied to </w:t>
-      </w:r>
-      <w:r>
-        <w:rPr>
-          <w:b/>
-          <w:bCs/>
-        </w:rPr>
-        <w:t>your account</w:t>
-      </w:r>
-      <w:r>
-        <w:t xml:space="preserve">. Keep any </w:t>
-      </w:r>
-      <w:r>
-        <w:rPr>
-          <w:b/>
-          <w:bCs/>
-        </w:rPr>
-        <w:t>custom skill you build "Only you"</w:t>
+        <w:t>Account/license/Cowork issue</w:t>
+      </w:r>
+      <w:r>
+        <w:t xml:space="preserve"> → the host lends a </w:t>
+      </w:r>
+      <w:r>
+        <w:rPr>
+          <w:b/>
+          <w:bCs/>
+        </w:rPr>
+        <w:t>spare account</w:t>
       </w:r>
       <w:r>
         <w:t xml:space="preserve"> </w:t>
       </w:r>
       <w:r>
-        <w:t>(or add your initials to the name), so the tenant doesn't get 25 identically named skills.</w:t>
-      </w:r>
-    </w:p>
-    <w:p>
-      <w:pPr>
-        <w:pStyle w:val="Compact"/>
-        <w:numPr>
-          <w:ilvl w:val="0"/>
-          <w:numId w:val="22"/>
-        </w:numPr>
-      </w:pPr>
-      <w:r>
-        <w:rPr>
-          <w:b/>
-          <w:bCs/>
-        </w:rPr>
-        <w:t>Send nothing to anyone else:</w:t>
-      </w:r>
-      <w:r>
-        <w:t xml:space="preserve"> save drafts, or send only to yourself.</w:t>
-      </w:r>
-    </w:p>
-    <w:p>
-      <w:pPr>
-        <w:pStyle w:val="Heading2"/>
-      </w:pPr>
-      <w:bookmarkStart w:id="14" w:name="if-something-isnt-ready"/>
-      <w:bookmarkStart w:id="15" w:name="_Toc241993857"/>
-      <w:bookmarkEnd w:id="12"/>
-      <w:r>
-        <w:t>If something isn't ready</w:t>
-      </w:r>
-      <w:bookmarkEnd w:id="15"/>
-    </w:p>
-    <w:p>
-      <w:pPr>
-        <w:pStyle w:val="Compact"/>
-        <w:numPr>
-          <w:ilvl w:val="0"/>
-          <w:numId w:val="23"/>
-        </w:numPr>
-      </w:pPr>
-      <w:r>
-        <w:rPr>
-          <w:b/>
-          <w:bCs/>
-        </w:rPr>
-        <w:t>Account/license/Cowork issue</w:t>
-      </w:r>
-      <w:r>
-        <w:t xml:space="preserve"> → the host lends a </w:t>
-      </w:r>
-      <w:r>
-        <w:rPr>
-          <w:b/>
-          <w:bCs/>
-        </w:rPr>
-        <w:t>spare account</w:t>
-      </w:r>
-      <w:r>
-        <w:t xml:space="preserve"> (the attendee uses the Zava files; Exercise 1 will show little in a spare); meanwhile the attendee follows the </w:t>
+        <w:t xml:space="preserve">(the attendee uses the Zava files; Exercise 1 will show little in a spare); meanwhile the attendee follows the </w:t>
       </w:r>
       <w:r>
         <w:rPr>
@@ -3017,7 +2968,7 @@
         <w:pStyle w:val="Compact"/>
         <w:numPr>
           <w:ilvl w:val="0"/>
-          <w:numId w:val="23"/>
+          <w:numId w:val="22"/>
         </w:numPr>
       </w:pPr>
       <w:r>
@@ -3036,7 +2987,7 @@
         <w:pStyle w:val="Compact"/>
         <w:numPr>
           <w:ilvl w:val="0"/>
-          <w:numId w:val="23"/>
+          <w:numId w:val="22"/>
         </w:numPr>
       </w:pPr>
       <w:r>
@@ -3058,7 +3009,7 @@
         <w:pStyle w:val="Compact"/>
         <w:numPr>
           <w:ilvl w:val="0"/>
-          <w:numId w:val="23"/>
+          <w:numId w:val="22"/>
         </w:numPr>
       </w:pPr>
       <w:r>
@@ -3069,7 +3020,10 @@
         <w:t>Whole room blocked</w:t>
       </w:r>
       <w:r>
-        <w:t xml:space="preserve"> (Cowork or tenant down)? Switch to </w:t>
+        <w:t xml:space="preserve"> </w:t>
+      </w:r>
+      <w:r>
+        <w:t xml:space="preserve">(Cowork or tenant down)? Switch to </w:t>
       </w:r>
       <w:hyperlink w:anchor="X26afd18925ecd972192f69d7821188544492b05">
         <w:r>
@@ -3088,7 +3042,7 @@
         <w:pStyle w:val="Heading2"/>
       </w:pPr>
       <w:bookmarkStart w:id="16" w:name="X05d7d62746bec70b3198d1bb50c6b714cd7330c"/>
-      <w:bookmarkStart w:id="17" w:name="_Toc241993858"/>
+      <w:bookmarkStart w:id="17" w:name="_Toc242253845"/>
       <w:bookmarkEnd w:id="14"/>
       <w:r>
         <w:t>Quick reference: what each prerequisite unlocks</w:t>
@@ -3438,13 +3392,7 @@
               <w:rPr>
                 <w:sz w:val="19"/>
               </w:rPr>
-              <w:t xml:space="preserve"> </w:t>
-            </w:r>
-            <w:r>
-              <w:rPr>
-                <w:sz w:val="19"/>
-              </w:rPr>
-              <w:t>skill only</w:t>
+              <w:t xml:space="preserve"> skill only</w:t>
             </w:r>
           </w:p>
         </w:tc>
@@ -3574,7 +3522,7 @@
   <w:abstractNum w:abstractNumId="0" w15:restartNumberingAfterBreak="0">
     <w:nsid w:val="0000A990"/>
     <w:multiLevelType w:val="multilevel"/>
-    <w:tmpl w:val="05365278"/>
+    <w:tmpl w:val="9F701796"/>
     <w:lvl w:ilvl="0">
       <w:numFmt w:val="bullet"/>
       <w:lvlText w:val=" "/>
@@ -3651,7 +3599,7 @@
   <w:abstractNum w:abstractNumId="1" w15:restartNumberingAfterBreak="0">
     <w:nsid w:val="0000A991"/>
     <w:multiLevelType w:val="multilevel"/>
-    <w:tmpl w:val="2584C294"/>
+    <w:tmpl w:val="BF96680C"/>
     <w:lvl w:ilvl="0">
       <w:numFmt w:val="bullet"/>
       <w:lvlText w:val=""/>
@@ -3755,7 +3703,7 @@
   <w:abstractNum w:abstractNumId="2" w15:restartNumberingAfterBreak="0">
     <w:nsid w:val="0000A992"/>
     <w:multiLevelType w:val="multilevel"/>
-    <w:tmpl w:val="D1E25980"/>
+    <w:tmpl w:val="4888EDE8"/>
     <w:lvl w:ilvl="0">
       <w:numFmt w:val="bullet"/>
       <w:lvlText w:val="☐"/>
@@ -3832,7 +3780,7 @@
   <w:abstractNum w:abstractNumId="3" w15:restartNumberingAfterBreak="0">
     <w:nsid w:val="00A99411"/>
     <w:multiLevelType w:val="multilevel"/>
-    <w:tmpl w:val="95B6FD64"/>
+    <w:tmpl w:val="9D4038C2"/>
     <w:lvl w:ilvl="0">
       <w:start w:val="1"/>
       <w:numFmt w:val="decimal"/>
@@ -3915,13 +3863,13 @@
       </w:pPr>
     </w:lvl>
   </w:abstractNum>
-  <w:num w:numId="1" w16cid:durableId="1198927764">
+  <w:num w:numId="1" w16cid:durableId="619996284">
     <w:abstractNumId w:val="0"/>
   </w:num>
-  <w:num w:numId="2" w16cid:durableId="1124075051">
+  <w:num w:numId="2" w16cid:durableId="2045061016">
     <w:abstractNumId w:val="1"/>
   </w:num>
-  <w:num w:numId="3" w16cid:durableId="1436556944">
+  <w:num w:numId="3" w16cid:durableId="749347023">
     <w:abstractNumId w:val="3"/>
     <w:lvlOverride w:ilvl="0">
       <w:startOverride w:val="1"/>
@@ -3951,64 +3899,61 @@
       <w:startOverride w:val="1"/>
     </w:lvlOverride>
   </w:num>
-  <w:num w:numId="4" w16cid:durableId="1564679634">
+  <w:num w:numId="4" w16cid:durableId="529613540">
     <w:abstractNumId w:val="2"/>
   </w:num>
-  <w:num w:numId="5" w16cid:durableId="268701379">
+  <w:num w:numId="5" w16cid:durableId="354549791">
     <w:abstractNumId w:val="2"/>
   </w:num>
-  <w:num w:numId="6" w16cid:durableId="1352031977">
+  <w:num w:numId="6" w16cid:durableId="975644629">
     <w:abstractNumId w:val="2"/>
   </w:num>
-  <w:num w:numId="7" w16cid:durableId="878127466">
+  <w:num w:numId="7" w16cid:durableId="59910632">
     <w:abstractNumId w:val="2"/>
   </w:num>
-  <w:num w:numId="8" w16cid:durableId="1871841230">
+  <w:num w:numId="8" w16cid:durableId="1335842414">
     <w:abstractNumId w:val="2"/>
   </w:num>
-  <w:num w:numId="9" w16cid:durableId="1969967099">
+  <w:num w:numId="9" w16cid:durableId="1014458973">
     <w:abstractNumId w:val="2"/>
   </w:num>
-  <w:num w:numId="10" w16cid:durableId="47804433">
+  <w:num w:numId="10" w16cid:durableId="2011715813">
     <w:abstractNumId w:val="2"/>
   </w:num>
-  <w:num w:numId="11" w16cid:durableId="14843483">
+  <w:num w:numId="11" w16cid:durableId="1015690597">
     <w:abstractNumId w:val="2"/>
   </w:num>
-  <w:num w:numId="12" w16cid:durableId="1222867853">
+  <w:num w:numId="12" w16cid:durableId="952631920">
     <w:abstractNumId w:val="2"/>
   </w:num>
-  <w:num w:numId="13" w16cid:durableId="691150202">
+  <w:num w:numId="13" w16cid:durableId="281306568">
     <w:abstractNumId w:val="2"/>
   </w:num>
-  <w:num w:numId="14" w16cid:durableId="354305156">
+  <w:num w:numId="14" w16cid:durableId="656691952">
     <w:abstractNumId w:val="2"/>
   </w:num>
-  <w:num w:numId="15" w16cid:durableId="558246435">
+  <w:num w:numId="15" w16cid:durableId="2101293212">
     <w:abstractNumId w:val="2"/>
   </w:num>
-  <w:num w:numId="16" w16cid:durableId="1495031182">
+  <w:num w:numId="16" w16cid:durableId="1379816861">
     <w:abstractNumId w:val="2"/>
   </w:num>
-  <w:num w:numId="17" w16cid:durableId="1882135220">
+  <w:num w:numId="17" w16cid:durableId="1267620304">
     <w:abstractNumId w:val="2"/>
   </w:num>
-  <w:num w:numId="18" w16cid:durableId="846288100">
+  <w:num w:numId="18" w16cid:durableId="1526406520">
     <w:abstractNumId w:val="2"/>
   </w:num>
-  <w:num w:numId="19" w16cid:durableId="598416604">
+  <w:num w:numId="19" w16cid:durableId="1776055767">
     <w:abstractNumId w:val="2"/>
   </w:num>
-  <w:num w:numId="20" w16cid:durableId="1538421535">
+  <w:num w:numId="20" w16cid:durableId="1912350589">
     <w:abstractNumId w:val="2"/>
   </w:num>
-  <w:num w:numId="21" w16cid:durableId="162015645">
-    <w:abstractNumId w:val="2"/>
-  </w:num>
-  <w:num w:numId="22" w16cid:durableId="1839080464">
+  <w:num w:numId="21" w16cid:durableId="1314063723">
     <w:abstractNumId w:val="1"/>
   </w:num>
-  <w:num w:numId="23" w16cid:durableId="105589440">
+  <w:num w:numId="22" w16cid:durableId="1747846932">
     <w:abstractNumId w:val="1"/>
   </w:num>
 </w:numbering>
@@ -5287,7 +5232,7 @@
     <w:next w:val="Normal"/>
     <w:autoRedefine/>
     <w:uiPriority w:val="39"/>
-    <w:rsid w:val="0047240F"/>
+    <w:rsid w:val="00E52ACE"/>
     <w:pPr>
       <w:spacing w:after="100"/>
     </w:pPr>
@@ -5298,7 +5243,7 @@
     <w:next w:val="Normal"/>
     <w:autoRedefine/>
     <w:uiPriority w:val="39"/>
-    <w:rsid w:val="0047240F"/>
+    <w:rsid w:val="00E52ACE"/>
     <w:pPr>
       <w:spacing w:after="100"/>
       <w:ind w:left="210"/>
@@ -5308,7 +5253,7 @@
     <w:name w:val="header"/>
     <w:basedOn w:val="Normal"/>
     <w:link w:val="HeaderChar"/>
-    <w:rsid w:val="0047240F"/>
+    <w:rsid w:val="00E52ACE"/>
     <w:pPr>
       <w:tabs>
         <w:tab w:val="center" w:pos="4513"/>
@@ -5321,7 +5266,7 @@
     <w:name w:val="Header Char"/>
     <w:basedOn w:val="DefaultParagraphFont"/>
     <w:link w:val="Header"/>
-    <w:rsid w:val="0047240F"/>
+    <w:rsid w:val="00E52ACE"/>
     <w:rPr>
       <w:rFonts w:ascii="Segoe UI" w:eastAsia="Segoe UI" w:hAnsi="Segoe UI" w:cs="Segoe UI"/>
       <w:color w:val="242424"/>
@@ -5332,7 +5277,7 @@
     <w:name w:val="footer"/>
     <w:basedOn w:val="Normal"/>
     <w:link w:val="FooterChar"/>
-    <w:rsid w:val="0047240F"/>
+    <w:rsid w:val="00E52ACE"/>
     <w:pPr>
       <w:tabs>
         <w:tab w:val="center" w:pos="4513"/>
@@ -5345,7 +5290,7 @@
     <w:name w:val="Footer Char"/>
     <w:basedOn w:val="DefaultParagraphFont"/>
     <w:link w:val="Footer"/>
-    <w:rsid w:val="0047240F"/>
+    <w:rsid w:val="00E52ACE"/>
     <w:rPr>
       <w:rFonts w:ascii="Segoe UI" w:eastAsia="Segoe UI" w:hAnsi="Segoe UI" w:cs="Segoe UI"/>
       <w:color w:val="242424"/>

--- a/instructor/readiness-checklist.docx
+++ b/instructor/readiness-checklist.docx
@@ -10,7 +10,7 @@
           <w:sz w:val="21"/>
           <w:szCs w:val="24"/>
         </w:rPr>
-        <w:id w:val="428479526"/>
+        <w:id w:val="-942990603"/>
         <w:docPartObj>
           <w:docPartGallery w:val="Table of Contents"/>
           <w:docPartUnique/>
@@ -51,7 +51,7 @@
           <w:r>
             <w:fldChar w:fldCharType="separate"/>
           </w:r>
-          <w:hyperlink w:anchor="_Toc242253837" w:history="1">
+          <w:hyperlink w:anchor="_Toc242262367" w:history="1">
             <w:r>
               <w:rPr>
                 <w:rStyle w:val="Hyperlink"/>
@@ -78,7 +78,7 @@
                 <w:noProof/>
                 <w:webHidden/>
               </w:rPr>
-              <w:instrText xml:space="preserve"> PAGEREF _Toc242253837 \h </w:instrText>
+              <w:instrText xml:space="preserve"> PAGEREF _Toc242262367 \h </w:instrText>
             </w:r>
             <w:r>
               <w:rPr>
@@ -125,7 +125,7 @@
               <w14:ligatures w14:val="standardContextual"/>
             </w:rPr>
           </w:pPr>
-          <w:hyperlink w:anchor="_Toc242253838" w:history="1">
+          <w:hyperlink w:anchor="_Toc242262368" w:history="1">
             <w:r>
               <w:rPr>
                 <w:rStyle w:val="Hyperlink"/>
@@ -152,7 +152,7 @@
                 <w:noProof/>
                 <w:webHidden/>
               </w:rPr>
-              <w:instrText xml:space="preserve"> PAGEREF _Toc242253838 \h </w:instrText>
+              <w:instrText xml:space="preserve"> PAGEREF _Toc242262368 \h </w:instrText>
             </w:r>
             <w:r>
               <w:rPr>
@@ -199,7 +199,7 @@
               <w14:ligatures w14:val="standardContextual"/>
             </w:rPr>
           </w:pPr>
-          <w:hyperlink w:anchor="_Toc242253839" w:history="1">
+          <w:hyperlink w:anchor="_Toc242262369" w:history="1">
             <w:r>
               <w:rPr>
                 <w:rStyle w:val="Hyperlink"/>
@@ -226,7 +226,7 @@
                 <w:noProof/>
                 <w:webHidden/>
               </w:rPr>
-              <w:instrText xml:space="preserve"> PAGEREF _Toc242253839 \h </w:instrText>
+              <w:instrText xml:space="preserve"> PAGEREF _Toc242262369 \h </w:instrText>
             </w:r>
             <w:r>
               <w:rPr>
@@ -273,7 +273,7 @@
               <w14:ligatures w14:val="standardContextual"/>
             </w:rPr>
           </w:pPr>
-          <w:hyperlink w:anchor="_Toc242253840" w:history="1">
+          <w:hyperlink w:anchor="_Toc242262370" w:history="1">
             <w:r>
               <w:rPr>
                 <w:rStyle w:val="Hyperlink"/>
@@ -300,7 +300,7 @@
                 <w:noProof/>
                 <w:webHidden/>
               </w:rPr>
-              <w:instrText xml:space="preserve"> PAGEREF _Toc242253840 \h </w:instrText>
+              <w:instrText xml:space="preserve"> PAGEREF _Toc242262370 \h </w:instrText>
             </w:r>
             <w:r>
               <w:rPr>
@@ -347,7 +347,7 @@
               <w14:ligatures w14:val="standardContextual"/>
             </w:rPr>
           </w:pPr>
-          <w:hyperlink w:anchor="_Toc242253841" w:history="1">
+          <w:hyperlink w:anchor="_Toc242262371" w:history="1">
             <w:r>
               <w:rPr>
                 <w:rStyle w:val="Hyperlink"/>
@@ -374,7 +374,7 @@
                 <w:noProof/>
                 <w:webHidden/>
               </w:rPr>
-              <w:instrText xml:space="preserve"> PAGEREF _Toc242253841 \h </w:instrText>
+              <w:instrText xml:space="preserve"> PAGEREF _Toc242262371 \h </w:instrText>
             </w:r>
             <w:r>
               <w:rPr>
@@ -421,7 +421,7 @@
               <w14:ligatures w14:val="standardContextual"/>
             </w:rPr>
           </w:pPr>
-          <w:hyperlink w:anchor="_Toc242253842" w:history="1">
+          <w:hyperlink w:anchor="_Toc242262372" w:history="1">
             <w:r>
               <w:rPr>
                 <w:rStyle w:val="Hyperlink"/>
@@ -448,7 +448,7 @@
                 <w:noProof/>
                 <w:webHidden/>
               </w:rPr>
-              <w:instrText xml:space="preserve"> PAGEREF _Toc242253842 \h </w:instrText>
+              <w:instrText xml:space="preserve"> PAGEREF _Toc242262372 \h </w:instrText>
             </w:r>
             <w:r>
               <w:rPr>
@@ -495,7 +495,7 @@
               <w14:ligatures w14:val="standardContextual"/>
             </w:rPr>
           </w:pPr>
-          <w:hyperlink w:anchor="_Toc242253843" w:history="1">
+          <w:hyperlink w:anchor="_Toc242262373" w:history="1">
             <w:r>
               <w:rPr>
                 <w:rStyle w:val="Hyperlink"/>
@@ -522,7 +522,7 @@
                 <w:noProof/>
                 <w:webHidden/>
               </w:rPr>
-              <w:instrText xml:space="preserve"> PAGEREF _Toc242253843 \h </w:instrText>
+              <w:instrText xml:space="preserve"> PAGEREF _Toc242262373 \h </w:instrText>
             </w:r>
             <w:r>
               <w:rPr>
@@ -569,7 +569,7 @@
               <w14:ligatures w14:val="standardContextual"/>
             </w:rPr>
           </w:pPr>
-          <w:hyperlink w:anchor="_Toc242253844" w:history="1">
+          <w:hyperlink w:anchor="_Toc242262374" w:history="1">
             <w:r>
               <w:rPr>
                 <w:rStyle w:val="Hyperlink"/>
@@ -596,7 +596,7 @@
                 <w:noProof/>
                 <w:webHidden/>
               </w:rPr>
-              <w:instrText xml:space="preserve"> PAGEREF _Toc242253844 \h </w:instrText>
+              <w:instrText xml:space="preserve"> PAGEREF _Toc242262374 \h </w:instrText>
             </w:r>
             <w:r>
               <w:rPr>
@@ -643,7 +643,7 @@
               <w14:ligatures w14:val="standardContextual"/>
             </w:rPr>
           </w:pPr>
-          <w:hyperlink w:anchor="_Toc242253845" w:history="1">
+          <w:hyperlink w:anchor="_Toc242262375" w:history="1">
             <w:r>
               <w:rPr>
                 <w:rStyle w:val="Hyperlink"/>
@@ -670,7 +670,7 @@
                 <w:noProof/>
                 <w:webHidden/>
               </w:rPr>
-              <w:instrText xml:space="preserve"> PAGEREF _Toc242253845 \h </w:instrText>
+              <w:instrText xml:space="preserve"> PAGEREF _Toc242262375 \h </w:instrText>
             </w:r>
             <w:r>
               <w:rPr>
@@ -713,7 +713,7 @@
         <w:pStyle w:val="Heading1"/>
       </w:pPr>
       <w:bookmarkStart w:id="0" w:name="pre-workshop-readiness-checklist"/>
-      <w:bookmarkStart w:id="1" w:name="_Toc242253837"/>
+      <w:bookmarkStart w:id="1" w:name="_Toc242262367"/>
       <w:r>
         <w:t>Pre-Workshop Readiness Checklist</w:t>
       </w:r>
@@ -801,7 +801,7 @@
         <w:pStyle w:val="Heading2"/>
       </w:pPr>
       <w:bookmarkStart w:id="2" w:name="preparation-timeline"/>
-      <w:bookmarkStart w:id="3" w:name="_Toc242253838"/>
+      <w:bookmarkStart w:id="3" w:name="_Toc242262368"/>
       <w:r>
         <w:t>Preparation timeline</w:t>
       </w:r>
@@ -828,9 +828,9 @@
         <w:tblLook w:val="0020" w:firstRow="1" w:lastRow="0" w:firstColumn="0" w:lastColumn="0" w:noHBand="0" w:noVBand="0"/>
       </w:tblPr>
       <w:tblGrid>
-        <w:gridCol w:w="951"/>
-        <w:gridCol w:w="1261"/>
-        <w:gridCol w:w="7760"/>
+        <w:gridCol w:w="908"/>
+        <w:gridCol w:w="1210"/>
+        <w:gridCol w:w="7854"/>
       </w:tblGrid>
       <w:tr>
         <w:trPr>
@@ -1271,7 +1271,33 @@
               <w:rPr>
                 <w:sz w:val="19"/>
               </w:rPr>
-              <w:t xml:space="preserve"> is ready to paste into Outlook.</w:t>
+              <w:t xml:space="preserve"> is ready to paste into Outlook. </w:t>
+            </w:r>
+            <w:r>
+              <w:rPr>
+                <w:b/>
+                <w:bCs/>
+                <w:sz w:val="19"/>
+              </w:rPr>
+              <w:t>Before you send either email, check its download links:</w:t>
+            </w:r>
+            <w:r>
+              <w:rPr>
+                <w:sz w:val="19"/>
+              </w:rPr>
+              <w:t xml:space="preserve"> open each one in an InPrivate window. It must download the file without a GitHub sign-in. If you get a sign-in page (the kit repo is private), replace the link with your Teams/SharePoint copy. Maintainers can run </w:t>
+            </w:r>
+            <w:r>
+              <w:rPr>
+                <w:rStyle w:val="VerbatimChar"/>
+              </w:rPr>
+              <w:t>tools/check_download_links.py --online</w:t>
+            </w:r>
+            <w:r>
+              <w:rPr>
+                <w:sz w:val="19"/>
+              </w:rPr>
+              <w:t xml:space="preserve"> to check every link in the decks and emails at once.</w:t>
             </w:r>
           </w:p>
         </w:tc>
@@ -1292,7 +1318,16 @@
                 <w:bCs/>
                 <w:sz w:val="19"/>
               </w:rPr>
-              <w:t>T − 1 to 2 days</w:t>
+              <w:t xml:space="preserve">T − 1 to </w:t>
+            </w:r>
+            <w:r>
+              <w:rPr>
+                <w:b/>
+                <w:bCs/>
+                <w:sz w:val="19"/>
+              </w:rPr>
+              <w:lastRenderedPageBreak/>
+              <w:t>2 days</w:t>
             </w:r>
           </w:p>
         </w:tc>
@@ -1309,6 +1344,7 @@
               <w:rPr>
                 <w:sz w:val="19"/>
               </w:rPr>
+              <w:lastRenderedPageBreak/>
               <w:t>Facilitator</w:t>
             </w:r>
           </w:p>
@@ -1354,7 +1390,14 @@
               <w:rPr>
                 <w:sz w:val="19"/>
               </w:rPr>
-              <w:t xml:space="preserve"> with VS Code and the Work IQ MCP server (</w:t>
+              <w:t xml:space="preserve"> with VS </w:t>
+            </w:r>
+            <w:r>
+              <w:rPr>
+                <w:sz w:val="19"/>
+              </w:rPr>
+              <w:lastRenderedPageBreak/>
+              <w:t>Code and the Work IQ MCP server (</w:t>
             </w:r>
             <w:hyperlink r:id="rId11">
               <w:r>
@@ -1403,16 +1446,8 @@
                 <w:bCs/>
                 <w:sz w:val="19"/>
               </w:rPr>
-              <w:t xml:space="preserve">T − 1 </w:t>
-            </w:r>
-            <w:r>
-              <w:rPr>
-                <w:b/>
-                <w:bCs/>
-                <w:sz w:val="19"/>
-              </w:rPr>
               <w:lastRenderedPageBreak/>
-              <w:t>day</w:t>
+              <w:t>T − 1 day</w:t>
             </w:r>
           </w:p>
         </w:tc>
@@ -1429,15 +1464,7 @@
               <w:rPr>
                 <w:sz w:val="19"/>
               </w:rPr>
-              <w:lastRenderedPageBreak/>
-              <w:t xml:space="preserve">Host / </w:t>
-            </w:r>
-            <w:r>
-              <w:rPr>
-                <w:sz w:val="19"/>
-              </w:rPr>
-              <w:lastRenderedPageBreak/>
-              <w:t>admin</w:t>
+              <w:t>Host / admin</w:t>
             </w:r>
           </w:p>
         </w:tc>
@@ -1454,7 +1481,6 @@
               <w:rPr>
                 <w:sz w:val="19"/>
               </w:rPr>
-              <w:lastRenderedPageBreak/>
               <w:t xml:space="preserve">With a spare or test account in the attendees' tenant, run the smoke test </w:t>
             </w:r>
             <w:r>
@@ -1469,14 +1495,7 @@
               <w:rPr>
                 <w:sz w:val="19"/>
               </w:rPr>
-              <w:t xml:space="preserve"> the Exercise </w:t>
-            </w:r>
-            <w:r>
-              <w:rPr>
-                <w:sz w:val="19"/>
-              </w:rPr>
-              <w:lastRenderedPageBreak/>
-              <w:t xml:space="preserve">3 browser prompt in an </w:t>
+              <w:t xml:space="preserve"> the Exercise 3 browser prompt in an </w:t>
             </w:r>
             <w:r>
               <w:rPr>
@@ -1490,13 +1509,7 @@
               <w:rPr>
                 <w:sz w:val="19"/>
               </w:rPr>
-              <w:t xml:space="preserve"> </w:t>
-            </w:r>
-            <w:r>
-              <w:rPr>
-                <w:sz w:val="19"/>
-              </w:rPr>
-              <w:t xml:space="preserve">profile (accept the consent notice). Print the </w:t>
+              <w:t xml:space="preserve"> profile (accept the consent notice). Print the </w:t>
             </w:r>
             <w:hyperlink r:id="rId12">
               <w:r>
@@ -1531,7 +1544,6 @@
                 <w:bCs/>
                 <w:sz w:val="19"/>
               </w:rPr>
-              <w:lastRenderedPageBreak/>
               <w:t>Day of, T − 45 min</w:t>
             </w:r>
           </w:p>
@@ -1668,7 +1680,7 @@
         <w:pStyle w:val="Heading2"/>
       </w:pPr>
       <w:bookmarkStart w:id="4" w:name="cost-planning"/>
-      <w:bookmarkStart w:id="5" w:name="_Toc242253839"/>
+      <w:bookmarkStart w:id="5" w:name="_Toc242262369"/>
       <w:bookmarkEnd w:id="2"/>
       <w:r>
         <w:t>Cost planning</w:t>
@@ -1758,7 +1770,10 @@
         </w:r>
       </w:hyperlink>
       <w:r>
-        <w:t>). Estimate for ~25 users × 8 exercises, plus spares, the facilitator's dry run, and the Exercise 1 and 7 schedules that keep running until paused.</w:t>
+        <w:t xml:space="preserve">). </w:t>
+      </w:r>
+      <w:r>
+        <w:t>Estimate for ~25 users × 8 exercises, plus spares, the facilitator's dry run, and the Exercise 1 and 7 schedules that keep running until paused.</w:t>
       </w:r>
     </w:p>
     <w:p>
@@ -1787,10 +1802,7 @@
         <w:t>pause every schedule the day after</w:t>
       </w:r>
       <w:r>
-        <w:t xml:space="preserve">. A low limit doesn't block access: people can work until they </w:t>
-      </w:r>
-      <w:r>
-        <w:t>reach it. To remove someone's access, take them out of the policy's scope instead.</w:t>
+        <w:t>. A low limit doesn't block access: people can work until they reach it. To remove someone's access, take them out of the policy's scope instead.</w:t>
       </w:r>
     </w:p>
     <w:p>
@@ -1809,7 +1821,10 @@
         <w:t>After the event:</w:t>
       </w:r>
       <w:r>
-        <w:t xml:space="preserve"> remove the workshop group from the spending policy (or delete the policy) if the accounts shouldn't keep Cowork access.</w:t>
+        <w:t xml:space="preserve"> </w:t>
+      </w:r>
+      <w:r>
+        <w:t>remove the workshop group from the spending policy (or delete the policy) if the accounts shouldn't keep Cowork access.</w:t>
       </w:r>
     </w:p>
     <w:p>
@@ -1846,7 +1861,7 @@
         <w:pStyle w:val="Heading2"/>
       </w:pPr>
       <w:bookmarkStart w:id="6" w:name="X26afd18925ecd972192f69d7821188544492b05"/>
-      <w:bookmarkStart w:id="7" w:name="_Toc242253840"/>
+      <w:bookmarkStart w:id="7" w:name="_Toc242262370"/>
       <w:bookmarkEnd w:id="4"/>
       <w:r>
         <w:t>Plan B — if Cowork is down for the whole room</w:t>
@@ -1967,7 +1982,10 @@
         <w:t>Reschedule a 90-minute hands-on follow-up</w:t>
       </w:r>
       <w:r>
-        <w:t xml:space="preserve"> for Exercises 1, 3, 4, and 7, with the same accounts and sample files.</w:t>
+        <w:t xml:space="preserve"> for Exercises 1, 3, 4, and 7, with the same </w:t>
+      </w:r>
+      <w:r>
+        <w:t>accounts and sample files.</w:t>
       </w:r>
     </w:p>
     <w:p>
@@ -1975,7 +1993,7 @@
         <w:pStyle w:val="Heading2"/>
       </w:pPr>
       <w:bookmarkStart w:id="8" w:name="Xb75ebb7955b3d09d1e310be1bac89915d98d77c"/>
-      <w:bookmarkStart w:id="9" w:name="_Toc242253841"/>
+      <w:bookmarkStart w:id="9" w:name="_Toc242262371"/>
       <w:bookmarkEnd w:id="6"/>
       <w:r>
         <w:t>For the host / tenant admin (do this before the workshop)</w:t>
@@ -2033,6 +2051,7 @@
         </w:numPr>
       </w:pPr>
       <w:r>
+        <w:lastRenderedPageBreak/>
         <w:t xml:space="preserve">Put the attendees (and spares) in a </w:t>
       </w:r>
       <w:r>
@@ -2082,10 +2101,7 @@
         <w:t>spending policy that selects Cowork</w:t>
       </w:r>
       <w:r>
-        <w:t xml:space="preserve"> </w:t>
-      </w:r>
-      <w:r>
-        <w:t xml:space="preserve">and is scoped to that group. The spending policy is what </w:t>
+        <w:t xml:space="preserve"> and is scoped to that group. The spending policy is what </w:t>
       </w:r>
       <w:r>
         <w:rPr>
@@ -2132,7 +2148,6 @@
           <w:b/>
           <w:bCs/>
         </w:rPr>
-        <w:lastRenderedPageBreak/>
         <w:t>Cowork Browsing</w:t>
       </w:r>
       <w:r>
@@ -2186,7 +2201,10 @@
         <w:t>CopilotCoworkToolActionsEnabled</w:t>
       </w:r>
       <w:r>
-        <w:t xml:space="preserve"> isn't set to Disabled on managed laptops. Details: </w:t>
+        <w:t xml:space="preserve"> isn't set to </w:t>
+      </w:r>
+      <w:r>
+        <w:t xml:space="preserve">Disabled on managed laptops. Details: </w:t>
       </w:r>
       <w:hyperlink r:id="rId20">
         <w:r>
@@ -2271,20 +2289,20 @@
         <w:t>facilitator's own (demo) tenant</w:t>
       </w:r>
       <w:r>
+        <w:t xml:space="preserve"> is Copilot- and Cowork-ready for live demos, and that </w:t>
+      </w:r>
+      <w:r>
+        <w:rPr>
+          <w:b/>
+          <w:bCs/>
+        </w:rPr>
+        <w:t>Work IQ MCP write operations</w:t>
+      </w:r>
+      <w:r>
         <w:t xml:space="preserve"> </w:t>
       </w:r>
       <w:r>
-        <w:t xml:space="preserve">is Copilot- and Cowork-ready for live demos, and that </w:t>
-      </w:r>
-      <w:r>
-        <w:rPr>
-          <w:b/>
-          <w:bCs/>
-        </w:rPr>
-        <w:t>Work IQ MCP write operations</w:t>
-      </w:r>
-      <w:r>
-        <w:t xml:space="preserve"> are allowed there so the facilitator can load the seed (</w:t>
+        <w:t>are allowed there so the facilitator can load the seed (</w:t>
       </w:r>
       <w:hyperlink r:id="rId21">
         <w:r>
@@ -2362,7 +2380,10 @@
         <w:t>SharePoint library</w:t>
       </w:r>
       <w:r>
-        <w:t xml:space="preserve">), so attendees can copy them into their own OneDrive. Getting the files from GitHub? If a link opens the file on GitHub, select the </w:t>
+        <w:t xml:space="preserve">), so attendees can copy them into their own OneDrive. Getting the files from GitHub? </w:t>
+      </w:r>
+      <w:r>
+        <w:t xml:space="preserve">If a link opens the file on GitHub, select the </w:t>
       </w:r>
       <w:r>
         <w:rPr>
@@ -2441,7 +2462,10 @@
         <w:t>After class:</w:t>
       </w:r>
       <w:r>
-        <w:t xml:space="preserve"> remind attendees (or clean up centrally) to </w:t>
+        <w:t xml:space="preserve"> </w:t>
+      </w:r>
+      <w:r>
+        <w:t xml:space="preserve">remind attendees (or clean up centrally) to </w:t>
       </w:r>
       <w:r>
         <w:rPr>
@@ -2524,7 +2548,7 @@
           <w:noProof/>
         </w:rPr>
         <w:drawing>
-          <wp:inline distT="0" distB="0" distL="0" distR="0" wp14:anchorId="3CA8E40B" wp14:editId="36414CB8">
+          <wp:inline distT="0" distB="0" distL="0" distR="0" wp14:anchorId="5B6E2A8A" wp14:editId="2C62E2D9">
             <wp:extent cx="4400120" cy="1306285"/>
             <wp:effectExtent l="0" t="0" r="0" b="0"/>
             <wp:docPr id="24" name="Picture" descr="Tip: on a GitHub file page, select the Download icon (Download raw file) at the top right of the file"/>
@@ -2571,7 +2595,7 @@
         <w:pStyle w:val="Heading2"/>
       </w:pPr>
       <w:bookmarkStart w:id="10" w:name="X9e7f43dc51ce66ccd050059b76bb488050dc40c"/>
-      <w:bookmarkStart w:id="11" w:name="_Toc242253842"/>
+      <w:bookmarkStart w:id="11" w:name="_Toc242262372"/>
       <w:bookmarkEnd w:id="8"/>
       <w:r>
         <w:t>For attendees (during setup, first 20 minutes)</w:t>
@@ -2716,10 +2740,7 @@
         <w:t>Documents/ai_hr_cowork_workshop</w:t>
       </w:r>
       <w:r>
-        <w:t xml:space="preserve"> </w:t>
-      </w:r>
-      <w:r>
-        <w:t>(I created it in OneDrive → My files → Documents).</w:t>
+        <w:t xml:space="preserve"> (I created it in OneDrive → My files → Documents).</w:t>
       </w:r>
     </w:p>
     <w:p>
@@ -2731,6 +2752,7 @@
         </w:numPr>
       </w:pPr>
       <w:r>
+        <w:lastRenderedPageBreak/>
         <w:t xml:space="preserve">I set my </w:t>
       </w:r>
       <w:r>
@@ -2781,10 +2803,9 @@
         <w:pStyle w:val="Heading2"/>
       </w:pPr>
       <w:bookmarkStart w:id="12" w:name="data-and-shared-tenant-etiquette"/>
-      <w:bookmarkStart w:id="13" w:name="_Toc242253843"/>
+      <w:bookmarkStart w:id="13" w:name="_Toc242262373"/>
       <w:bookmarkEnd w:id="10"/>
       <w:r>
-        <w:lastRenderedPageBreak/>
         <w:t>Data and shared-tenant etiquette</w:t>
       </w:r>
       <w:bookmarkEnd w:id="13"/>
@@ -2834,7 +2855,10 @@
         <w:t>Every other exercise uses the fictional Zava sample files.</w:t>
       </w:r>
       <w:r>
-        <w:t xml:space="preserve"> Don't add real employee records or personal data to the exercise files, prompts, or skills.</w:t>
+        <w:t xml:space="preserve"> Don't add real employee records or </w:t>
+      </w:r>
+      <w:r>
+        <w:t>personal data to the exercise files, prompts, or skills.</w:t>
       </w:r>
     </w:p>
     <w:p>
@@ -2903,7 +2927,7 @@
         <w:pStyle w:val="Heading2"/>
       </w:pPr>
       <w:bookmarkStart w:id="14" w:name="if-something-isnt-ready"/>
-      <w:bookmarkStart w:id="15" w:name="_Toc242253844"/>
+      <w:bookmarkStart w:id="15" w:name="_Toc242262374"/>
       <w:bookmarkEnd w:id="12"/>
       <w:r>
         <w:t>If something isn't ready</w:t>
@@ -2936,10 +2960,10 @@
         <w:t>spare account</w:t>
       </w:r>
       <w:r>
-        <w:t xml:space="preserve"> </w:t>
-      </w:r>
-      <w:r>
-        <w:t xml:space="preserve">(the attendee uses the Zava files; Exercise 1 will show little in a spare); meanwhile the attendee follows the </w:t>
+        <w:t xml:space="preserve"> (the attendee uses the Zava files; Exercise 1 will show little in a spare); meanwhile the attendee </w:t>
+      </w:r>
+      <w:r>
+        <w:t xml:space="preserve">follows the </w:t>
       </w:r>
       <w:r>
         <w:rPr>
@@ -3020,10 +3044,7 @@
         <w:t>Whole room blocked</w:t>
       </w:r>
       <w:r>
-        <w:t xml:space="preserve"> </w:t>
-      </w:r>
-      <w:r>
-        <w:t xml:space="preserve">(Cowork or tenant down)? Switch to </w:t>
+        <w:t xml:space="preserve"> (Cowork or tenant down)? Switch to </w:t>
       </w:r>
       <w:hyperlink w:anchor="X26afd18925ecd972192f69d7821188544492b05">
         <w:r>
@@ -3042,7 +3063,7 @@
         <w:pStyle w:val="Heading2"/>
       </w:pPr>
       <w:bookmarkStart w:id="16" w:name="X05d7d62746bec70b3198d1bb50c6b714cd7330c"/>
-      <w:bookmarkStart w:id="17" w:name="_Toc242253845"/>
+      <w:bookmarkStart w:id="17" w:name="_Toc242262375"/>
       <w:bookmarkEnd w:id="14"/>
       <w:r>
         <w:t>Quick reference: what each prerequisite unlocks</w:t>
@@ -3522,7 +3543,7 @@
   <w:abstractNum w:abstractNumId="0" w15:restartNumberingAfterBreak="0">
     <w:nsid w:val="0000A990"/>
     <w:multiLevelType w:val="multilevel"/>
-    <w:tmpl w:val="9F701796"/>
+    <w:tmpl w:val="DCE62070"/>
     <w:lvl w:ilvl="0">
       <w:numFmt w:val="bullet"/>
       <w:lvlText w:val=" "/>
@@ -3599,7 +3620,7 @@
   <w:abstractNum w:abstractNumId="1" w15:restartNumberingAfterBreak="0">
     <w:nsid w:val="0000A991"/>
     <w:multiLevelType w:val="multilevel"/>
-    <w:tmpl w:val="BF96680C"/>
+    <w:tmpl w:val="BB54067E"/>
     <w:lvl w:ilvl="0">
       <w:numFmt w:val="bullet"/>
       <w:lvlText w:val=""/>
@@ -3703,7 +3724,7 @@
   <w:abstractNum w:abstractNumId="2" w15:restartNumberingAfterBreak="0">
     <w:nsid w:val="0000A992"/>
     <w:multiLevelType w:val="multilevel"/>
-    <w:tmpl w:val="4888EDE8"/>
+    <w:tmpl w:val="4EEC3248"/>
     <w:lvl w:ilvl="0">
       <w:numFmt w:val="bullet"/>
       <w:lvlText w:val="☐"/>
@@ -3780,7 +3801,7 @@
   <w:abstractNum w:abstractNumId="3" w15:restartNumberingAfterBreak="0">
     <w:nsid w:val="00A99411"/>
     <w:multiLevelType w:val="multilevel"/>
-    <w:tmpl w:val="9D4038C2"/>
+    <w:tmpl w:val="58BC751C"/>
     <w:lvl w:ilvl="0">
       <w:start w:val="1"/>
       <w:numFmt w:val="decimal"/>
@@ -3863,13 +3884,13 @@
       </w:pPr>
     </w:lvl>
   </w:abstractNum>
-  <w:num w:numId="1" w16cid:durableId="619996284">
+  <w:num w:numId="1" w16cid:durableId="1932815">
     <w:abstractNumId w:val="0"/>
   </w:num>
-  <w:num w:numId="2" w16cid:durableId="2045061016">
+  <w:num w:numId="2" w16cid:durableId="1537307788">
     <w:abstractNumId w:val="1"/>
   </w:num>
-  <w:num w:numId="3" w16cid:durableId="749347023">
+  <w:num w:numId="3" w16cid:durableId="2083140032">
     <w:abstractNumId w:val="3"/>
     <w:lvlOverride w:ilvl="0">
       <w:startOverride w:val="1"/>
@@ -3899,61 +3920,61 @@
       <w:startOverride w:val="1"/>
     </w:lvlOverride>
   </w:num>
-  <w:num w:numId="4" w16cid:durableId="529613540">
+  <w:num w:numId="4" w16cid:durableId="229538559">
     <w:abstractNumId w:val="2"/>
   </w:num>
-  <w:num w:numId="5" w16cid:durableId="354549791">
+  <w:num w:numId="5" w16cid:durableId="756436677">
     <w:abstractNumId w:val="2"/>
   </w:num>
-  <w:num w:numId="6" w16cid:durableId="975644629">
+  <w:num w:numId="6" w16cid:durableId="1370377602">
     <w:abstractNumId w:val="2"/>
   </w:num>
-  <w:num w:numId="7" w16cid:durableId="59910632">
+  <w:num w:numId="7" w16cid:durableId="1679574487">
     <w:abstractNumId w:val="2"/>
   </w:num>
-  <w:num w:numId="8" w16cid:durableId="1335842414">
+  <w:num w:numId="8" w16cid:durableId="1866481142">
     <w:abstractNumId w:val="2"/>
   </w:num>
-  <w:num w:numId="9" w16cid:durableId="1014458973">
+  <w:num w:numId="9" w16cid:durableId="1638219114">
     <w:abstractNumId w:val="2"/>
   </w:num>
-  <w:num w:numId="10" w16cid:durableId="2011715813">
+  <w:num w:numId="10" w16cid:durableId="1241449756">
     <w:abstractNumId w:val="2"/>
   </w:num>
-  <w:num w:numId="11" w16cid:durableId="1015690597">
+  <w:num w:numId="11" w16cid:durableId="38824735">
     <w:abstractNumId w:val="2"/>
   </w:num>
-  <w:num w:numId="12" w16cid:durableId="952631920">
+  <w:num w:numId="12" w16cid:durableId="806357993">
     <w:abstractNumId w:val="2"/>
   </w:num>
-  <w:num w:numId="13" w16cid:durableId="281306568">
+  <w:num w:numId="13" w16cid:durableId="1660114309">
     <w:abstractNumId w:val="2"/>
   </w:num>
-  <w:num w:numId="14" w16cid:durableId="656691952">
+  <w:num w:numId="14" w16cid:durableId="2047412065">
     <w:abstractNumId w:val="2"/>
   </w:num>
-  <w:num w:numId="15" w16cid:durableId="2101293212">
+  <w:num w:numId="15" w16cid:durableId="970744753">
     <w:abstractNumId w:val="2"/>
   </w:num>
-  <w:num w:numId="16" w16cid:durableId="1379816861">
+  <w:num w:numId="16" w16cid:durableId="2126944">
     <w:abstractNumId w:val="2"/>
   </w:num>
-  <w:num w:numId="17" w16cid:durableId="1267620304">
+  <w:num w:numId="17" w16cid:durableId="629824337">
     <w:abstractNumId w:val="2"/>
   </w:num>
-  <w:num w:numId="18" w16cid:durableId="1526406520">
+  <w:num w:numId="18" w16cid:durableId="1022822502">
     <w:abstractNumId w:val="2"/>
   </w:num>
-  <w:num w:numId="19" w16cid:durableId="1776055767">
+  <w:num w:numId="19" w16cid:durableId="2147161478">
     <w:abstractNumId w:val="2"/>
   </w:num>
-  <w:num w:numId="20" w16cid:durableId="1912350589">
+  <w:num w:numId="20" w16cid:durableId="1999460517">
     <w:abstractNumId w:val="2"/>
   </w:num>
-  <w:num w:numId="21" w16cid:durableId="1314063723">
+  <w:num w:numId="21" w16cid:durableId="1511213189">
     <w:abstractNumId w:val="1"/>
   </w:num>
-  <w:num w:numId="22" w16cid:durableId="1747846932">
+  <w:num w:numId="22" w16cid:durableId="1907765644">
     <w:abstractNumId w:val="1"/>
   </w:num>
 </w:numbering>
@@ -5232,7 +5253,7 @@
     <w:next w:val="Normal"/>
     <w:autoRedefine/>
     <w:uiPriority w:val="39"/>
-    <w:rsid w:val="00E52ACE"/>
+    <w:rsid w:val="00D05D2E"/>
     <w:pPr>
       <w:spacing w:after="100"/>
     </w:pPr>
@@ -5243,7 +5264,7 @@
     <w:next w:val="Normal"/>
     <w:autoRedefine/>
     <w:uiPriority w:val="39"/>
-    <w:rsid w:val="00E52ACE"/>
+    <w:rsid w:val="00D05D2E"/>
     <w:pPr>
       <w:spacing w:after="100"/>
       <w:ind w:left="210"/>
@@ -5253,7 +5274,7 @@
     <w:name w:val="header"/>
     <w:basedOn w:val="Normal"/>
     <w:link w:val="HeaderChar"/>
-    <w:rsid w:val="00E52ACE"/>
+    <w:rsid w:val="00D05D2E"/>
     <w:pPr>
       <w:tabs>
         <w:tab w:val="center" w:pos="4513"/>
@@ -5266,7 +5287,7 @@
     <w:name w:val="Header Char"/>
     <w:basedOn w:val="DefaultParagraphFont"/>
     <w:link w:val="Header"/>
-    <w:rsid w:val="00E52ACE"/>
+    <w:rsid w:val="00D05D2E"/>
     <w:rPr>
       <w:rFonts w:ascii="Segoe UI" w:eastAsia="Segoe UI" w:hAnsi="Segoe UI" w:cs="Segoe UI"/>
       <w:color w:val="242424"/>
@@ -5277,7 +5298,7 @@
     <w:name w:val="footer"/>
     <w:basedOn w:val="Normal"/>
     <w:link w:val="FooterChar"/>
-    <w:rsid w:val="00E52ACE"/>
+    <w:rsid w:val="00D05D2E"/>
     <w:pPr>
       <w:tabs>
         <w:tab w:val="center" w:pos="4513"/>
@@ -5290,7 +5311,7 @@
     <w:name w:val="Footer Char"/>
     <w:basedOn w:val="DefaultParagraphFont"/>
     <w:link w:val="Footer"/>
-    <w:rsid w:val="00E52ACE"/>
+    <w:rsid w:val="00D05D2E"/>
     <w:rPr>
       <w:rFonts w:ascii="Segoe UI" w:eastAsia="Segoe UI" w:hAnsi="Segoe UI" w:cs="Segoe UI"/>
       <w:color w:val="242424"/>

--- a/instructor/readiness-checklist.docx
+++ b/instructor/readiness-checklist.docx
@@ -10,7 +10,7 @@
           <w:sz w:val="21"/>
           <w:szCs w:val="24"/>
         </w:rPr>
-        <w:id w:val="-942990603"/>
+        <w:id w:val="-1614660400"/>
         <w:docPartObj>
           <w:docPartGallery w:val="Table of Contents"/>
           <w:docPartUnique/>
@@ -51,7 +51,7 @@
           <w:r>
             <w:fldChar w:fldCharType="separate"/>
           </w:r>
-          <w:hyperlink w:anchor="_Toc242262367" w:history="1">
+          <w:hyperlink w:anchor="_Toc242263531" w:history="1">
             <w:r>
               <w:rPr>
                 <w:rStyle w:val="Hyperlink"/>
@@ -78,7 +78,7 @@
                 <w:noProof/>
                 <w:webHidden/>
               </w:rPr>
-              <w:instrText xml:space="preserve"> PAGEREF _Toc242262367 \h </w:instrText>
+              <w:instrText xml:space="preserve"> PAGEREF _Toc242263531 \h </w:instrText>
             </w:r>
             <w:r>
               <w:rPr>
@@ -125,7 +125,7 @@
               <w14:ligatures w14:val="standardContextual"/>
             </w:rPr>
           </w:pPr>
-          <w:hyperlink w:anchor="_Toc242262368" w:history="1">
+          <w:hyperlink w:anchor="_Toc242263532" w:history="1">
             <w:r>
               <w:rPr>
                 <w:rStyle w:val="Hyperlink"/>
@@ -152,7 +152,7 @@
                 <w:noProof/>
                 <w:webHidden/>
               </w:rPr>
-              <w:instrText xml:space="preserve"> PAGEREF _Toc242262368 \h </w:instrText>
+              <w:instrText xml:space="preserve"> PAGEREF _Toc242263532 \h </w:instrText>
             </w:r>
             <w:r>
               <w:rPr>
@@ -199,7 +199,7 @@
               <w14:ligatures w14:val="standardContextual"/>
             </w:rPr>
           </w:pPr>
-          <w:hyperlink w:anchor="_Toc242262369" w:history="1">
+          <w:hyperlink w:anchor="_Toc242263533" w:history="1">
             <w:r>
               <w:rPr>
                 <w:rStyle w:val="Hyperlink"/>
@@ -226,7 +226,7 @@
                 <w:noProof/>
                 <w:webHidden/>
               </w:rPr>
-              <w:instrText xml:space="preserve"> PAGEREF _Toc242262369 \h </w:instrText>
+              <w:instrText xml:space="preserve"> PAGEREF _Toc242263533 \h </w:instrText>
             </w:r>
             <w:r>
               <w:rPr>
@@ -273,7 +273,7 @@
               <w14:ligatures w14:val="standardContextual"/>
             </w:rPr>
           </w:pPr>
-          <w:hyperlink w:anchor="_Toc242262370" w:history="1">
+          <w:hyperlink w:anchor="_Toc242263534" w:history="1">
             <w:r>
               <w:rPr>
                 <w:rStyle w:val="Hyperlink"/>
@@ -300,7 +300,7 @@
                 <w:noProof/>
                 <w:webHidden/>
               </w:rPr>
-              <w:instrText xml:space="preserve"> PAGEREF _Toc242262370 \h </w:instrText>
+              <w:instrText xml:space="preserve"> PAGEREF _Toc242263534 \h </w:instrText>
             </w:r>
             <w:r>
               <w:rPr>
@@ -347,7 +347,7 @@
               <w14:ligatures w14:val="standardContextual"/>
             </w:rPr>
           </w:pPr>
-          <w:hyperlink w:anchor="_Toc242262371" w:history="1">
+          <w:hyperlink w:anchor="_Toc242263535" w:history="1">
             <w:r>
               <w:rPr>
                 <w:rStyle w:val="Hyperlink"/>
@@ -374,7 +374,7 @@
                 <w:noProof/>
                 <w:webHidden/>
               </w:rPr>
-              <w:instrText xml:space="preserve"> PAGEREF _Toc242262371 \h </w:instrText>
+              <w:instrText xml:space="preserve"> PAGEREF _Toc242263535 \h </w:instrText>
             </w:r>
             <w:r>
               <w:rPr>
@@ -394,7 +394,7 @@
                 <w:noProof/>
                 <w:webHidden/>
               </w:rPr>
-              <w:t>2</w:t>
+              <w:t>3</w:t>
             </w:r>
             <w:r>
               <w:rPr>
@@ -421,7 +421,7 @@
               <w14:ligatures w14:val="standardContextual"/>
             </w:rPr>
           </w:pPr>
-          <w:hyperlink w:anchor="_Toc242262372" w:history="1">
+          <w:hyperlink w:anchor="_Toc242263536" w:history="1">
             <w:r>
               <w:rPr>
                 <w:rStyle w:val="Hyperlink"/>
@@ -448,7 +448,7 @@
                 <w:noProof/>
                 <w:webHidden/>
               </w:rPr>
-              <w:instrText xml:space="preserve"> PAGEREF _Toc242262372 \h </w:instrText>
+              <w:instrText xml:space="preserve"> PAGEREF _Toc242263536 \h </w:instrText>
             </w:r>
             <w:r>
               <w:rPr>
@@ -495,7 +495,7 @@
               <w14:ligatures w14:val="standardContextual"/>
             </w:rPr>
           </w:pPr>
-          <w:hyperlink w:anchor="_Toc242262373" w:history="1">
+          <w:hyperlink w:anchor="_Toc242263537" w:history="1">
             <w:r>
               <w:rPr>
                 <w:rStyle w:val="Hyperlink"/>
@@ -522,7 +522,7 @@
                 <w:noProof/>
                 <w:webHidden/>
               </w:rPr>
-              <w:instrText xml:space="preserve"> PAGEREF _Toc242262373 \h </w:instrText>
+              <w:instrText xml:space="preserve"> PAGEREF _Toc242263537 \h </w:instrText>
             </w:r>
             <w:r>
               <w:rPr>
@@ -569,7 +569,7 @@
               <w14:ligatures w14:val="standardContextual"/>
             </w:rPr>
           </w:pPr>
-          <w:hyperlink w:anchor="_Toc242262374" w:history="1">
+          <w:hyperlink w:anchor="_Toc242263538" w:history="1">
             <w:r>
               <w:rPr>
                 <w:rStyle w:val="Hyperlink"/>
@@ -596,7 +596,7 @@
                 <w:noProof/>
                 <w:webHidden/>
               </w:rPr>
-              <w:instrText xml:space="preserve"> PAGEREF _Toc242262374 \h </w:instrText>
+              <w:instrText xml:space="preserve"> PAGEREF _Toc242263538 \h </w:instrText>
             </w:r>
             <w:r>
               <w:rPr>
@@ -643,7 +643,7 @@
               <w14:ligatures w14:val="standardContextual"/>
             </w:rPr>
           </w:pPr>
-          <w:hyperlink w:anchor="_Toc242262375" w:history="1">
+          <w:hyperlink w:anchor="_Toc242263539" w:history="1">
             <w:r>
               <w:rPr>
                 <w:rStyle w:val="Hyperlink"/>
@@ -670,7 +670,7 @@
                 <w:noProof/>
                 <w:webHidden/>
               </w:rPr>
-              <w:instrText xml:space="preserve"> PAGEREF _Toc242262375 \h </w:instrText>
+              <w:instrText xml:space="preserve"> PAGEREF _Toc242263539 \h </w:instrText>
             </w:r>
             <w:r>
               <w:rPr>
@@ -713,7 +713,7 @@
         <w:pStyle w:val="Heading1"/>
       </w:pPr>
       <w:bookmarkStart w:id="0" w:name="pre-workshop-readiness-checklist"/>
-      <w:bookmarkStart w:id="1" w:name="_Toc242262367"/>
+      <w:bookmarkStart w:id="1" w:name="_Toc242263531"/>
       <w:r>
         <w:t>Pre-Workshop Readiness Checklist</w:t>
       </w:r>
@@ -801,7 +801,7 @@
         <w:pStyle w:val="Heading2"/>
       </w:pPr>
       <w:bookmarkStart w:id="2" w:name="preparation-timeline"/>
-      <w:bookmarkStart w:id="3" w:name="_Toc242262368"/>
+      <w:bookmarkStart w:id="3" w:name="_Toc242263532"/>
       <w:r>
         <w:t>Preparation timeline</w:t>
       </w:r>
@@ -1257,7 +1257,13 @@
               <w:rPr>
                 <w:sz w:val="19"/>
               </w:rPr>
-              <w:t xml:space="preserve"> in the shared Teams/SharePoint folder. Send attendees a joining note (bring a laptop, not a phone); the </w:t>
+              <w:t xml:space="preserve"> </w:t>
+            </w:r>
+            <w:r>
+              <w:rPr>
+                <w:sz w:val="19"/>
+              </w:rPr>
+              <w:t xml:space="preserve">and the other six files the participant email lists (overview deck, workbook, quick-reference card, prompt library, responsible use, Copilot vs. Cowork) in the shared Teams/SharePoint folder. Send attendees a joining note (bring a laptop, not a phone); the </w:t>
             </w:r>
             <w:hyperlink r:id="rId10">
               <w:r>
@@ -1279,19 +1285,44 @@
                 <w:bCs/>
                 <w:sz w:val="19"/>
               </w:rPr>
-              <w:t>Before you send either email, check its download links:</w:t>
-            </w:r>
-            <w:r>
-              <w:rPr>
-                <w:sz w:val="19"/>
-              </w:rPr>
-              <w:t xml:space="preserve"> open each one in an InPrivate window. It must download the file without a GitHub sign-in. If you get a sign-in page (the kit repo is private), replace the link with your Teams/SharePoint copy. Maintainers can run </w:t>
+              <w:t>Before you send either email, fill in and check its download links:</w:t>
+            </w:r>
+            <w:r>
+              <w:rPr>
+                <w:sz w:val="19"/>
+              </w:rPr>
+              <w:t xml:space="preserve"> the participant email has </w:t>
             </w:r>
             <w:r>
               <w:rPr>
                 <w:rStyle w:val="VerbatimChar"/>
               </w:rPr>
-              <w:t>tools/check_download_links.py --online</w:t>
+              <w:t>[link: …]</w:t>
+            </w:r>
+            <w:r>
+              <w:rPr>
+                <w:sz w:val="19"/>
+              </w:rPr>
+              <w:t xml:space="preserve"> </w:t>
+            </w:r>
+            <w:r>
+              <w:rPr>
+                <w:sz w:val="19"/>
+              </w:rPr>
+              <w:t xml:space="preserve">placeholders for your Teams/SharePoint copies of the files. Open each link in an InPrivate window. It must download the file without a GitHub sign-in. If you get a sign-in page (the kit repo is private), replace the link with your Teams/SharePoint copy. Maintainers can run </w:t>
+            </w:r>
+            <w:r>
+              <w:rPr>
+                <w:rStyle w:val="VerbatimChar"/>
+              </w:rPr>
+              <w:t>tools/check_download_links.py --</w:t>
+            </w:r>
+            <w:r>
+              <w:rPr>
+                <w:rStyle w:val="VerbatimChar"/>
+              </w:rPr>
+              <w:lastRenderedPageBreak/>
+              <w:t>online</w:t>
             </w:r>
             <w:r>
               <w:rPr>
@@ -1318,16 +1349,8 @@
                 <w:bCs/>
                 <w:sz w:val="19"/>
               </w:rPr>
-              <w:t xml:space="preserve">T − 1 to </w:t>
-            </w:r>
-            <w:r>
-              <w:rPr>
-                <w:b/>
-                <w:bCs/>
-                <w:sz w:val="19"/>
-              </w:rPr>
               <w:lastRenderedPageBreak/>
-              <w:t>2 days</w:t>
+              <w:t>T − 1 to 2 days</w:t>
             </w:r>
           </w:p>
         </w:tc>
@@ -1344,7 +1367,6 @@
               <w:rPr>
                 <w:sz w:val="19"/>
               </w:rPr>
-              <w:lastRenderedPageBreak/>
               <w:t>Facilitator</w:t>
             </w:r>
           </w:p>
@@ -1390,14 +1412,13 @@
               <w:rPr>
                 <w:sz w:val="19"/>
               </w:rPr>
-              <w:t xml:space="preserve"> with VS </w:t>
-            </w:r>
-            <w:r>
-              <w:rPr>
-                <w:sz w:val="19"/>
-              </w:rPr>
-              <w:lastRenderedPageBreak/>
-              <w:t>Code and the Work IQ MCP server (</w:t>
+              <w:t xml:space="preserve"> </w:t>
+            </w:r>
+            <w:r>
+              <w:rPr>
+                <w:sz w:val="19"/>
+              </w:rPr>
+              <w:t>with VS Code and the Work IQ MCP server (</w:t>
             </w:r>
             <w:hyperlink r:id="rId11">
               <w:r>
@@ -1446,7 +1467,6 @@
                 <w:bCs/>
                 <w:sz w:val="19"/>
               </w:rPr>
-              <w:lastRenderedPageBreak/>
               <w:t>T − 1 day</w:t>
             </w:r>
           </w:p>
@@ -1680,7 +1700,7 @@
         <w:pStyle w:val="Heading2"/>
       </w:pPr>
       <w:bookmarkStart w:id="4" w:name="cost-planning"/>
-      <w:bookmarkStart w:id="5" w:name="_Toc242262369"/>
+      <w:bookmarkStart w:id="5" w:name="_Toc242263533"/>
       <w:bookmarkEnd w:id="2"/>
       <w:r>
         <w:t>Cost planning</w:t>
@@ -1861,7 +1881,7 @@
         <w:pStyle w:val="Heading2"/>
       </w:pPr>
       <w:bookmarkStart w:id="6" w:name="X26afd18925ecd972192f69d7821188544492b05"/>
-      <w:bookmarkStart w:id="7" w:name="_Toc242262370"/>
+      <w:bookmarkStart w:id="7" w:name="_Toc242263534"/>
       <w:bookmarkEnd w:id="4"/>
       <w:r>
         <w:t>Plan B — if Cowork is down for the whole room</w:t>
@@ -1993,9 +2013,10 @@
         <w:pStyle w:val="Heading2"/>
       </w:pPr>
       <w:bookmarkStart w:id="8" w:name="Xb75ebb7955b3d09d1e310be1bac89915d98d77c"/>
-      <w:bookmarkStart w:id="9" w:name="_Toc242262371"/>
+      <w:bookmarkStart w:id="9" w:name="_Toc242263535"/>
       <w:bookmarkEnd w:id="6"/>
       <w:r>
+        <w:lastRenderedPageBreak/>
         <w:t>For the host / tenant admin (do this before the workshop)</w:t>
       </w:r>
       <w:bookmarkEnd w:id="9"/>
@@ -2051,7 +2072,6 @@
         </w:numPr>
       </w:pPr>
       <w:r>
-        <w:lastRenderedPageBreak/>
         <w:t xml:space="preserve">Put the attendees (and spares) in a </w:t>
       </w:r>
       <w:r>
@@ -2548,7 +2568,7 @@
           <w:noProof/>
         </w:rPr>
         <w:drawing>
-          <wp:inline distT="0" distB="0" distL="0" distR="0" wp14:anchorId="5B6E2A8A" wp14:editId="2C62E2D9">
+          <wp:inline distT="0" distB="0" distL="0" distR="0" wp14:anchorId="5FD5B7F1" wp14:editId="24FE92C3">
             <wp:extent cx="4400120" cy="1306285"/>
             <wp:effectExtent l="0" t="0" r="0" b="0"/>
             <wp:docPr id="24" name="Picture" descr="Tip: on a GitHub file page, select the Download icon (Download raw file) at the top right of the file"/>
@@ -2595,7 +2615,7 @@
         <w:pStyle w:val="Heading2"/>
       </w:pPr>
       <w:bookmarkStart w:id="10" w:name="X9e7f43dc51ce66ccd050059b76bb488050dc40c"/>
-      <w:bookmarkStart w:id="11" w:name="_Toc242262372"/>
+      <w:bookmarkStart w:id="11" w:name="_Toc242263536"/>
       <w:bookmarkEnd w:id="8"/>
       <w:r>
         <w:t>For attendees (during setup, first 20 minutes)</w:t>
@@ -2656,6 +2676,7 @@
         </w:numPr>
       </w:pPr>
       <w:r>
+        <w:lastRenderedPageBreak/>
         <w:t xml:space="preserve">I can see the </w:t>
       </w:r>
       <w:r>
@@ -2752,7 +2773,6 @@
         </w:numPr>
       </w:pPr>
       <w:r>
-        <w:lastRenderedPageBreak/>
         <w:t xml:space="preserve">I set my </w:t>
       </w:r>
       <w:r>
@@ -2803,7 +2823,7 @@
         <w:pStyle w:val="Heading2"/>
       </w:pPr>
       <w:bookmarkStart w:id="12" w:name="data-and-shared-tenant-etiquette"/>
-      <w:bookmarkStart w:id="13" w:name="_Toc242262373"/>
+      <w:bookmarkStart w:id="13" w:name="_Toc242263537"/>
       <w:bookmarkEnd w:id="10"/>
       <w:r>
         <w:t>Data and shared-tenant etiquette</w:t>
@@ -2927,7 +2947,7 @@
         <w:pStyle w:val="Heading2"/>
       </w:pPr>
       <w:bookmarkStart w:id="14" w:name="if-something-isnt-ready"/>
-      <w:bookmarkStart w:id="15" w:name="_Toc242262374"/>
+      <w:bookmarkStart w:id="15" w:name="_Toc242263538"/>
       <w:bookmarkEnd w:id="12"/>
       <w:r>
         <w:t>If something isn't ready</w:t>
@@ -3063,7 +3083,7 @@
         <w:pStyle w:val="Heading2"/>
       </w:pPr>
       <w:bookmarkStart w:id="16" w:name="X05d7d62746bec70b3198d1bb50c6b714cd7330c"/>
-      <w:bookmarkStart w:id="17" w:name="_Toc242262375"/>
+      <w:bookmarkStart w:id="17" w:name="_Toc242263539"/>
       <w:bookmarkEnd w:id="14"/>
       <w:r>
         <w:t>Quick reference: what each prerequisite unlocks</w:t>
@@ -3543,7 +3563,7 @@
   <w:abstractNum w:abstractNumId="0" w15:restartNumberingAfterBreak="0">
     <w:nsid w:val="0000A990"/>
     <w:multiLevelType w:val="multilevel"/>
-    <w:tmpl w:val="DCE62070"/>
+    <w:tmpl w:val="B8E6F4F6"/>
     <w:lvl w:ilvl="0">
       <w:numFmt w:val="bullet"/>
       <w:lvlText w:val=" "/>
@@ -3620,7 +3640,7 @@
   <w:abstractNum w:abstractNumId="1" w15:restartNumberingAfterBreak="0">
     <w:nsid w:val="0000A991"/>
     <w:multiLevelType w:val="multilevel"/>
-    <w:tmpl w:val="BB54067E"/>
+    <w:tmpl w:val="09D6A390"/>
     <w:lvl w:ilvl="0">
       <w:numFmt w:val="bullet"/>
       <w:lvlText w:val=""/>
@@ -3724,7 +3744,7 @@
   <w:abstractNum w:abstractNumId="2" w15:restartNumberingAfterBreak="0">
     <w:nsid w:val="0000A992"/>
     <w:multiLevelType w:val="multilevel"/>
-    <w:tmpl w:val="4EEC3248"/>
+    <w:tmpl w:val="EA0A3B8C"/>
     <w:lvl w:ilvl="0">
       <w:numFmt w:val="bullet"/>
       <w:lvlText w:val="☐"/>
@@ -3801,7 +3821,7 @@
   <w:abstractNum w:abstractNumId="3" w15:restartNumberingAfterBreak="0">
     <w:nsid w:val="00A99411"/>
     <w:multiLevelType w:val="multilevel"/>
-    <w:tmpl w:val="58BC751C"/>
+    <w:tmpl w:val="B9BE2540"/>
     <w:lvl w:ilvl="0">
       <w:start w:val="1"/>
       <w:numFmt w:val="decimal"/>
@@ -3884,13 +3904,13 @@
       </w:pPr>
     </w:lvl>
   </w:abstractNum>
-  <w:num w:numId="1" w16cid:durableId="1932815">
+  <w:num w:numId="1" w16cid:durableId="1239557031">
     <w:abstractNumId w:val="0"/>
   </w:num>
-  <w:num w:numId="2" w16cid:durableId="1537307788">
+  <w:num w:numId="2" w16cid:durableId="1909269153">
     <w:abstractNumId w:val="1"/>
   </w:num>
-  <w:num w:numId="3" w16cid:durableId="2083140032">
+  <w:num w:numId="3" w16cid:durableId="704216829">
     <w:abstractNumId w:val="3"/>
     <w:lvlOverride w:ilvl="0">
       <w:startOverride w:val="1"/>
@@ -3920,61 +3940,61 @@
       <w:startOverride w:val="1"/>
     </w:lvlOverride>
   </w:num>
-  <w:num w:numId="4" w16cid:durableId="229538559">
+  <w:num w:numId="4" w16cid:durableId="1496410403">
     <w:abstractNumId w:val="2"/>
   </w:num>
-  <w:num w:numId="5" w16cid:durableId="756436677">
+  <w:num w:numId="5" w16cid:durableId="1943562065">
     <w:abstractNumId w:val="2"/>
   </w:num>
-  <w:num w:numId="6" w16cid:durableId="1370377602">
+  <w:num w:numId="6" w16cid:durableId="93408084">
     <w:abstractNumId w:val="2"/>
   </w:num>
-  <w:num w:numId="7" w16cid:durableId="1679574487">
+  <w:num w:numId="7" w16cid:durableId="1756971870">
     <w:abstractNumId w:val="2"/>
   </w:num>
-  <w:num w:numId="8" w16cid:durableId="1866481142">
+  <w:num w:numId="8" w16cid:durableId="2108040218">
     <w:abstractNumId w:val="2"/>
   </w:num>
-  <w:num w:numId="9" w16cid:durableId="1638219114">
+  <w:num w:numId="9" w16cid:durableId="1999992917">
     <w:abstractNumId w:val="2"/>
   </w:num>
-  <w:num w:numId="10" w16cid:durableId="1241449756">
+  <w:num w:numId="10" w16cid:durableId="1560282510">
     <w:abstractNumId w:val="2"/>
   </w:num>
-  <w:num w:numId="11" w16cid:durableId="38824735">
+  <w:num w:numId="11" w16cid:durableId="206262851">
     <w:abstractNumId w:val="2"/>
   </w:num>
-  <w:num w:numId="12" w16cid:durableId="806357993">
+  <w:num w:numId="12" w16cid:durableId="981272430">
     <w:abstractNumId w:val="2"/>
   </w:num>
-  <w:num w:numId="13" w16cid:durableId="1660114309">
+  <w:num w:numId="13" w16cid:durableId="959385265">
     <w:abstractNumId w:val="2"/>
   </w:num>
-  <w:num w:numId="14" w16cid:durableId="2047412065">
+  <w:num w:numId="14" w16cid:durableId="1709602939">
     <w:abstractNumId w:val="2"/>
   </w:num>
-  <w:num w:numId="15" w16cid:durableId="970744753">
+  <w:num w:numId="15" w16cid:durableId="812989177">
     <w:abstractNumId w:val="2"/>
   </w:num>
-  <w:num w:numId="16" w16cid:durableId="2126944">
+  <w:num w:numId="16" w16cid:durableId="441539833">
     <w:abstractNumId w:val="2"/>
   </w:num>
-  <w:num w:numId="17" w16cid:durableId="629824337">
+  <w:num w:numId="17" w16cid:durableId="1400639792">
     <w:abstractNumId w:val="2"/>
   </w:num>
-  <w:num w:numId="18" w16cid:durableId="1022822502">
+  <w:num w:numId="18" w16cid:durableId="1464927504">
     <w:abstractNumId w:val="2"/>
   </w:num>
-  <w:num w:numId="19" w16cid:durableId="2147161478">
+  <w:num w:numId="19" w16cid:durableId="619141306">
     <w:abstractNumId w:val="2"/>
   </w:num>
-  <w:num w:numId="20" w16cid:durableId="1999460517">
+  <w:num w:numId="20" w16cid:durableId="631441614">
     <w:abstractNumId w:val="2"/>
   </w:num>
-  <w:num w:numId="21" w16cid:durableId="1511213189">
+  <w:num w:numId="21" w16cid:durableId="2074767846">
     <w:abstractNumId w:val="1"/>
   </w:num>
-  <w:num w:numId="22" w16cid:durableId="1907765644">
+  <w:num w:numId="22" w16cid:durableId="1769814791">
     <w:abstractNumId w:val="1"/>
   </w:num>
 </w:numbering>
@@ -5253,7 +5273,7 @@
     <w:next w:val="Normal"/>
     <w:autoRedefine/>
     <w:uiPriority w:val="39"/>
-    <w:rsid w:val="00D05D2E"/>
+    <w:rsid w:val="00BC0F94"/>
     <w:pPr>
       <w:spacing w:after="100"/>
     </w:pPr>
@@ -5264,7 +5284,7 @@
     <w:next w:val="Normal"/>
     <w:autoRedefine/>
     <w:uiPriority w:val="39"/>
-    <w:rsid w:val="00D05D2E"/>
+    <w:rsid w:val="00BC0F94"/>
     <w:pPr>
       <w:spacing w:after="100"/>
       <w:ind w:left="210"/>
@@ -5274,7 +5294,7 @@
     <w:name w:val="header"/>
     <w:basedOn w:val="Normal"/>
     <w:link w:val="HeaderChar"/>
-    <w:rsid w:val="00D05D2E"/>
+    <w:rsid w:val="00BC0F94"/>
     <w:pPr>
       <w:tabs>
         <w:tab w:val="center" w:pos="4513"/>
@@ -5287,7 +5307,7 @@
     <w:name w:val="Header Char"/>
     <w:basedOn w:val="DefaultParagraphFont"/>
     <w:link w:val="Header"/>
-    <w:rsid w:val="00D05D2E"/>
+    <w:rsid w:val="00BC0F94"/>
     <w:rPr>
       <w:rFonts w:ascii="Segoe UI" w:eastAsia="Segoe UI" w:hAnsi="Segoe UI" w:cs="Segoe UI"/>
       <w:color w:val="242424"/>
@@ -5298,7 +5318,7 @@
     <w:name w:val="footer"/>
     <w:basedOn w:val="Normal"/>
     <w:link w:val="FooterChar"/>
-    <w:rsid w:val="00D05D2E"/>
+    <w:rsid w:val="00BC0F94"/>
     <w:pPr>
       <w:tabs>
         <w:tab w:val="center" w:pos="4513"/>
@@ -5311,7 +5331,7 @@
     <w:name w:val="Footer Char"/>
     <w:basedOn w:val="DefaultParagraphFont"/>
     <w:link w:val="Footer"/>
-    <w:rsid w:val="00D05D2E"/>
+    <w:rsid w:val="00BC0F94"/>
     <w:rPr>
       <w:rFonts w:ascii="Segoe UI" w:eastAsia="Segoe UI" w:hAnsi="Segoe UI" w:cs="Segoe UI"/>
       <w:color w:val="242424"/>

--- a/instructor/readiness-checklist.docx
+++ b/instructor/readiness-checklist.docx
@@ -10,7 +10,7 @@
           <w:sz w:val="21"/>
           <w:szCs w:val="24"/>
         </w:rPr>
-        <w:id w:val="-661397342"/>
+        <w:id w:val="1059126069"/>
         <w:docPartObj>
           <w:docPartGallery w:val="Table of Contents"/>
           <w:docPartUnique/>
@@ -51,7 +51,7 @@
           <w:r>
             <w:fldChar w:fldCharType="separate"/>
           </w:r>
-          <w:hyperlink w:anchor="_Toc242271142" w:history="1">
+          <w:hyperlink w:anchor="_Toc242288904" w:history="1">
             <w:r>
               <w:rPr>
                 <w:rStyle w:val="Hyperlink"/>
@@ -78,7 +78,7 @@
                 <w:noProof/>
                 <w:webHidden/>
               </w:rPr>
-              <w:instrText xml:space="preserve"> PAGEREF _Toc242271142 \h </w:instrText>
+              <w:instrText xml:space="preserve"> PAGEREF _Toc242288904 \h </w:instrText>
             </w:r>
             <w:r>
               <w:rPr>
@@ -125,7 +125,7 @@
               <w14:ligatures w14:val="standardContextual"/>
             </w:rPr>
           </w:pPr>
-          <w:hyperlink w:anchor="_Toc242271143" w:history="1">
+          <w:hyperlink w:anchor="_Toc242288905" w:history="1">
             <w:r>
               <w:rPr>
                 <w:rStyle w:val="Hyperlink"/>
@@ -152,7 +152,7 @@
                 <w:noProof/>
                 <w:webHidden/>
               </w:rPr>
-              <w:instrText xml:space="preserve"> PAGEREF _Toc242271143 \h </w:instrText>
+              <w:instrText xml:space="preserve"> PAGEREF _Toc242288905 \h </w:instrText>
             </w:r>
             <w:r>
               <w:rPr>
@@ -199,7 +199,7 @@
               <w14:ligatures w14:val="standardContextual"/>
             </w:rPr>
           </w:pPr>
-          <w:hyperlink w:anchor="_Toc242271144" w:history="1">
+          <w:hyperlink w:anchor="_Toc242288906" w:history="1">
             <w:r>
               <w:rPr>
                 <w:rStyle w:val="Hyperlink"/>
@@ -226,7 +226,7 @@
                 <w:noProof/>
                 <w:webHidden/>
               </w:rPr>
-              <w:instrText xml:space="preserve"> PAGEREF _Toc242271144 \h </w:instrText>
+              <w:instrText xml:space="preserve"> PAGEREF _Toc242288906 \h </w:instrText>
             </w:r>
             <w:r>
               <w:rPr>
@@ -273,7 +273,7 @@
               <w14:ligatures w14:val="standardContextual"/>
             </w:rPr>
           </w:pPr>
-          <w:hyperlink w:anchor="_Toc242271145" w:history="1">
+          <w:hyperlink w:anchor="_Toc242288907" w:history="1">
             <w:r>
               <w:rPr>
                 <w:rStyle w:val="Hyperlink"/>
@@ -300,7 +300,7 @@
                 <w:noProof/>
                 <w:webHidden/>
               </w:rPr>
-              <w:instrText xml:space="preserve"> PAGEREF _Toc242271145 \h </w:instrText>
+              <w:instrText xml:space="preserve"> PAGEREF _Toc242288907 \h </w:instrText>
             </w:r>
             <w:r>
               <w:rPr>
@@ -347,7 +347,7 @@
               <w14:ligatures w14:val="standardContextual"/>
             </w:rPr>
           </w:pPr>
-          <w:hyperlink w:anchor="_Toc242271146" w:history="1">
+          <w:hyperlink w:anchor="_Toc242288908" w:history="1">
             <w:r>
               <w:rPr>
                 <w:rStyle w:val="Hyperlink"/>
@@ -374,7 +374,7 @@
                 <w:noProof/>
                 <w:webHidden/>
               </w:rPr>
-              <w:instrText xml:space="preserve"> PAGEREF _Toc242271146 \h </w:instrText>
+              <w:instrText xml:space="preserve"> PAGEREF _Toc242288908 \h </w:instrText>
             </w:r>
             <w:r>
               <w:rPr>
@@ -421,7 +421,7 @@
               <w14:ligatures w14:val="standardContextual"/>
             </w:rPr>
           </w:pPr>
-          <w:hyperlink w:anchor="_Toc242271147" w:history="1">
+          <w:hyperlink w:anchor="_Toc242288909" w:history="1">
             <w:r>
               <w:rPr>
                 <w:rStyle w:val="Hyperlink"/>
@@ -448,7 +448,7 @@
                 <w:noProof/>
                 <w:webHidden/>
               </w:rPr>
-              <w:instrText xml:space="preserve"> PAGEREF _Toc242271147 \h </w:instrText>
+              <w:instrText xml:space="preserve"> PAGEREF _Toc242288909 \h </w:instrText>
             </w:r>
             <w:r>
               <w:rPr>
@@ -495,7 +495,7 @@
               <w14:ligatures w14:val="standardContextual"/>
             </w:rPr>
           </w:pPr>
-          <w:hyperlink w:anchor="_Toc242271148" w:history="1">
+          <w:hyperlink w:anchor="_Toc242288910" w:history="1">
             <w:r>
               <w:rPr>
                 <w:rStyle w:val="Hyperlink"/>
@@ -522,7 +522,7 @@
                 <w:noProof/>
                 <w:webHidden/>
               </w:rPr>
-              <w:instrText xml:space="preserve"> PAGEREF _Toc242271148 \h </w:instrText>
+              <w:instrText xml:space="preserve"> PAGEREF _Toc242288910 \h </w:instrText>
             </w:r>
             <w:r>
               <w:rPr>
@@ -569,7 +569,7 @@
               <w14:ligatures w14:val="standardContextual"/>
             </w:rPr>
           </w:pPr>
-          <w:hyperlink w:anchor="_Toc242271149" w:history="1">
+          <w:hyperlink w:anchor="_Toc242288911" w:history="1">
             <w:r>
               <w:rPr>
                 <w:rStyle w:val="Hyperlink"/>
@@ -596,7 +596,7 @@
                 <w:noProof/>
                 <w:webHidden/>
               </w:rPr>
-              <w:instrText xml:space="preserve"> PAGEREF _Toc242271149 \h </w:instrText>
+              <w:instrText xml:space="preserve"> PAGEREF _Toc242288911 \h </w:instrText>
             </w:r>
             <w:r>
               <w:rPr>
@@ -643,7 +643,7 @@
               <w14:ligatures w14:val="standardContextual"/>
             </w:rPr>
           </w:pPr>
-          <w:hyperlink w:anchor="_Toc242271150" w:history="1">
+          <w:hyperlink w:anchor="_Toc242288912" w:history="1">
             <w:r>
               <w:rPr>
                 <w:rStyle w:val="Hyperlink"/>
@@ -670,7 +670,7 @@
                 <w:noProof/>
                 <w:webHidden/>
               </w:rPr>
-              <w:instrText xml:space="preserve"> PAGEREF _Toc242271150 \h </w:instrText>
+              <w:instrText xml:space="preserve"> PAGEREF _Toc242288912 \h </w:instrText>
             </w:r>
             <w:r>
               <w:rPr>
@@ -713,7 +713,7 @@
         <w:pStyle w:val="Heading1"/>
       </w:pPr>
       <w:bookmarkStart w:id="0" w:name="pre-workshop-readiness-checklist"/>
-      <w:bookmarkStart w:id="1" w:name="_Toc242271142"/>
+      <w:bookmarkStart w:id="1" w:name="_Toc242288904"/>
       <w:r>
         <w:t>Pre-Workshop Readiness Checklist</w:t>
       </w:r>
@@ -780,10 +780,7 @@
         <w:t>host's</w:t>
       </w:r>
       <w:r>
-        <w:t xml:space="preserve"> </w:t>
-      </w:r>
-      <w:r>
-        <w:t xml:space="preserve">job (licenses, Cowork access, browser settings, the sample files) plus the </w:t>
+        <w:t xml:space="preserve"> job (licenses, Cowork access, browser settings, the sample files) plus the </w:t>
       </w:r>
       <w:r>
         <w:rPr>
@@ -801,7 +798,7 @@
         <w:pStyle w:val="Heading2"/>
       </w:pPr>
       <w:bookmarkStart w:id="2" w:name="preparation-timeline"/>
-      <w:bookmarkStart w:id="3" w:name="_Toc242271143"/>
+      <w:bookmarkStart w:id="3" w:name="_Toc242288905"/>
       <w:r>
         <w:t>Preparation timeline</w:t>
       </w:r>
@@ -1036,13 +1033,7 @@
               <w:rPr>
                 <w:sz w:val="19"/>
               </w:rPr>
-              <w:t xml:space="preserve"> </w:t>
-            </w:r>
-            <w:r>
-              <w:rPr>
-                <w:sz w:val="19"/>
-              </w:rPr>
-              <w:t xml:space="preserve">for the attendee tenant, create a </w:t>
+              <w:t xml:space="preserve"> for the attendee tenant, create a </w:t>
             </w:r>
             <w:r>
               <w:rPr>
@@ -1387,13 +1378,7 @@
               <w:rPr>
                 <w:sz w:val="19"/>
               </w:rPr>
-              <w:t xml:space="preserve"> </w:t>
-            </w:r>
-            <w:r>
-              <w:rPr>
-                <w:sz w:val="19"/>
-              </w:rPr>
-              <w:t xml:space="preserve">placeholders for your Teams/SharePoint copies of the files. Open each link in an InPrivate window. It must download the file without a GitHub sign-in. If you get a sign-in page (the kit repo is private), replace the link with your Teams/SharePoint copy. Maintainers can run </w:t>
+              <w:t xml:space="preserve"> placeholders for your Teams/SharePoint copies of the files. Open each link in an InPrivate window. It must download the file without a GitHub sign-in. If you get a sign-in page (the kit repo is private), replace the link with your Teams/SharePoint copy. Maintainers can run </w:t>
             </w:r>
             <w:r>
               <w:rPr>
@@ -1489,13 +1474,7 @@
               <w:rPr>
                 <w:sz w:val="19"/>
               </w:rPr>
-              <w:t xml:space="preserve"> </w:t>
-            </w:r>
-            <w:r>
-              <w:rPr>
-                <w:sz w:val="19"/>
-              </w:rPr>
-              <w:t>with VS Code and the Work IQ MCP server (</w:t>
+              <w:t xml:space="preserve"> with VS Code and the Work IQ MCP server (</w:t>
             </w:r>
             <w:hyperlink r:id="rId12">
               <w:r>
@@ -1746,15 +1725,43 @@
                 <w:bCs/>
                 <w:sz w:val="19"/>
               </w:rPr>
-              <w:t>Pause or delete</w:t>
-            </w:r>
-            <w:r>
-              <w:rPr>
-                <w:sz w:val="19"/>
-              </w:rPr>
-              <w:t xml:space="preserve"> Exercise 1 and 7 schedules (or have attendees do it), send the </w:t>
+              <w:t>Clean up the training data:</w:t>
+            </w:r>
+            <w:r>
+              <w:rPr>
+                <w:sz w:val="19"/>
+              </w:rPr>
+              <w:t xml:space="preserve"> remind attendees to delete or pause their Exercise 1 and 7 schedules and follow the </w:t>
             </w:r>
             <w:hyperlink r:id="rId15">
+              <w:r>
+                <w:rPr>
+                  <w:rStyle w:val="Hyperlink"/>
+                </w:rPr>
+                <w:t>attendee clean-up steps</w:t>
+              </w:r>
+            </w:hyperlink>
+            <w:r>
+              <w:rPr>
+                <w:sz w:val="19"/>
+              </w:rPr>
+              <w:t xml:space="preserve">; remove the workshop group from the Cowork spending policy (or delete the policy) if attendees shouldn't keep Cowork access; and clean up the facilitator's demo tenant (the </w:t>
+            </w:r>
+            <w:hyperlink r:id="rId16">
+              <w:r>
+                <w:rPr>
+                  <w:rStyle w:val="Hyperlink"/>
+                </w:rPr>
+                <w:t>seed content</w:t>
+              </w:r>
+            </w:hyperlink>
+            <w:r>
+              <w:rPr>
+                <w:sz w:val="19"/>
+              </w:rPr>
+              <w:t xml:space="preserve"> and any demo schedules, skills, and agents). Send the </w:t>
+            </w:r>
+            <w:hyperlink r:id="rId17">
               <w:r>
                 <w:rPr>
                   <w:rStyle w:val="Hyperlink"/>
@@ -1777,7 +1784,7 @@
         <w:pStyle w:val="Heading2"/>
       </w:pPr>
       <w:bookmarkStart w:id="4" w:name="cost-planning"/>
-      <w:bookmarkStart w:id="5" w:name="_Toc242271144"/>
+      <w:bookmarkStart w:id="5" w:name="_Toc242288906"/>
       <w:bookmarkEnd w:id="2"/>
       <w:r>
         <w:t>Cost planning</w:t>
@@ -1820,7 +1827,7 @@
       <w:r>
         <w:t xml:space="preserve"> </w:t>
       </w:r>
-      <w:hyperlink r:id="rId16">
+      <w:hyperlink r:id="rId18">
         <w:r>
           <w:rPr>
             <w:rStyle w:val="Hyperlink"/>
@@ -1847,7 +1854,7 @@
       <w:r>
         <w:t xml:space="preserve"> the </w:t>
       </w:r>
-      <w:hyperlink r:id="rId17">
+      <w:hyperlink r:id="rId19">
         <w:r>
           <w:rPr>
             <w:rStyle w:val="Hyperlink"/>
@@ -1858,7 +1865,7 @@
       <w:r>
         <w:t xml:space="preserve"> and the Copilot Credit Planning Model (</w:t>
       </w:r>
-      <w:hyperlink r:id="rId18">
+      <w:hyperlink r:id="rId20">
         <w:r>
           <w:rPr>
             <w:rStyle w:val="Hyperlink"/>
@@ -1867,10 +1874,7 @@
         </w:r>
       </w:hyperlink>
       <w:r>
-        <w:t xml:space="preserve">). </w:t>
-      </w:r>
-      <w:r>
-        <w:t>Estimate for ~25 users × 8 exercises, plus spares, the facilitator's dry run, and the Exercise 1 and 7 schedules that keep running until paused.</w:t>
+        <w:t>). Estimate for ~25 users × 8 exercises, plus spares, the facilitator's dry run, and the Exercise 1 and 7 schedules that keep running until paused.</w:t>
       </w:r>
     </w:p>
     <w:p>
@@ -1918,10 +1922,7 @@
         <w:t>After the event:</w:t>
       </w:r>
       <w:r>
-        <w:t xml:space="preserve"> </w:t>
-      </w:r>
-      <w:r>
-        <w:t>remove the workshop group from the spending policy (or delete the policy) if the accounts shouldn't keep Cowork access.</w:t>
+        <w:t xml:space="preserve"> remove the workshop group from the spending policy (or delete the policy) if the accounts shouldn't keep Cowork access.</w:t>
       </w:r>
     </w:p>
     <w:p>
@@ -1980,10 +1981,7 @@
         <w:t>/cost</w:t>
       </w:r>
       <w:r>
-        <w:t xml:space="preserve"> in a task (an optional step at the end of Exercise 1) to see the approximate credits it used and what's left of their monthly limit. For </w:t>
-      </w:r>
-      <w:r>
-        <w:t>the official totals, use the Copilot Credits reports in the Microsoft 365 admin center.</w:t>
+        <w:t xml:space="preserve"> in a task (an optional step at the end of Exercise 1) to see the approximate credits it used and what's left of their monthly limit. For the official totals, use the Copilot Credits reports in the Microsoft 365 admin center.</w:t>
       </w:r>
     </w:p>
     <w:p>
@@ -1991,7 +1989,7 @@
         <w:pStyle w:val="Heading2"/>
       </w:pPr>
       <w:bookmarkStart w:id="6" w:name="X26afd18925ecd972192f69d7821188544492b05"/>
-      <w:bookmarkStart w:id="7" w:name="_Toc242271145"/>
+      <w:bookmarkStart w:id="7" w:name="_Toc242288907"/>
       <w:bookmarkEnd w:id="4"/>
       <w:r>
         <w:t>Plan B — if Cowork is down for the whole room</w:t>
@@ -2030,12 +2028,13 @@
           <w:b/>
           <w:bCs/>
         </w:rPr>
+        <w:lastRenderedPageBreak/>
         <w:t>Demo from the facilitator tenant</w:t>
       </w:r>
       <w:r>
         <w:t xml:space="preserve">, projected. Run each exercise live while the room follows the workbook, and use the </w:t>
       </w:r>
-      <w:hyperlink r:id="rId19">
+      <w:hyperlink r:id="rId21">
         <w:r>
           <w:rPr>
             <w:rStyle w:val="Hyperlink"/>
@@ -2063,10 +2062,7 @@
         <w:t>Keep the non-Cowork pieces hands-on:</w:t>
       </w:r>
       <w:r>
-        <w:t xml:space="preserve"> Exercise 8 (Agent Builder) and the Copilot Chat </w:t>
-      </w:r>
-      <w:r>
-        <w:t>comparison work without Cowork, if Microsoft 365 Copilot is up.</w:t>
+        <w:t xml:space="preserve"> Exercise 8 (Agent Builder) and the Copilot Chat comparison work without Cowork, if Microsoft 365 Copilot is up.</w:t>
       </w:r>
     </w:p>
     <w:p>
@@ -2082,13 +2078,12 @@
           <w:b/>
           <w:bCs/>
         </w:rPr>
-        <w:lastRenderedPageBreak/>
         <w:t>Turn practice into judgment:</w:t>
       </w:r>
       <w:r>
         <w:t xml:space="preserve"> have attendees critique the demo outputs with the answer key and the </w:t>
       </w:r>
-      <w:hyperlink r:id="rId20">
+      <w:hyperlink r:id="rId22">
         <w:r>
           <w:rPr>
             <w:rStyle w:val="Hyperlink"/>
@@ -2124,7 +2119,7 @@
         <w:pStyle w:val="Heading2"/>
       </w:pPr>
       <w:bookmarkStart w:id="8" w:name="Xb75ebb7955b3d09d1e310be1bac89915d98d77c"/>
-      <w:bookmarkStart w:id="9" w:name="_Toc242271146"/>
+      <w:bookmarkStart w:id="9" w:name="_Toc242288908"/>
       <w:bookmarkEnd w:id="6"/>
       <w:r>
         <w:t>For the host / tenant admin (do this before the workshop)</w:t>
@@ -2160,10 +2155,7 @@
         <w:t>Microsoft 365 Copilot</w:t>
       </w:r>
       <w:r>
-        <w:t xml:space="preserve"> license. No </w:t>
-      </w:r>
-      <w:r>
-        <w:t xml:space="preserve">workshop accounts are needed; keep </w:t>
+        <w:t xml:space="preserve"> license. No workshop accounts are needed; keep </w:t>
       </w:r>
       <w:r>
         <w:rPr>
@@ -2284,10 +2276,7 @@
         <w:t>Cowork Browsing</w:t>
       </w:r>
       <w:r>
-        <w:t xml:space="preserve"> </w:t>
-      </w:r>
-      <w:r>
-        <w:t xml:space="preserve">(for the Exercise 3 browser task): in the Microsoft 365 admin center, </w:t>
+        <w:t xml:space="preserve"> (for the Exercise 3 browser task): in the Microsoft 365 admin center, </w:t>
       </w:r>
       <w:r>
         <w:rPr>
@@ -2339,7 +2328,7 @@
       <w:r>
         <w:t xml:space="preserve"> isn't set to Disabled on managed laptops. Details: </w:t>
       </w:r>
-      <w:hyperlink r:id="rId21">
+      <w:hyperlink r:id="rId23">
         <w:r>
           <w:rPr>
             <w:rStyle w:val="Hyperlink"/>
@@ -2434,7 +2423,7 @@
       <w:r>
         <w:t xml:space="preserve"> are allowed there so the facilitator can load the seed (</w:t>
       </w:r>
-      <w:hyperlink r:id="rId22">
+      <w:hyperlink r:id="rId24">
         <w:r>
           <w:rPr>
             <w:rStyle w:val="Hyperlink"/>
@@ -2549,10 +2538,7 @@
         <w:t>No attendee seed data.</w:t>
       </w:r>
       <w:r>
-        <w:t xml:space="preserve"> </w:t>
-      </w:r>
-      <w:r>
-        <w:t xml:space="preserve">Exercise 1 (Executive Command Center) runs on each attendee's </w:t>
+        <w:t xml:space="preserve"> Exercise 1 (Executive Command Center) runs on each attendee's </w:t>
       </w:r>
       <w:r>
         <w:rPr>
@@ -2564,7 +2550,7 @@
       <w:r>
         <w:t xml:space="preserve"> mail, calendar, and Teams; Cowork only reads what that person can already see, and the results stay private to them. Tell attendees this in the invitation (the </w:t>
       </w:r>
-      <w:hyperlink r:id="rId23">
+      <w:hyperlink r:id="rId25">
         <w:r>
           <w:rPr>
             <w:rStyle w:val="Hyperlink"/>
@@ -2602,7 +2588,18 @@
         <w:t>pause/delete the schedules</w:t>
       </w:r>
       <w:r>
-        <w:t xml:space="preserve"> created in Exercises 1 and 7 so they stop consuming usage.</w:t>
+        <w:t xml:space="preserve"> created in Exercises 1 and 7 so they stop consuming usage, and to follow the </w:t>
+      </w:r>
+      <w:hyperlink r:id="rId26">
+        <w:r>
+          <w:rPr>
+            <w:rStyle w:val="Hyperlink"/>
+          </w:rPr>
+          <w:t>clean-up steps</w:t>
+        </w:r>
+      </w:hyperlink>
+      <w:r>
+        <w:t xml:space="preserve"> in the workbook.</w:t>
       </w:r>
     </w:p>
     <w:p>
@@ -2631,10 +2628,7 @@
         <w:t>Frontier</w:t>
       </w:r>
       <w:r>
-        <w:t xml:space="preserve"> </w:t>
-      </w:r>
-      <w:r>
-        <w:t xml:space="preserve">enrollment — only if you want to demo the built-in </w:t>
+        <w:t xml:space="preserve"> enrollment — only if you want to demo the built-in </w:t>
       </w:r>
       <w:r>
         <w:rPr>
@@ -2677,23 +2671,24 @@
         <w:rPr>
           <w:noProof/>
         </w:rPr>
+        <w:lastRenderedPageBreak/>
         <w:drawing>
-          <wp:inline distT="0" distB="0" distL="0" distR="0" wp14:anchorId="6839801F" wp14:editId="00F51E0D">
+          <wp:inline distT="0" distB="0" distL="0" distR="0" wp14:anchorId="14B80C1E" wp14:editId="73B5AA78">
             <wp:extent cx="4400120" cy="1306285"/>
             <wp:effectExtent l="0" t="0" r="0" b="0"/>
-            <wp:docPr id="25" name="Picture" descr="Tip: on a GitHub file page, select the Download icon (Download raw file) at the top right of the file"/>
+            <wp:docPr id="26" name="Picture" descr="Tip: on a GitHub file page, select the Download icon (Download raw file) at the top right of the file"/>
             <wp:cNvGraphicFramePr/>
             <a:graphic xmlns:a="http://schemas.openxmlformats.org/drawingml/2006/main">
               <a:graphicData uri="http://schemas.openxmlformats.org/drawingml/2006/picture">
                 <pic:pic xmlns:pic="http://schemas.openxmlformats.org/drawingml/2006/picture">
                   <pic:nvPicPr>
-                    <pic:cNvPr id="26" name="Picture" descr="../reference/media/download-hint.png"/>
+                    <pic:cNvPr id="27" name="Picture" descr="../reference/media/download-hint.png"/>
                     <pic:cNvPicPr>
                       <a:picLocks noChangeAspect="1" noChangeArrowheads="1"/>
                     </pic:cNvPicPr>
                   </pic:nvPicPr>
                   <pic:blipFill>
-                    <a:blip r:embed="rId24"/>
+                    <a:blip r:embed="rId27"/>
                     <a:stretch>
                       <a:fillRect/>
                     </a:stretch>
@@ -2725,10 +2720,9 @@
         <w:pStyle w:val="Heading2"/>
       </w:pPr>
       <w:bookmarkStart w:id="10" w:name="X9e7f43dc51ce66ccd050059b76bb488050dc40c"/>
-      <w:bookmarkStart w:id="11" w:name="_Toc242271147"/>
+      <w:bookmarkStart w:id="11" w:name="_Toc242288909"/>
       <w:bookmarkEnd w:id="8"/>
       <w:r>
-        <w:lastRenderedPageBreak/>
         <w:t>For attendees (during setup, first 20 minutes)</w:t>
       </w:r>
       <w:bookmarkEnd w:id="11"/>
@@ -2754,7 +2748,7 @@
       <w:r>
         <w:t xml:space="preserve"> at </w:t>
       </w:r>
-      <w:hyperlink r:id="rId25">
+      <w:hyperlink r:id="rId28">
         <w:r>
           <w:rPr>
             <w:rStyle w:val="Hyperlink"/>
@@ -2797,10 +2791,7 @@
         <w:t>Cowork</w:t>
       </w:r>
       <w:r>
-        <w:t xml:space="preserve"> </w:t>
-      </w:r>
-      <w:r>
-        <w:t xml:space="preserve">toggle at the top (next to </w:t>
+        <w:t xml:space="preserve"> toggle at the top (next to </w:t>
       </w:r>
       <w:r>
         <w:rPr>
@@ -2936,7 +2927,7 @@
         <w:pStyle w:val="Heading2"/>
       </w:pPr>
       <w:bookmarkStart w:id="12" w:name="data-and-shared-tenant-etiquette"/>
-      <w:bookmarkStart w:id="13" w:name="_Toc242271148"/>
+      <w:bookmarkStart w:id="13" w:name="_Toc242288910"/>
       <w:bookmarkEnd w:id="10"/>
       <w:r>
         <w:t>Data and shared-tenant etiquette</w:t>
@@ -3030,10 +3021,7 @@
         <w:t>custom skill you build "Only you"</w:t>
       </w:r>
       <w:r>
-        <w:t xml:space="preserve"> </w:t>
-      </w:r>
-      <w:r>
-        <w:t>(or add your initials to the name), so the tenant doesn't get 25 identically named skills.</w:t>
+        <w:t xml:space="preserve"> (or add your initials to the name), so the tenant doesn't get 25 identically named skills.</w:t>
       </w:r>
     </w:p>
     <w:p>
@@ -3060,7 +3048,7 @@
         <w:pStyle w:val="Heading2"/>
       </w:pPr>
       <w:bookmarkStart w:id="14" w:name="if-something-isnt-ready"/>
-      <w:bookmarkStart w:id="15" w:name="_Toc242271149"/>
+      <w:bookmarkStart w:id="15" w:name="_Toc242288911"/>
       <w:bookmarkEnd w:id="12"/>
       <w:r>
         <w:t>If something isn't ready</w:t>
@@ -3105,7 +3093,7 @@
       <w:r>
         <w:t xml:space="preserve"> (fallback follow-along), checking results against the </w:t>
       </w:r>
-      <w:hyperlink r:id="rId26">
+      <w:hyperlink r:id="rId29">
         <w:r>
           <w:rPr>
             <w:rStyle w:val="Hyperlink"/>
@@ -3193,7 +3181,7 @@
         <w:pStyle w:val="Heading2"/>
       </w:pPr>
       <w:bookmarkStart w:id="16" w:name="X05d7d62746bec70b3198d1bb50c6b714cd7330c"/>
-      <w:bookmarkStart w:id="17" w:name="_Toc242271150"/>
+      <w:bookmarkStart w:id="17" w:name="_Toc242288912"/>
       <w:bookmarkEnd w:id="14"/>
       <w:r>
         <w:t>Quick reference: what each prerequisite unlocks</w:t>
@@ -3318,6 +3306,7 @@
               <w:rPr>
                 <w:sz w:val="19"/>
               </w:rPr>
+              <w:lastRenderedPageBreak/>
               <w:t>Cowork spending policy (usage-based billing)</w:t>
             </w:r>
           </w:p>
@@ -3445,7 +3434,7 @@
               </w:rPr>
               <w:t xml:space="preserve">Exercise 1 (the facilitator demos with </w:t>
             </w:r>
-            <w:hyperlink r:id="rId27">
+            <w:hyperlink r:id="rId30">
               <w:r>
                 <w:rPr>
                   <w:rStyle w:val="Hyperlink"/>
@@ -3512,7 +3501,6 @@
               <w:rPr>
                 <w:sz w:val="19"/>
               </w:rPr>
-              <w:lastRenderedPageBreak/>
               <w:t>Frontier (optional)</w:t>
             </w:r>
           </w:p>
@@ -3544,13 +3532,7 @@
               <w:rPr>
                 <w:sz w:val="19"/>
               </w:rPr>
-              <w:t xml:space="preserve"> </w:t>
-            </w:r>
-            <w:r>
-              <w:rPr>
-                <w:sz w:val="19"/>
-              </w:rPr>
-              <w:t>skill only</w:t>
+              <w:t xml:space="preserve"> skill only</w:t>
             </w:r>
           </w:p>
         </w:tc>
@@ -3560,7 +3542,7 @@
     </w:tbl>
     <w:p/>
     <w:sectPr>
-      <w:footerReference w:type="default" r:id="rId28"/>
+      <w:footerReference w:type="default" r:id="rId31"/>
       <w:footnotePr>
         <w:numRestart w:val="eachSect"/>
       </w:footnotePr>
@@ -3680,7 +3662,7 @@
   <w:abstractNum w:abstractNumId="0" w15:restartNumberingAfterBreak="0">
     <w:nsid w:val="0000A990"/>
     <w:multiLevelType w:val="multilevel"/>
-    <w:tmpl w:val="193EBA3E"/>
+    <w:tmpl w:val="3DAC6D02"/>
     <w:lvl w:ilvl="0">
       <w:numFmt w:val="bullet"/>
       <w:lvlText w:val=" "/>
@@ -3757,7 +3739,7 @@
   <w:abstractNum w:abstractNumId="1" w15:restartNumberingAfterBreak="0">
     <w:nsid w:val="0000A991"/>
     <w:multiLevelType w:val="multilevel"/>
-    <w:tmpl w:val="61AED466"/>
+    <w:tmpl w:val="A4140ECC"/>
     <w:lvl w:ilvl="0">
       <w:numFmt w:val="bullet"/>
       <w:lvlText w:val=""/>
@@ -3861,7 +3843,7 @@
   <w:abstractNum w:abstractNumId="2" w15:restartNumberingAfterBreak="0">
     <w:nsid w:val="0000A992"/>
     <w:multiLevelType w:val="multilevel"/>
-    <w:tmpl w:val="AFDC2EBC"/>
+    <w:tmpl w:val="8452A734"/>
     <w:lvl w:ilvl="0">
       <w:numFmt w:val="bullet"/>
       <w:lvlText w:val="☐"/>
@@ -3938,7 +3920,7 @@
   <w:abstractNum w:abstractNumId="3" w15:restartNumberingAfterBreak="0">
     <w:nsid w:val="00A99411"/>
     <w:multiLevelType w:val="multilevel"/>
-    <w:tmpl w:val="4C3AB112"/>
+    <w:tmpl w:val="4A46E760"/>
     <w:lvl w:ilvl="0">
       <w:start w:val="1"/>
       <w:numFmt w:val="decimal"/>
@@ -4021,13 +4003,13 @@
       </w:pPr>
     </w:lvl>
   </w:abstractNum>
-  <w:num w:numId="1" w16cid:durableId="1218784195">
+  <w:num w:numId="1" w16cid:durableId="1657805402">
     <w:abstractNumId w:val="0"/>
   </w:num>
-  <w:num w:numId="2" w16cid:durableId="1946422388">
+  <w:num w:numId="2" w16cid:durableId="439690400">
     <w:abstractNumId w:val="1"/>
   </w:num>
-  <w:num w:numId="3" w16cid:durableId="1710953576">
+  <w:num w:numId="3" w16cid:durableId="1018196599">
     <w:abstractNumId w:val="3"/>
     <w:lvlOverride w:ilvl="0">
       <w:startOverride w:val="1"/>
@@ -4057,61 +4039,61 @@
       <w:startOverride w:val="1"/>
     </w:lvlOverride>
   </w:num>
-  <w:num w:numId="4" w16cid:durableId="1807310838">
+  <w:num w:numId="4" w16cid:durableId="1869373600">
     <w:abstractNumId w:val="2"/>
   </w:num>
-  <w:num w:numId="5" w16cid:durableId="1298757001">
+  <w:num w:numId="5" w16cid:durableId="1292636392">
     <w:abstractNumId w:val="2"/>
   </w:num>
-  <w:num w:numId="6" w16cid:durableId="1930233831">
+  <w:num w:numId="6" w16cid:durableId="703746894">
     <w:abstractNumId w:val="2"/>
   </w:num>
-  <w:num w:numId="7" w16cid:durableId="1088579198">
+  <w:num w:numId="7" w16cid:durableId="1000743052">
     <w:abstractNumId w:val="2"/>
   </w:num>
-  <w:num w:numId="8" w16cid:durableId="843473028">
+  <w:num w:numId="8" w16cid:durableId="416905377">
     <w:abstractNumId w:val="2"/>
   </w:num>
-  <w:num w:numId="9" w16cid:durableId="1510364584">
+  <w:num w:numId="9" w16cid:durableId="1128814778">
     <w:abstractNumId w:val="2"/>
   </w:num>
-  <w:num w:numId="10" w16cid:durableId="2091072415">
+  <w:num w:numId="10" w16cid:durableId="1763256564">
     <w:abstractNumId w:val="2"/>
   </w:num>
-  <w:num w:numId="11" w16cid:durableId="912927741">
+  <w:num w:numId="11" w16cid:durableId="1579635699">
     <w:abstractNumId w:val="2"/>
   </w:num>
-  <w:num w:numId="12" w16cid:durableId="731199304">
+  <w:num w:numId="12" w16cid:durableId="1441560115">
     <w:abstractNumId w:val="2"/>
   </w:num>
-  <w:num w:numId="13" w16cid:durableId="752776581">
+  <w:num w:numId="13" w16cid:durableId="323775732">
     <w:abstractNumId w:val="2"/>
   </w:num>
-  <w:num w:numId="14" w16cid:durableId="1325083345">
+  <w:num w:numId="14" w16cid:durableId="1735465477">
     <w:abstractNumId w:val="2"/>
   </w:num>
-  <w:num w:numId="15" w16cid:durableId="1504275207">
+  <w:num w:numId="15" w16cid:durableId="809640339">
     <w:abstractNumId w:val="2"/>
   </w:num>
-  <w:num w:numId="16" w16cid:durableId="1451240673">
+  <w:num w:numId="16" w16cid:durableId="1855731096">
     <w:abstractNumId w:val="2"/>
   </w:num>
-  <w:num w:numId="17" w16cid:durableId="385178499">
+  <w:num w:numId="17" w16cid:durableId="851181964">
     <w:abstractNumId w:val="2"/>
   </w:num>
-  <w:num w:numId="18" w16cid:durableId="68382206">
+  <w:num w:numId="18" w16cid:durableId="761872852">
     <w:abstractNumId w:val="2"/>
   </w:num>
-  <w:num w:numId="19" w16cid:durableId="1231040407">
+  <w:num w:numId="19" w16cid:durableId="838228394">
     <w:abstractNumId w:val="2"/>
   </w:num>
-  <w:num w:numId="20" w16cid:durableId="1166018700">
+  <w:num w:numId="20" w16cid:durableId="1417820938">
     <w:abstractNumId w:val="2"/>
   </w:num>
-  <w:num w:numId="21" w16cid:durableId="1476678265">
+  <w:num w:numId="21" w16cid:durableId="296180906">
     <w:abstractNumId w:val="1"/>
   </w:num>
-  <w:num w:numId="22" w16cid:durableId="156114767">
+  <w:num w:numId="22" w16cid:durableId="190648280">
     <w:abstractNumId w:val="1"/>
   </w:num>
 </w:numbering>
@@ -5390,7 +5372,7 @@
     <w:next w:val="Normal"/>
     <w:autoRedefine/>
     <w:uiPriority w:val="39"/>
-    <w:rsid w:val="006C7251"/>
+    <w:rsid w:val="0086682A"/>
     <w:pPr>
       <w:spacing w:after="100"/>
     </w:pPr>
@@ -5401,7 +5383,7 @@
     <w:next w:val="Normal"/>
     <w:autoRedefine/>
     <w:uiPriority w:val="39"/>
-    <w:rsid w:val="006C7251"/>
+    <w:rsid w:val="0086682A"/>
     <w:pPr>
       <w:spacing w:after="100"/>
       <w:ind w:left="210"/>
@@ -5411,7 +5393,7 @@
     <w:name w:val="header"/>
     <w:basedOn w:val="Normal"/>
     <w:link w:val="HeaderChar"/>
-    <w:rsid w:val="006C7251"/>
+    <w:rsid w:val="0086682A"/>
     <w:pPr>
       <w:tabs>
         <w:tab w:val="center" w:pos="4513"/>
@@ -5424,7 +5406,7 @@
     <w:name w:val="Header Char"/>
     <w:basedOn w:val="DefaultParagraphFont"/>
     <w:link w:val="Header"/>
-    <w:rsid w:val="006C7251"/>
+    <w:rsid w:val="0086682A"/>
     <w:rPr>
       <w:rFonts w:ascii="Segoe UI" w:eastAsia="Segoe UI" w:hAnsi="Segoe UI" w:cs="Segoe UI"/>
       <w:color w:val="242424"/>
@@ -5435,7 +5417,7 @@
     <w:name w:val="footer"/>
     <w:basedOn w:val="Normal"/>
     <w:link w:val="FooterChar"/>
-    <w:rsid w:val="006C7251"/>
+    <w:rsid w:val="0086682A"/>
     <w:pPr>
       <w:tabs>
         <w:tab w:val="center" w:pos="4513"/>
@@ -5448,7 +5430,7 @@
     <w:name w:val="Footer Char"/>
     <w:basedOn w:val="DefaultParagraphFont"/>
     <w:link w:val="Footer"/>
-    <w:rsid w:val="006C7251"/>
+    <w:rsid w:val="0086682A"/>
     <w:rPr>
       <w:rFonts w:ascii="Segoe UI" w:eastAsia="Segoe UI" w:hAnsi="Segoe UI" w:cs="Segoe UI"/>
       <w:color w:val="242424"/>

--- a/instructor/readiness-checklist.docx
+++ b/instructor/readiness-checklist.docx
@@ -2956,36 +2956,58 @@
         </w:numPr>
       </w:pPr>
       <w:r>
-        <w:t xml:space="preserve">I set my</w:t>
-      </w:r>
-      <w:r>
-        <w:t xml:space="preserve"> </w:t>
-      </w:r>
-      <w:r>
-        <w:rPr>
-          <w:b/>
-          <w:bCs/>
-        </w:rPr>
-        <w:t xml:space="preserve">custom instructions</w:t>
-      </w:r>
-      <w:r>
-        <w:t xml:space="preserve">:</w:t>
-      </w:r>
-      <w:r>
-        <w:t xml:space="preserve"> </w:t>
-      </w:r>
-      <w:r>
-        <w:rPr>
-          <w:b/>
-          <w:bCs/>
-        </w:rPr>
-        <w:t xml:space="preserve">Customize → Preferences → Customize instructions for Cowork</w:t>
-      </w:r>
-      <w:r>
-        <w:t xml:space="preserve"> </w:t>
-      </w:r>
-      <w:r>
-        <w:t xml:space="preserve">(workbook Setup step D).</w:t>
+        <w:t xml:space="preserve">I'm on a</w:t>
+      </w:r>
+      <w:r>
+        <w:t xml:space="preserve"> </w:t>
+      </w:r>
+      <w:r>
+        <w:rPr>
+          <w:b/>
+          <w:bCs/>
+        </w:rPr>
+        <w:t xml:space="preserve">laptop/desktop</w:t>
+      </w:r>
+      <w:r>
+        <w:t xml:space="preserve"> </w:t>
+      </w:r>
+      <w:r>
+        <w:t xml:space="preserve">(custom skills aren't supported on mobile).</w:t>
+      </w:r>
+    </w:p>
+    <w:p>
+      <w:pPr>
+        <w:pStyle w:val="FirstParagraph"/>
+      </w:pPr>
+      <w:r>
+        <w:t xml:space="preserve">Custom instructions aren't a setup prerequisite. The workbook's</w:t>
+      </w:r>
+      <w:r>
+        <w:t xml:space="preserve"> </w:t>
+      </w:r>
+      <w:hyperlink r:id="rId15">
+        <w:r>
+          <w:rPr>
+            <w:rStyle w:val="Hyperlink"/>
+          </w:rPr>
+          <w:t xml:space="preserve">Optional Sections</w:t>
+        </w:r>
+      </w:hyperlink>
+      <w:r>
+        <w:t xml:space="preserve"> </w:t>
+      </w:r>
+      <w:r>
+        <w:t xml:space="preserve">introduces them after Exercise 8.</w:t>
+      </w:r>
+    </w:p>
+    <w:bookmarkEnd w:id="30"/>
+    <w:bookmarkStart w:id="31" w:name="data-and-shared-tenant-etiquette"/>
+    <w:p>
+      <w:pPr>
+        <w:pStyle w:val="Heading2"/>
+      </w:pPr>
+      <w:r>
+        <w:t xml:space="preserve">Data and shared-tenant etiquette</w:t>
       </w:r>
     </w:p>
     <w:p>
@@ -2997,33 +3019,170 @@
         </w:numPr>
       </w:pPr>
       <w:r>
-        <w:t xml:space="preserve">I'm on a</w:t>
-      </w:r>
-      <w:r>
-        <w:t xml:space="preserve"> </w:t>
-      </w:r>
-      <w:r>
-        <w:rPr>
-          <w:b/>
-          <w:bCs/>
-        </w:rPr>
-        <w:t xml:space="preserve">laptop/desktop</w:t>
-      </w:r>
-      <w:r>
-        <w:t xml:space="preserve"> </w:t>
-      </w:r>
-      <w:r>
-        <w:t xml:space="preserve">(custom skills aren't supported on mobile).</w:t>
+        <w:rPr>
+          <w:b/>
+          <w:bCs/>
+        </w:rPr>
+        <w:t xml:space="preserve">Exercise 8 uses your real mail, calendar, and Teams.</w:t>
+      </w:r>
+      <w:r>
+        <w:t xml:space="preserve"> </w:t>
+      </w:r>
+      <w:r>
+        <w:t xml:space="preserve">Cowork sees only what you can already see,</w:t>
+      </w:r>
+      <w:r>
+        <w:t xml:space="preserve"> </w:t>
+      </w:r>
+      <w:r>
+        <w:t xml:space="preserve">and the results stay in your account.</w:t>
+      </w:r>
+      <w:r>
+        <w:t xml:space="preserve"> </w:t>
+      </w:r>
+      <w:r>
+        <w:rPr>
+          <w:b/>
+          <w:bCs/>
+        </w:rPr>
+        <w:t xml:space="preserve">Don't project or screen-share</w:t>
+      </w:r>
+      <w:r>
+        <w:t xml:space="preserve"> </w:t>
+      </w:r>
+      <w:r>
+        <w:t xml:space="preserve">your Exercise 8 results.</w:t>
       </w:r>
     </w:p>
-    <w:bookmarkEnd w:id="30"/>
-    <w:bookmarkStart w:id="31" w:name="data-and-shared-tenant-etiquette"/>
     <w:p>
       <w:pPr>
+        <w:pStyle w:val="Compact"/>
+        <w:numPr>
+          <w:ilvl w:val="0"/>
+          <w:numId w:val="1019"/>
+        </w:numPr>
+      </w:pPr>
+      <w:r>
+        <w:rPr>
+          <w:b/>
+          <w:bCs/>
+        </w:rPr>
+        <w:t xml:space="preserve">Every other exercise uses the fictional Zava sample files.</w:t>
+      </w:r>
+      <w:r>
+        <w:t xml:space="preserve"> </w:t>
+      </w:r>
+      <w:r>
+        <w:t xml:space="preserve">Don't add real employee records or</w:t>
+      </w:r>
+      <w:r>
+        <w:t xml:space="preserve"> </w:t>
+      </w:r>
+      <w:r>
+        <w:t xml:space="preserve">personal data to the exercise files, prompts, or skills.</w:t>
+      </w:r>
+    </w:p>
+    <w:p>
+      <w:pPr>
+        <w:pStyle w:val="Compact"/>
+        <w:numPr>
+          <w:ilvl w:val="0"/>
+          <w:numId w:val="1019"/>
+        </w:numPr>
+      </w:pPr>
+      <w:r>
+        <w:t xml:space="preserve">Your</w:t>
+      </w:r>
+      <w:r>
+        <w:t xml:space="preserve"> </w:t>
+      </w:r>
+      <w:r>
+        <w:rPr>
+          <w:b/>
+          <w:bCs/>
+        </w:rPr>
+        <w:t xml:space="preserve">OneDrive, drafts, and skills</w:t>
+      </w:r>
+      <w:r>
+        <w:t xml:space="preserve"> </w:t>
+      </w:r>
+      <w:r>
+        <w:t xml:space="preserve">are tied to</w:t>
+      </w:r>
+      <w:r>
+        <w:t xml:space="preserve"> </w:t>
+      </w:r>
+      <w:r>
+        <w:rPr>
+          <w:b/>
+          <w:bCs/>
+        </w:rPr>
+        <w:t xml:space="preserve">your account</w:t>
+      </w:r>
+      <w:r>
+        <w:t xml:space="preserve">. Keep any</w:t>
+      </w:r>
+      <w:r>
+        <w:t xml:space="preserve"> </w:t>
+      </w:r>
+      <w:r>
+        <w:rPr>
+          <w:b/>
+          <w:bCs/>
+        </w:rPr>
+        <w:t xml:space="preserve">custom skill you build</w:t>
+      </w:r>
+      <w:r>
+        <w:rPr>
+          <w:b/>
+          <w:bCs/>
+        </w:rPr>
+        <w:t xml:space="preserve"> </w:t>
+      </w:r>
+      <w:r>
+        <w:rPr>
+          <w:b/>
+          <w:bCs/>
+        </w:rPr>
+        <w:t xml:space="preserve">"Only you"</w:t>
+      </w:r>
+      <w:r>
+        <w:t xml:space="preserve"> </w:t>
+      </w:r>
+      <w:r>
+        <w:t xml:space="preserve">(or add your initials to the name), so the tenant doesn't get 25 identically named skills.</w:t>
+      </w:r>
+    </w:p>
+    <w:p>
+      <w:pPr>
+        <w:pStyle w:val="Compact"/>
+        <w:numPr>
+          <w:ilvl w:val="0"/>
+          <w:numId w:val="1019"/>
+        </w:numPr>
+      </w:pPr>
+      <w:r>
+        <w:rPr>
+          <w:b/>
+          <w:bCs/>
+        </w:rPr>
+        <w:t xml:space="preserve">Send nothing to anyone else:</w:t>
+      </w:r>
+      <w:r>
+        <w:t xml:space="preserve"> </w:t>
+      </w:r>
+      <w:r>
+        <w:t xml:space="preserve">save drafts, or send only to yourself.</w:t>
+      </w:r>
+    </w:p>
+    <w:bookmarkEnd w:id="31"/>
+    <w:bookmarkStart w:id="32" w:name="if-something-isnt-ready"/>
+    <w:p>
+      <w:pPr>
         <w:pStyle w:val="Heading2"/>
       </w:pPr>
       <w:r>
-        <w:t xml:space="preserve">Data and shared-tenant etiquette</w:t>
+        <w:t xml:space="preserve">If something isn't ready</w:t>
       </w:r>
     </w:p>
     <w:p>
@@ -3032,181 +3191,6 @@
         <w:numPr>
           <w:ilvl w:val="0"/>
           <w:numId w:val="1020"/>
-        </w:numPr>
-      </w:pPr>
-      <w:r>
-        <w:rPr>
-          <w:b/>
-          <w:bCs/>
-        </w:rPr>
-        <w:t xml:space="preserve">Exercise 8 uses your real mail, calendar, and Teams.</w:t>
-      </w:r>
-      <w:r>
-        <w:t xml:space="preserve"> </w:t>
-      </w:r>
-      <w:r>
-        <w:t xml:space="preserve">Cowork sees only what you can already see,</w:t>
-      </w:r>
-      <w:r>
-        <w:t xml:space="preserve"> </w:t>
-      </w:r>
-      <w:r>
-        <w:t xml:space="preserve">and the results stay in your account.</w:t>
-      </w:r>
-      <w:r>
-        <w:t xml:space="preserve"> </w:t>
-      </w:r>
-      <w:r>
-        <w:rPr>
-          <w:b/>
-          <w:bCs/>
-        </w:rPr>
-        <w:t xml:space="preserve">Don't project or screen-share</w:t>
-      </w:r>
-      <w:r>
-        <w:t xml:space="preserve"> </w:t>
-      </w:r>
-      <w:r>
-        <w:t xml:space="preserve">your Exercise 8 results.</w:t>
-      </w:r>
-    </w:p>
-    <w:p>
-      <w:pPr>
-        <w:pStyle w:val="Compact"/>
-        <w:numPr>
-          <w:ilvl w:val="0"/>
-          <w:numId w:val="1020"/>
-        </w:numPr>
-      </w:pPr>
-      <w:r>
-        <w:rPr>
-          <w:b/>
-          <w:bCs/>
-        </w:rPr>
-        <w:t xml:space="preserve">Every other exercise uses the fictional Zava sample files.</w:t>
-      </w:r>
-      <w:r>
-        <w:t xml:space="preserve"> </w:t>
-      </w:r>
-      <w:r>
-        <w:t xml:space="preserve">Don't add real employee records or</w:t>
-      </w:r>
-      <w:r>
-        <w:t xml:space="preserve"> </w:t>
-      </w:r>
-      <w:r>
-        <w:t xml:space="preserve">personal data to the exercise files, prompts, or skills.</w:t>
-      </w:r>
-    </w:p>
-    <w:p>
-      <w:pPr>
-        <w:pStyle w:val="Compact"/>
-        <w:numPr>
-          <w:ilvl w:val="0"/>
-          <w:numId w:val="1020"/>
-        </w:numPr>
-      </w:pPr>
-      <w:r>
-        <w:t xml:space="preserve">Your</w:t>
-      </w:r>
-      <w:r>
-        <w:t xml:space="preserve"> </w:t>
-      </w:r>
-      <w:r>
-        <w:rPr>
-          <w:b/>
-          <w:bCs/>
-        </w:rPr>
-        <w:t xml:space="preserve">OneDrive, drafts, and skills</w:t>
-      </w:r>
-      <w:r>
-        <w:t xml:space="preserve"> </w:t>
-      </w:r>
-      <w:r>
-        <w:t xml:space="preserve">are tied to</w:t>
-      </w:r>
-      <w:r>
-        <w:t xml:space="preserve"> </w:t>
-      </w:r>
-      <w:r>
-        <w:rPr>
-          <w:b/>
-          <w:bCs/>
-        </w:rPr>
-        <w:t xml:space="preserve">your account</w:t>
-      </w:r>
-      <w:r>
-        <w:t xml:space="preserve">. Keep any</w:t>
-      </w:r>
-      <w:r>
-        <w:t xml:space="preserve"> </w:t>
-      </w:r>
-      <w:r>
-        <w:rPr>
-          <w:b/>
-          <w:bCs/>
-        </w:rPr>
-        <w:t xml:space="preserve">custom skill you build</w:t>
-      </w:r>
-      <w:r>
-        <w:rPr>
-          <w:b/>
-          <w:bCs/>
-        </w:rPr>
-        <w:t xml:space="preserve"> </w:t>
-      </w:r>
-      <w:r>
-        <w:rPr>
-          <w:b/>
-          <w:bCs/>
-        </w:rPr>
-        <w:t xml:space="preserve">"Only you"</w:t>
-      </w:r>
-      <w:r>
-        <w:t xml:space="preserve"> </w:t>
-      </w:r>
-      <w:r>
-        <w:t xml:space="preserve">(or add your initials to the name), so the tenant doesn't get 25 identically named skills.</w:t>
-      </w:r>
-    </w:p>
-    <w:p>
-      <w:pPr>
-        <w:pStyle w:val="Compact"/>
-        <w:numPr>
-          <w:ilvl w:val="0"/>
-          <w:numId w:val="1020"/>
-        </w:numPr>
-      </w:pPr>
-      <w:r>
-        <w:rPr>
-          <w:b/>
-          <w:bCs/>
-        </w:rPr>
-        <w:t xml:space="preserve">Send nothing to anyone else:</w:t>
-      </w:r>
-      <w:r>
-        <w:t xml:space="preserve"> </w:t>
-      </w:r>
-      <w:r>
-        <w:t xml:space="preserve">save drafts, or send only to yourself.</w:t>
-      </w:r>
-    </w:p>
-    <w:bookmarkEnd w:id="31"/>
-    <w:bookmarkStart w:id="32" w:name="if-something-isnt-ready"/>
-    <w:p>
-      <w:pPr>
-        <w:pStyle w:val="Heading2"/>
-      </w:pPr>
-      <w:r>
-        <w:t xml:space="preserve">If something isn't ready</w:t>
-      </w:r>
-    </w:p>
-    <w:p>
-      <w:pPr>
-        <w:pStyle w:val="Compact"/>
-        <w:numPr>
-          <w:ilvl w:val="0"/>
-          <w:numId w:val="1021"/>
         </w:numPr>
       </w:pPr>
       <w:r>
@@ -3286,7 +3270,7 @@
         <w:pStyle w:val="Compact"/>
         <w:numPr>
           <w:ilvl w:val="0"/>
-          <w:numId w:val="1021"/>
+          <w:numId w:val="1020"/>
         </w:numPr>
       </w:pPr>
       <w:r>
@@ -3314,7 +3298,7 @@
         <w:pStyle w:val="Compact"/>
         <w:numPr>
           <w:ilvl w:val="0"/>
-          <w:numId w:val="1021"/>
+          <w:numId w:val="1020"/>
         </w:numPr>
       </w:pPr>
       <w:r>
@@ -3342,7 +3326,7 @@
         <w:pStyle w:val="Compact"/>
         <w:numPr>
           <w:ilvl w:val="0"/>
-          <w:numId w:val="1021"/>
+          <w:numId w:val="1020"/>
         </w:numPr>
       </w:pPr>
       <w:r>
@@ -4212,12 +4196,9 @@
     <w:abstractNumId w:val="992"/>
   </w:num>
   <w:num w:numId="1019">
-    <w:abstractNumId w:val="992"/>
+    <w:abstractNumId w:val="991"/>
   </w:num>
   <w:num w:numId="1020">
-    <w:abstractNumId w:val="991"/>
-  </w:num>
-  <w:num w:numId="1021">
     <w:abstractNumId w:val="991"/>
   </w:num>
 </w:numbering>

--- a/instructor/readiness-checklist.docx
+++ b/instructor/readiness-checklist.docx
@@ -2990,7 +2990,7 @@
           <w:rPr>
             <w:rStyle w:val="Hyperlink"/>
           </w:rPr>
-          <w:t xml:space="preserve">Optional Sections</w:t>
+          <w:t xml:space="preserve">Appendix</w:t>
         </w:r>
       </w:hyperlink>
       <w:r>

--- a/instructor/readiness-checklist.docx
+++ b/instructor/readiness-checklist.docx
@@ -2064,6 +2064,52 @@
         </w:numPr>
       </w:pPr>
       <w:r>
+        <w:t xml:space="preserve">Verify</w:t>
+      </w:r>
+      <w:r>
+        <w:t xml:space="preserve"> </w:t>
+      </w:r>
+      <w:r>
+        <w:rPr>
+          <w:b/>
+          <w:bCs/>
+        </w:rPr>
+        <w:t xml:space="preserve">enough remaining Copilot Credits / budget</w:t>
+      </w:r>
+      <w:r>
+        <w:t xml:space="preserve"> </w:t>
+      </w:r>
+      <w:r>
+        <w:t xml:space="preserve">for every attendee to finish the training:</w:t>
+      </w:r>
+      <w:r>
+        <w:t xml:space="preserve"> </w:t>
+      </w:r>
+      <w:r>
+        <w:t xml:space="preserve">check policy spending limits and user/group credit limits, and allow headroom for all exercises,</w:t>
+      </w:r>
+      <w:r>
+        <w:t xml:space="preserve"> </w:t>
+      </w:r>
+      <w:r>
+        <w:t xml:space="preserve">retries, and scheduled runs until paused. Use the estimator and a dry run rather than a fixed</w:t>
+      </w:r>
+      <w:r>
+        <w:t xml:space="preserve"> </w:t>
+      </w:r>
+      <w:r>
+        <w:t xml:space="preserve">credit allowance. Access alone does not guarantee enough credits to complete the workshop.</w:t>
+      </w:r>
+    </w:p>
+    <w:p>
+      <w:pPr>
+        <w:pStyle w:val="Compact"/>
+        <w:numPr>
+          <w:ilvl w:val="0"/>
+          <w:numId w:val="1007"/>
+        </w:numPr>
+      </w:pPr>
+      <w:r>
         <w:rPr>
           <w:b/>
           <w:bCs/>
@@ -2193,7 +2239,7 @@
         <w:pStyle w:val="Compact"/>
         <w:numPr>
           <w:ilvl w:val="0"/>
-          <w:numId w:val="1007"/>
+          <w:numId w:val="1008"/>
         </w:numPr>
       </w:pPr>
       <w:r>
@@ -2283,7 +2329,7 @@
         <w:pStyle w:val="Compact"/>
         <w:numPr>
           <w:ilvl w:val="0"/>
-          <w:numId w:val="1008"/>
+          <w:numId w:val="1009"/>
         </w:numPr>
       </w:pPr>
       <w:r>
@@ -2350,7 +2396,7 @@
         <w:pStyle w:val="Compact"/>
         <w:numPr>
           <w:ilvl w:val="0"/>
-          <w:numId w:val="1009"/>
+          <w:numId w:val="1010"/>
         </w:numPr>
       </w:pPr>
       <w:r>
@@ -2505,7 +2551,7 @@
         <w:pStyle w:val="Compact"/>
         <w:numPr>
           <w:ilvl w:val="0"/>
-          <w:numId w:val="1010"/>
+          <w:numId w:val="1011"/>
         </w:numPr>
       </w:pPr>
       <w:r>
@@ -2566,7 +2612,7 @@
         <w:pStyle w:val="Compact"/>
         <w:numPr>
           <w:ilvl w:val="0"/>
-          <w:numId w:val="1011"/>
+          <w:numId w:val="1012"/>
         </w:numPr>
       </w:pPr>
       <w:r>
@@ -2621,7 +2667,7 @@
         <w:pStyle w:val="Compact"/>
         <w:numPr>
           <w:ilvl w:val="0"/>
-          <w:numId w:val="1012"/>
+          <w:numId w:val="1013"/>
         </w:numPr>
       </w:pPr>
       <w:r>
@@ -2675,7 +2721,7 @@
         <w:pStyle w:val="Compact"/>
         <w:numPr>
           <w:ilvl w:val="0"/>
-          <w:numId w:val="1013"/>
+          <w:numId w:val="1014"/>
         </w:numPr>
       </w:pPr>
       <w:r>
@@ -2766,7 +2812,7 @@
         <w:pStyle w:val="Compact"/>
         <w:numPr>
           <w:ilvl w:val="0"/>
-          <w:numId w:val="1014"/>
+          <w:numId w:val="1015"/>
         </w:numPr>
       </w:pPr>
       <w:r>
@@ -2826,62 +2872,37 @@
         <w:pStyle w:val="Compact"/>
         <w:numPr>
           <w:ilvl w:val="0"/>
-          <w:numId w:val="1015"/>
-        </w:numPr>
-      </w:pPr>
-      <w:r>
-        <w:t xml:space="preserve">I can see the</w:t>
-      </w:r>
-      <w:r>
-        <w:t xml:space="preserve"> </w:t>
-      </w:r>
-      <w:r>
-        <w:rPr>
-          <w:b/>
-          <w:bCs/>
-        </w:rPr>
-        <w:t xml:space="preserve">Cowork</w:t>
-      </w:r>
-      <w:r>
-        <w:t xml:space="preserve"> </w:t>
-      </w:r>
-      <w:r>
-        <w:t xml:space="preserve">toggle at the top (next to</w:t>
-      </w:r>
-      <w:r>
-        <w:t xml:space="preserve"> </w:t>
-      </w:r>
-      <w:r>
-        <w:rPr>
-          <w:b/>
-          <w:bCs/>
-        </w:rPr>
-        <w:t xml:space="preserve">Chat</w:t>
-      </w:r>
-      <w:r>
-        <w:t xml:space="preserve">).</w:t>
-      </w:r>
-    </w:p>
-    <w:p>
-      <w:pPr>
-        <w:pStyle w:val="Compact"/>
-        <w:numPr>
-          <w:ilvl w:val="0"/>
           <w:numId w:val="1016"/>
         </w:numPr>
       </w:pPr>
       <w:r>
-        <w:t xml:space="preserve">I ran a smoke-test prompt in Cowork and got a response (e.g.,</w:t>
-      </w:r>
-      <w:r>
-        <w:t xml:space="preserve"> </w:t>
-      </w:r>
-      <w:r>
-        <w:rPr>
-          <w:i/>
-          <w:iCs/>
-        </w:rPr>
-        <w:t xml:space="preserve">"Give me a one-sentence hello."</w:t>
+        <w:t xml:space="preserve">I can see the</w:t>
+      </w:r>
+      <w:r>
+        <w:t xml:space="preserve"> </w:t>
+      </w:r>
+      <w:r>
+        <w:rPr>
+          <w:b/>
+          <w:bCs/>
+        </w:rPr>
+        <w:t xml:space="preserve">Cowork</w:t>
+      </w:r>
+      <w:r>
+        <w:t xml:space="preserve"> </w:t>
+      </w:r>
+      <w:r>
+        <w:t xml:space="preserve">toggle at the top (next to</w:t>
+      </w:r>
+      <w:r>
+        <w:t xml:space="preserve"> </w:t>
+      </w:r>
+      <w:r>
+        <w:rPr>
+          <w:b/>
+          <w:bCs/>
+        </w:rPr>
+        <w:t xml:space="preserve">Chat</w:t>
       </w:r>
       <w:r>
         <w:t xml:space="preserve">).</w:t>
@@ -2896,55 +2917,20 @@
         </w:numPr>
       </w:pPr>
       <w:r>
-        <w:t xml:space="preserve">I copied the</w:t>
-      </w:r>
-      <w:r>
-        <w:t xml:space="preserve"> </w:t>
-      </w:r>
-      <w:r>
-        <w:rPr>
-          <w:b/>
-          <w:bCs/>
-        </w:rPr>
-        <w:t xml:space="preserve">sample-knowledge</w:t>
-      </w:r>
-      <w:r>
-        <w:t xml:space="preserve"> </w:t>
-      </w:r>
-      <w:r>
-        <w:t xml:space="preserve">files from the shared location into my</w:t>
-      </w:r>
-      <w:r>
-        <w:t xml:space="preserve"> </w:t>
-      </w:r>
-      <w:r>
-        <w:rPr>
-          <w:b/>
-          <w:bCs/>
-        </w:rPr>
-        <w:t xml:space="preserve">own OneDrive</w:t>
-      </w:r>
-      <w:r>
-        <w:t xml:space="preserve"> </w:t>
-      </w:r>
-      <w:r>
-        <w:t xml:space="preserve">folder</w:t>
-      </w:r>
-      <w:r>
-        <w:t xml:space="preserve"> </w:t>
-      </w:r>
-      <w:r>
-        <w:rPr>
-          <w:b/>
-          <w:bCs/>
-        </w:rPr>
-        <w:t xml:space="preserve">Documents/ai_hr_cowork_workshop</w:t>
-      </w:r>
-      <w:r>
-        <w:t xml:space="preserve"> </w:t>
-      </w:r>
-      <w:r>
-        <w:t xml:space="preserve">(I created it in OneDrive → My files → Documents).</w:t>
+        <w:t xml:space="preserve">I ran a smoke-test prompt in Cowork and got a response (e.g.,</w:t>
+      </w:r>
+      <w:r>
+        <w:t xml:space="preserve"> </w:t>
+      </w:r>
+      <w:r>
+        <w:rPr>
+          <w:i/>
+          <w:iCs/>
+        </w:rPr>
+        <w:t xml:space="preserve">"Give me a one-sentence hello."</w:t>
+      </w:r>
+      <w:r>
+        <w:t xml:space="preserve">).</w:t>
       </w:r>
     </w:p>
     <w:p>
@@ -2953,6 +2939,66 @@
         <w:numPr>
           <w:ilvl w:val="0"/>
           <w:numId w:val="1018"/>
+        </w:numPr>
+      </w:pPr>
+      <w:r>
+        <w:t xml:space="preserve">I copied the</w:t>
+      </w:r>
+      <w:r>
+        <w:t xml:space="preserve"> </w:t>
+      </w:r>
+      <w:r>
+        <w:rPr>
+          <w:b/>
+          <w:bCs/>
+        </w:rPr>
+        <w:t xml:space="preserve">sample-knowledge</w:t>
+      </w:r>
+      <w:r>
+        <w:t xml:space="preserve"> </w:t>
+      </w:r>
+      <w:r>
+        <w:t xml:space="preserve">files from the shared location into my</w:t>
+      </w:r>
+      <w:r>
+        <w:t xml:space="preserve"> </w:t>
+      </w:r>
+      <w:r>
+        <w:rPr>
+          <w:b/>
+          <w:bCs/>
+        </w:rPr>
+        <w:t xml:space="preserve">own OneDrive</w:t>
+      </w:r>
+      <w:r>
+        <w:t xml:space="preserve"> </w:t>
+      </w:r>
+      <w:r>
+        <w:t xml:space="preserve">folder</w:t>
+      </w:r>
+      <w:r>
+        <w:t xml:space="preserve"> </w:t>
+      </w:r>
+      <w:r>
+        <w:rPr>
+          <w:b/>
+          <w:bCs/>
+        </w:rPr>
+        <w:t xml:space="preserve">Documents/ai_hr_cowork_workshop</w:t>
+      </w:r>
+      <w:r>
+        <w:t xml:space="preserve"> </w:t>
+      </w:r>
+      <w:r>
+        <w:t xml:space="preserve">(I created it in OneDrive → My files → Documents).</w:t>
+      </w:r>
+    </w:p>
+    <w:p>
+      <w:pPr>
+        <w:pStyle w:val="Compact"/>
+        <w:numPr>
+          <w:ilvl w:val="0"/>
+          <w:numId w:val="1019"/>
         </w:numPr>
       </w:pPr>
       <w:r>
@@ -3015,7 +3061,7 @@
         <w:pStyle w:val="Compact"/>
         <w:numPr>
           <w:ilvl w:val="0"/>
-          <w:numId w:val="1019"/>
+          <w:numId w:val="1020"/>
         </w:numPr>
       </w:pPr>
       <w:r>
@@ -3059,7 +3105,7 @@
         <w:pStyle w:val="Compact"/>
         <w:numPr>
           <w:ilvl w:val="0"/>
-          <w:numId w:val="1019"/>
+          <w:numId w:val="1020"/>
         </w:numPr>
       </w:pPr>
       <w:r>
@@ -3087,7 +3133,7 @@
         <w:pStyle w:val="Compact"/>
         <w:numPr>
           <w:ilvl w:val="0"/>
-          <w:numId w:val="1019"/>
+          <w:numId w:val="1020"/>
         </w:numPr>
       </w:pPr>
       <w:r>
@@ -3158,7 +3204,7 @@
         <w:pStyle w:val="Compact"/>
         <w:numPr>
           <w:ilvl w:val="0"/>
-          <w:numId w:val="1019"/>
+          <w:numId w:val="1020"/>
         </w:numPr>
       </w:pPr>
       <w:r>
@@ -3190,7 +3236,7 @@
         <w:pStyle w:val="Compact"/>
         <w:numPr>
           <w:ilvl w:val="0"/>
-          <w:numId w:val="1020"/>
+          <w:numId w:val="1021"/>
         </w:numPr>
       </w:pPr>
       <w:r>
@@ -3270,7 +3316,7 @@
         <w:pStyle w:val="Compact"/>
         <w:numPr>
           <w:ilvl w:val="0"/>
-          <w:numId w:val="1020"/>
+          <w:numId w:val="1021"/>
         </w:numPr>
       </w:pPr>
       <w:r>
@@ -3298,7 +3344,7 @@
         <w:pStyle w:val="Compact"/>
         <w:numPr>
           <w:ilvl w:val="0"/>
-          <w:numId w:val="1020"/>
+          <w:numId w:val="1021"/>
         </w:numPr>
       </w:pPr>
       <w:r>
@@ -3326,7 +3372,7 @@
         <w:pStyle w:val="Compact"/>
         <w:numPr>
           <w:ilvl w:val="0"/>
-          <w:numId w:val="1020"/>
+          <w:numId w:val="1021"/>
         </w:numPr>
       </w:pPr>
       <w:r>
@@ -4196,9 +4242,12 @@
     <w:abstractNumId w:val="992"/>
   </w:num>
   <w:num w:numId="1019">
+    <w:abstractNumId w:val="992"/>
+  </w:num>
+  <w:num w:numId="1020">
     <w:abstractNumId w:val="991"/>
   </w:num>
-  <w:num w:numId="1020">
+  <w:num w:numId="1021">
     <w:abstractNumId w:val="991"/>
   </w:num>
 </w:numbering>
